--- a/docs/delivery/gost/documentation.docx
+++ b/docs/delivery/gost/documentation.docx
@@ -167,7 +167,7 @@
             <w:color w:val="000000"/>
             <w:u w:val="none"/>
           </w:rPr>
-          <w:t xml:space="preserve">внешний парольный стенд с ограничениями</w:t>
+          <w:t xml:space="preserve">внешний демо-стенд с ограничениями</w:t>
         </w:r>
       </w:hyperlink>
       <w:r>
@@ -176,7 +176,7 @@
           <w:color w:val="000000"/>
           <w:u w:val="none"/>
         </w:rPr>
-        <w:t>.</w:t>
+        <w:t>. Внешний Basic Auth снят по решению владельца; логины и пароль синтетических аккаунтов опубликованы в документе 60, отдельная передача пароля жюри не требуется.</w:t>
       </w:r>
     </w:p>
     <w:p>
@@ -2867,7 +2867,7 @@
           <w:color w:val="000000"/>
           <w:u w:val="none"/>
         </w:rPr>
-        <w:t xml:space="preserve">Синтетические данные, нет пилота и экспертной калибровки порогов; результаты валидации модельные; ФСП ID и реестр имитируются; практические задания с кодом требуют отдельного VM-runner. Внешний парольный стенд имеет ограничения, описанные в </w:t>
+        <w:t xml:space="preserve">Синтетические данные, нет пилота и экспертной калибровки порогов; результаты валидации модельные; ФСП ID и реестр имитируются; практические задания с кодом требуют отдельного VM-runner. Внешний демо-стенд имеет ограничения, описанные в </w:t>
       </w:r>
       <w:hyperlink w:anchor="doc_61" w:history="1">
         <w:r>
@@ -2903,7 +2903,7 @@
           <w:color w:val="000000"/>
           <w:u w:val="none"/>
         </w:rPr>
-        <w:t>. Код и материалы доступны жюри без приглашений GitHub; пароль HTTPS-стенда передаётся отдельно.</w:t>
+        <w:t>. Код и материалы доступны жюри без приглашений GitHub; данные входа в тестовые аккаунты HTTPS-стенда указаны в документе 60.</w:t>
       </w:r>
     </w:p>
     <w:p>
@@ -9858,7 +9858,7 @@
           <w:color w:val="000000"/>
           <w:u w:val="none"/>
         </w:rPr>
-        <w:t>lct-2026</w:t>
+        <w:t>lct-2026-jury-v2</w:t>
       </w:r>
       <w:r>
         <w:rPr>
@@ -10194,7 +10194,7 @@
                   <w:color w:val="000000"/>
                   <w:u w:val="none"/>
                 </w:rPr>
-                <w:t xml:space="preserve">Временный стенд жюри с парольным доступом</w:t>
+                <w:t xml:space="preserve">Открытый демо-стенд; данные входа ниже</w:t>
               </w:r>
             </w:hyperlink>
           </w:p>
@@ -10347,7 +10347,7 @@
           <w:color w:val="000000"/>
           <w:u w:val="none"/>
         </w:rPr>
-        <w:t>2. Временный домен</w:t>
+        <w:t>2. Доступ жюри к демо</w:t>
       </w:r>
     </w:p>
     <w:p>
@@ -10357,6 +10357,284 @@
           <w:color w:val="000000"/>
           <w:u w:val="none"/>
         </w:rPr>
+        <w:t xml:space="preserve">Откройте </w:t>
+      </w:r>
+      <w:hyperlink r:id="rId54">
+        <w:r>
+          <w:rPr>
+            <w:rFonts w:ascii="Times New Roman" w:hAnsi="Times New Roman" w:eastAsia="Times New Roman" w:cs="Times New Roman"/>
+            <w:color w:val="000000"/>
+            <w:u w:val="none"/>
+          </w:rPr>
+          <w:t xml:space="preserve">https://fsptest.kolesnikovny.ru</w:t>
+        </w:r>
+      </w:hyperlink>
+      <w:r>
+        <w:rPr>
+          <w:rFonts w:ascii="Times New Roman" w:hAnsi="Times New Roman" w:eastAsia="Times New Roman" w:cs="Times New Roman"/>
+          <w:color w:val="000000"/>
+          <w:u w:val="none"/>
+        </w:rPr>
+        <w:t>. Отдельного окна Basic Auth и внешнего пароля больше нет. На странице входа введите демонстрационную почту и общий пароль тестовых аккаунтов:</w:t>
+      </w:r>
+    </w:p>
+    <w:p>
+      <w:pPr>
+        <w:pStyle w:val="GOSTTableReference"/>
+      </w:pPr>
+      <w:r>
+        <w:rPr>
+          <w:rFonts w:ascii="Times New Roman" w:hAnsi="Times New Roman" w:eastAsia="Times New Roman" w:cs="Times New Roman"/>
+          <w:color w:val="000000"/>
+          <w:sz w:val="28"/>
+          <w:u w:val="none"/>
+        </w:rPr>
+        <w:t>Сведения приведены в таблице 6.</w:t>
+      </w:r>
+    </w:p>
+    <w:p>
+      <w:pPr>
+        <w:pStyle w:val="GOSTTableCaption"/>
+      </w:pPr>
+      <w:r>
+        <w:rPr>
+          <w:rFonts w:ascii="Times New Roman" w:hAnsi="Times New Roman" w:eastAsia="Times New Roman" w:cs="Times New Roman"/>
+          <w:color w:val="000000"/>
+          <w:sz w:val="24"/>
+          <w:u w:val="none"/>
+        </w:rPr>
+        <w:t>Таблица 6 — Доступ жюри к демо</w:t>
+      </w:r>
+    </w:p>
+    <w:tbl>
+      <w:tblPr>
+        <w:tblStyle w:val="TableGrid"/>
+        <w:tblW w:type="auto" w:w="0"/>
+        <w:jc w:val="center"/>
+        <w:tblLayout w:type="fixed"/>
+        <w:tblLook w:firstColumn="1" w:firstRow="1" w:lastColumn="0" w:lastRow="0" w:noHBand="0" w:noVBand="1" w:val="04A0"/>
+      </w:tblPr>
+      <w:tblGrid>
+        <w:gridCol w:w="4677"/>
+        <w:gridCol w:w="4677"/>
+      </w:tblGrid>
+      <w:tr>
+        <w:trPr>
+          <w:cantSplit/>
+          <w:tblHeader w:val="true"/>
+        </w:trPr>
+        <w:tc>
+          <w:tcPr>
+            <w:tcW w:type="dxa" w:w="2551"/>
+            <w:vAlign w:val="center"/>
+          </w:tcPr>
+          <w:p>
+            <w:pPr>
+              <w:spacing w:line="240" w:lineRule="auto" w:before="0" w:after="0"/>
+              <w:ind w:firstLine="0"/>
+              <w:jc w:val="left"/>
+            </w:pPr>
+            <w:r>
+              <w:rPr>
+                <w:rFonts w:ascii="Times New Roman" w:hAnsi="Times New Roman" w:eastAsia="Times New Roman" w:cs="Times New Roman"/>
+                <w:b/>
+                <w:color w:val="000000"/>
+                <w:sz w:val="24"/>
+                <w:u w:val="none"/>
+              </w:rPr>
+              <w:t>Роль</w:t>
+            </w:r>
+          </w:p>
+        </w:tc>
+        <w:tc>
+          <w:tcPr>
+            <w:tcW w:type="dxa" w:w="6803"/>
+            <w:vAlign w:val="center"/>
+          </w:tcPr>
+          <w:p>
+            <w:pPr>
+              <w:spacing w:line="240" w:lineRule="auto" w:before="0" w:after="0"/>
+              <w:ind w:firstLine="0"/>
+              <w:jc w:val="left"/>
+            </w:pPr>
+            <w:r>
+              <w:rPr>
+                <w:rFonts w:ascii="Times New Roman" w:hAnsi="Times New Roman" w:eastAsia="Times New Roman" w:cs="Times New Roman"/>
+                <w:b/>
+                <w:color w:val="000000"/>
+                <w:sz w:val="24"/>
+                <w:u w:val="none"/>
+              </w:rPr>
+              <w:t>Демонстрационная почта</w:t>
+            </w:r>
+          </w:p>
+        </w:tc>
+      </w:tr>
+      <w:tr>
+        <w:trPr>
+          <w:cantSplit/>
+        </w:trPr>
+        <w:tc>
+          <w:tcPr>
+            <w:tcW w:type="dxa" w:w="2551"/>
+            <w:vAlign w:val="center"/>
+          </w:tcPr>
+          <w:p>
+            <w:pPr>
+              <w:spacing w:line="240" w:lineRule="auto" w:before="0" w:after="0"/>
+              <w:ind w:firstLine="0"/>
+              <w:jc w:val="left"/>
+            </w:pPr>
+            <w:r>
+              <w:rPr>
+                <w:rFonts w:ascii="Times New Roman" w:hAnsi="Times New Roman" w:eastAsia="Times New Roman" w:cs="Times New Roman"/>
+                <w:color w:val="000000"/>
+                <w:sz w:val="24"/>
+                <w:u w:val="none"/>
+              </w:rPr>
+              <w:t>Кандидат</w:t>
+            </w:r>
+          </w:p>
+        </w:tc>
+        <w:tc>
+          <w:tcPr>
+            <w:tcW w:type="dxa" w:w="6803"/>
+            <w:vAlign w:val="center"/>
+          </w:tcPr>
+          <w:p>
+            <w:pPr>
+              <w:spacing w:line="240" w:lineRule="auto" w:before="0" w:after="0"/>
+              <w:ind w:firstLine="0"/>
+              <w:jc w:val="left"/>
+            </w:pPr>
+            <w:r>
+              <w:rPr>
+                <w:rFonts w:ascii="Times New Roman" w:hAnsi="Times New Roman" w:eastAsia="Times New Roman" w:cs="Times New Roman"/>
+                <w:color w:val="000000"/>
+                <w:sz w:val="24"/>
+                <w:u w:val="none"/>
+              </w:rPr>
+              <w:t>demo-candidate-a@example.invalid</w:t>
+            </w:r>
+          </w:p>
+        </w:tc>
+      </w:tr>
+      <w:tr>
+        <w:trPr>
+          <w:cantSplit/>
+        </w:trPr>
+        <w:tc>
+          <w:tcPr>
+            <w:tcW w:type="dxa" w:w="2551"/>
+            <w:vAlign w:val="center"/>
+          </w:tcPr>
+          <w:p>
+            <w:pPr>
+              <w:spacing w:line="240" w:lineRule="auto" w:before="0" w:after="0"/>
+              <w:ind w:firstLine="0"/>
+              <w:jc w:val="left"/>
+            </w:pPr>
+            <w:r>
+              <w:rPr>
+                <w:rFonts w:ascii="Times New Roman" w:hAnsi="Times New Roman" w:eastAsia="Times New Roman" w:cs="Times New Roman"/>
+                <w:color w:val="000000"/>
+                <w:sz w:val="24"/>
+                <w:u w:val="none"/>
+              </w:rPr>
+              <w:t>Работодатель</w:t>
+            </w:r>
+          </w:p>
+        </w:tc>
+        <w:tc>
+          <w:tcPr>
+            <w:tcW w:type="dxa" w:w="6803"/>
+            <w:vAlign w:val="center"/>
+          </w:tcPr>
+          <w:p>
+            <w:pPr>
+              <w:spacing w:line="240" w:lineRule="auto" w:before="0" w:after="0"/>
+              <w:ind w:firstLine="0"/>
+              <w:jc w:val="left"/>
+            </w:pPr>
+            <w:r>
+              <w:rPr>
+                <w:rFonts w:ascii="Times New Roman" w:hAnsi="Times New Roman" w:eastAsia="Times New Roman" w:cs="Times New Roman"/>
+                <w:color w:val="000000"/>
+                <w:sz w:val="24"/>
+                <w:u w:val="none"/>
+              </w:rPr>
+              <w:t>demo-employer-x@example.invalid</w:t>
+            </w:r>
+          </w:p>
+        </w:tc>
+      </w:tr>
+    </w:tbl>
+    <w:p>
+      <w:pPr>
+        <w:spacing w:after="0"/>
+        <w:ind w:firstLine="0"/>
+      </w:pPr>
+    </w:p>
+    <w:p>
+      <w:r>
+        <w:rPr>
+          <w:rFonts w:ascii="Times New Roman" w:hAnsi="Times New Roman" w:eastAsia="Times New Roman" w:cs="Times New Roman"/>
+          <w:color w:val="000000"/>
+          <w:u w:val="none"/>
+        </w:rPr>
+        <w:t>Пароль обоих тестовых аккаунтов:</w:t>
+      </w:r>
+    </w:p>
+    <w:p>
+      <w:r>
+        <w:rPr>
+          <w:rFonts w:ascii="Times New Roman" w:hAnsi="Times New Roman" w:eastAsia="Times New Roman" w:cs="Times New Roman"/>
+          <w:color w:val="000000"/>
+          <w:u w:val="none"/>
+        </w:rPr>
+        <w:t>LhqDLeyL_qtmcp5JlAzfZlotXmpXUUyT58ohEJewKDZx0poylO83YWn7tx2ejJIt</w:t>
+      </w:r>
+    </w:p>
+    <w:p>
+      <w:r>
+        <w:rPr>
+          <w:rFonts w:ascii="Times New Roman" w:hAnsi="Times New Roman" w:eastAsia="Times New Roman" w:cs="Times New Roman"/>
+          <w:color w:val="000000"/>
+          <w:u w:val="none"/>
+        </w:rPr>
+        <w:t>Нажмите «Войти с паролем». Для смены роли выйдите из аккаунта и войдите с другим адресом из таблицы. Адреса синтетические: получать письмо не требуется. Это общие демонстрационные аккаунты; введённые тестовые изменения могут видеть другие проверяющие. Используйте только вымышленные данные.</w:t>
+      </w:r>
+    </w:p>
+    <w:p>
+      <w:r>
+        <w:rPr>
+          <w:rFonts w:ascii="Times New Roman" w:hAnsi="Times New Roman" w:eastAsia="Times New Roman" w:cs="Times New Roman"/>
+          <w:color w:val="000000"/>
+          <w:u w:val="none"/>
+        </w:rPr>
+        <w:t>Владелец разрешил снять внешний пароль и опубликовать эти данные входа 11 октября 2026 года, поскольку отдельная передача жюри невозможна. Пароли NAS, VPS, базы данных, SSH-ключи и runner token сюда не относятся.</w:t>
+      </w:r>
+    </w:p>
+    <w:p>
+      <w:pPr>
+        <w:pStyle w:val="Heading2"/>
+      </w:pPr>
+      <w:r>
+        <w:rPr>
+          <w:rFonts w:ascii="Times New Roman" w:hAnsi="Times New Roman" w:eastAsia="Times New Roman" w:cs="Times New Roman"/>
+          <w:color w:val="000000"/>
+          <w:u w:val="none"/>
+        </w:rPr>
+        <w:t>3. Временный домен</w:t>
+      </w:r>
+    </w:p>
+    <w:p>
+      <w:r>
+        <w:rPr>
+          <w:rFonts w:ascii="Times New Roman" w:hAnsi="Times New Roman" w:eastAsia="Times New Roman" w:cs="Times New Roman"/>
+          <w:color w:val="000000"/>
+          <w:u w:val="none"/>
+        </w:rPr>
         <w:t xml:space="preserve">Временный стенд доступен по адресу </w:t>
       </w:r>
       <w:r>
@@ -10373,7 +10651,7 @@
           <w:color w:val="000000"/>
           <w:u w:val="none"/>
         </w:rPr>
-        <w:t xml:space="preserve"> через отдельный nginx vhost российского VPS ru2 и зашифрованный обратный SSH-туннель к NAS в России. Размещение в России подтверждено владельцем; это не вывод по GeoIP. На 11 октября 2026 года внешний клиент с компьютера владельца прошёл 22 HTTP-проверки с обычной проверкой доверия TLS: политика с фактическим оператором, Basic Auth, парольный вход кандидата и работодателя, Secure/HttpOnly cookie, CSRF и выход, экспорт синтетического профиля, запрет регистрации, загрузки резюме и mock-входа ФСП. Протокол — </w:t>
+        <w:t xml:space="preserve"> через отдельный nginx vhost российского VPS ru2 и зашифрованный обратный SSH-туннель к NAS в России. Размещение в России подтверждено владельцем; это не вывод по GeoIP. На 11 октября 2026 года внешний клиент с компьютера владельца прошёл 22 HTTP-проверки с обычной проверкой доверия TLS: политика с фактическим оператором, прежний Basic Auth, парольный вход кандидата и работодателя, Secure/HttpOnly cookie, CSRF и выход, экспорт синтетического профиля, запрет регистрации, загрузки резюме и mock-входа ФСП. Протокол — </w:t>
       </w:r>
       <w:r>
         <w:rPr>
@@ -10409,7 +10687,23 @@
           <w:color w:val="000000"/>
           <w:u w:val="none"/>
         </w:rPr>
-        <w:t xml:space="preserve"> используют отдельный проект, базу и парольный доступ проверяющих. Почта, регистрация, вход по коду, mock-вход ФСП и загрузка PDF в показе жюри отключены. Полный путь регистрации и ФСП mock проверяется локально по инструкции; видео показывает регистрацию кандидата через mock-почту, но не внешний API ФСП. Временный синтетический стенд не предназначен для реальных соискателей. Базовые задания доступны без LLM; публичный jury-показ не подключает модель. Локальный полный стенд и универсальный коннектор Qwen описаны в инструкции развёртывания.</w:t>
+        <w:t xml:space="preserve"> используют отдельный проект и базу с синтетическими аккаунтами. Вход в приложение сохраняется; внешний Basic Auth снят отдельным override </w:t>
+      </w:r>
+      <w:r>
+        <w:rPr>
+          <w:rFonts w:ascii="Times New Roman" w:hAnsi="Times New Roman" w:eastAsia="Times New Roman" w:cs="Times New Roman"/>
+          <w:color w:val="000000"/>
+          <w:u w:val="none"/>
+        </w:rPr>
+        <w:t>compose.jury-public-demo.yaml</w:t>
+      </w:r>
+      <w:r>
+        <w:rPr>
+          <w:rFonts w:ascii="Times New Roman" w:hAnsi="Times New Roman" w:eastAsia="Times New Roman" w:cs="Times New Roman"/>
+          <w:color w:val="000000"/>
+          <w:u w:val="none"/>
+        </w:rPr>
+        <w:t>. Почта, регистрация, вход по коду, mock-вход ФСП и загрузка PDF в показе жюри отключены. Полный путь регистрации и ФСП mock проверяется локально по инструкции; видео показывает регистрацию кандидата через mock-почту, но не внешний API ФСП. Временный синтетический стенд не предназначен для реальных соискателей. Базовые задания доступны без LLM; публичный jury-показ не подключает модель. Локальный полный стенд и универсальный коннектор Qwen описаны в инструкции развёртывания.</w:t>
       </w:r>
     </w:p>
     <w:p>
@@ -10429,7 +10723,23 @@
           <w:color w:val="000000"/>
           <w:u w:val="none"/>
         </w:rPr>
-        <w:t xml:space="preserve"> и инструкция остаются резервом. Пароли передаются жюри отдельным защищённым каналом; в репозиторий, документы и конкурсные слайды они не входят. Проверка текущей доступности не гарантирует её весь срок оценки: владелец контролирует питание NAS, VPS, домен и парольный доступ до окончания проверки.</w:t>
+        <w:t xml:space="preserve"> и инструкция самостоятельного запуска остаются резервом. Финальная вставка видео содержит прежнее указание передать пароль отдельно; актуальные данные входа приведены выше. Новая внешняя проверка без Basic Auth — </w:t>
+      </w:r>
+      <w:r>
+        <w:rPr>
+          <w:rFonts w:ascii="Times New Roman" w:hAnsi="Times New Roman" w:eastAsia="Times New Roman" w:cs="Times New Roman"/>
+          <w:color w:val="000000"/>
+          <w:u w:val="none"/>
+        </w:rPr>
+        <w:t>docs/release/2026-10-11-jury-v2/public-demo-http.json</w:t>
+      </w:r>
+      <w:r>
+        <w:rPr>
+          <w:rFonts w:ascii="Times New Roman" w:hAnsi="Times New Roman" w:eastAsia="Times New Roman" w:cs="Times New Roman"/>
+          <w:color w:val="000000"/>
+          <w:u w:val="none"/>
+        </w:rPr>
+        <w:t>. Текущая доступность не гарантирует её весь срок оценки: владелец контролирует питание NAS, VPS и домен до окончания проверки.</w:t>
       </w:r>
     </w:p>
     <w:p>
@@ -10488,7 +10798,7 @@
           <w:color w:val="000000"/>
           <w:u w:val="none"/>
         </w:rPr>
-        <w:t>3. Основание в требованиях</w:t>
+        <w:t>4. Основание в требованиях</w:t>
       </w:r>
     </w:p>
     <w:p>
@@ -10521,7 +10831,7 @@
           <w:color w:val="000000"/>
           <w:u w:val="none"/>
         </w:rPr>
-        <w:t>4. Права и данные</w:t>
+        <w:t>5. Права и данные</w:t>
       </w:r>
     </w:p>
     <w:p>
@@ -10773,7 +11083,7 @@
           <w:color w:val="000000"/>
           <w:u w:val="none"/>
         </w:rPr>
-        <w:t>. Поэтому прямой проброс текущего роутера не использован. Владелец подтвердил размещение NAS в России и поручил выбрать российский VPS; это сведения владельца, а не независимое доказательство страны по IP. Административные порты NAS не опубликованы. Пароли и выделенный private key остаются вне Git.</w:t>
+        <w:t>. Поэтому прямой проброс текущего роутера не использован. Владелец подтвердил размещение NAS в России и поручил выбрать российский VPS; это сведения владельца, а не независимое доказательство страны по IP. Административные порты NAS не опубликованы. Инфраструктурные пароли и выделенный private key остаются вне Git; публичный пароль синтетических аккаунтов указан в документе 60.</w:t>
       </w:r>
     </w:p>
     <w:p>
@@ -10838,7 +11148,198 @@
           <w:color w:val="000000"/>
           <w:u w:val="none"/>
         </w:rPr>
-        <w:t>1. Граница стенда</w:t>
+        <w:t>1. Открытый показ после решения владельца 11 октября</w:t>
+      </w:r>
+    </w:p>
+    <w:p>
+      <w:r>
+        <w:rPr>
+          <w:rFonts w:ascii="Times New Roman" w:hAnsi="Times New Roman" w:eastAsia="Times New Roman" w:cs="Times New Roman"/>
+          <w:color w:val="000000"/>
+          <w:u w:val="none"/>
+        </w:rPr>
+        <w:t xml:space="preserve">Текущий показ жюри открывается без внешнего Basic Auth. Вход в приложение сохраняется; логины и общий пароль синтетических аккаунтов опубликованы в </w:t>
+      </w:r>
+      <w:hyperlink w:anchor="doc_60" w:history="1">
+        <w:r>
+          <w:rPr>
+            <w:rFonts w:ascii="Times New Roman" w:hAnsi="Times New Roman" w:eastAsia="Times New Roman" w:cs="Times New Roman"/>
+            <w:color w:val="000000"/>
+            <w:u w:val="none"/>
+          </w:rPr>
+          <w:t xml:space="preserve">документе 60</w:t>
+        </w:r>
+      </w:hyperlink>
+      <w:r>
+        <w:rPr>
+          <w:rFonts w:ascii="Times New Roman" w:hAnsi="Times New Roman" w:eastAsia="Times New Roman" w:cs="Times New Roman"/>
+          <w:color w:val="000000"/>
+          <w:u w:val="none"/>
+        </w:rPr>
+        <w:t xml:space="preserve"> по прямому поручению владельца. Пароли БД, NAS/VPS, SSH-ключи и runner token остаются закрытыми. Ниже описана также исходная закрытая конфигурация: её ожидание HTTP 401 для главной страницы относится к прежнему показу, а не к текущему открытому.</w:t>
+      </w:r>
+    </w:p>
+    <w:p>
+      <w:r>
+        <w:rPr>
+          <w:rFonts w:ascii="Times New Roman" w:hAnsi="Times New Roman" w:eastAsia="Times New Roman" w:cs="Times New Roman"/>
+          <w:color w:val="000000"/>
+          <w:u w:val="none"/>
+        </w:rPr>
+        <w:t xml:space="preserve">Для открытого relay добавляют последним </w:t>
+      </w:r>
+      <w:r>
+        <w:rPr>
+          <w:rFonts w:ascii="Times New Roman" w:hAnsi="Times New Roman" w:eastAsia="Times New Roman" w:cs="Times New Roman"/>
+          <w:color w:val="000000"/>
+          <w:u w:val="none"/>
+        </w:rPr>
+        <w:t>compose.jury-public-demo.yaml</w:t>
+      </w:r>
+      <w:r>
+        <w:rPr>
+          <w:rFonts w:ascii="Times New Roman" w:hAnsi="Times New Roman" w:eastAsia="Times New Roman" w:cs="Times New Roman"/>
+          <w:color w:val="000000"/>
+          <w:u w:val="none"/>
+        </w:rPr>
+        <w:t xml:space="preserve">. Override меняет только Caddy; API, PostgreSQL, runner и SSH-туннель сохраняют прежние границы, запреты регистрации/почты и ресурсные ограничения. Текущий Caddy всё ещё блокирует </w:t>
+      </w:r>
+      <w:r>
+        <w:rPr>
+          <w:rFonts w:ascii="Times New Roman" w:hAnsi="Times New Roman" w:eastAsia="Times New Roman" w:cs="Times New Roman"/>
+          <w:color w:val="000000"/>
+          <w:u w:val="none"/>
+        </w:rPr>
+        <w:t>/internal</w:t>
+      </w:r>
+      <w:r>
+        <w:rPr>
+          <w:rFonts w:ascii="Times New Roman" w:hAnsi="Times New Roman" w:eastAsia="Times New Roman" w:cs="Times New Roman"/>
+          <w:color w:val="000000"/>
+          <w:u w:val="none"/>
+        </w:rPr>
+        <w:t xml:space="preserve"> и </w:t>
+      </w:r>
+      <w:r>
+        <w:rPr>
+          <w:rFonts w:ascii="Times New Roman" w:hAnsi="Times New Roman" w:eastAsia="Times New Roman" w:cs="Times New Roman"/>
+          <w:color w:val="000000"/>
+          <w:u w:val="none"/>
+        </w:rPr>
+        <w:t>/internal/*</w:t>
+      </w:r>
+      <w:r>
+        <w:rPr>
+          <w:rFonts w:ascii="Times New Roman" w:hAnsi="Times New Roman" w:eastAsia="Times New Roman" w:cs="Times New Roman"/>
+          <w:color w:val="000000"/>
+          <w:u w:val="none"/>
+        </w:rPr>
+        <w:t xml:space="preserve"> ответом 404. TLS завершается на ru2, Caddy на NAS слушает только loopback через relay.</w:t>
+      </w:r>
+    </w:p>
+    <w:p>
+      <w:r>
+        <w:rPr>
+          <w:rFonts w:ascii="Times New Roman" w:hAnsi="Times New Roman" w:eastAsia="Times New Roman" w:cs="Times New Roman"/>
+          <w:color w:val="000000"/>
+          <w:u w:val="none"/>
+        </w:rPr>
+        <w:t>Команды администратора для уже подготовленного relay на NAS:</w:t>
+      </w:r>
+    </w:p>
+    <w:p>
+      <w:pPr>
+        <w:pStyle w:val="GOSTCode"/>
+      </w:pPr>
+      <w:r>
+        <w:rPr>
+          <w:rFonts w:ascii="Times New Roman" w:hAnsi="Times New Roman" w:eastAsia="Times New Roman" w:cs="Times New Roman"/>
+          <w:color w:val="000000"/>
+          <w:sz w:val="24"/>
+          <w:u w:val="none"/>
+        </w:rPr>
+        <w:t>docker compose --project-name fspjury --env-file .env.jury \</w:t>
+        <w:br/>
+        <w:t xml:space="preserve">  -f compose.yaml -f compose.jury.yaml -f compose.jury-relay.yaml \</w:t>
+        <w:br/>
+        <w:t xml:space="preserve">  -f compose.jury-public-demo.yaml config --quiet</w:t>
+        <w:br/>
+        <w:t>docker compose --project-name fspjury --env-file .env.jury \</w:t>
+        <w:br/>
+        <w:t xml:space="preserve">  -f compose.yaml -f compose.jury.yaml -f compose.jury-relay.yaml \</w:t>
+        <w:br/>
+        <w:t xml:space="preserve">  -f compose.jury-public-demo.yaml up -d --no-deps --wait edge</w:t>
+      </w:r>
+    </w:p>
+    <w:p>
+      <w:r>
+        <w:rPr>
+          <w:rFonts w:ascii="Times New Roman" w:hAnsi="Times New Roman" w:eastAsia="Times New Roman" w:cs="Times New Roman"/>
+          <w:color w:val="000000"/>
+          <w:u w:val="none"/>
+        </w:rPr>
+        <w:t xml:space="preserve">Используют именно этот набор файлов при обслуживании открытого показа; </w:t>
+      </w:r>
+      <w:r>
+        <w:rPr>
+          <w:rFonts w:ascii="Times New Roman" w:hAnsi="Times New Roman" w:eastAsia="Times New Roman" w:cs="Times New Roman"/>
+          <w:color w:val="000000"/>
+          <w:u w:val="none"/>
+        </w:rPr>
+        <w:t>jury-relay-nas.sh start</w:t>
+      </w:r>
+      <w:r>
+        <w:rPr>
+          <w:rFonts w:ascii="Times New Roman" w:hAnsi="Times New Roman" w:eastAsia="Times New Roman" w:cs="Times New Roman"/>
+          <w:color w:val="000000"/>
+          <w:u w:val="none"/>
+        </w:rPr>
+        <w:t xml:space="preserve"> без последнего override вернёт закрытый Basic Auth. Для обратного закрытия применяют </w:t>
+      </w:r>
+      <w:r>
+        <w:rPr>
+          <w:rFonts w:ascii="Times New Roman" w:hAnsi="Times New Roman" w:eastAsia="Times New Roman" w:cs="Times New Roman"/>
+          <w:color w:val="000000"/>
+          <w:u w:val="none"/>
+        </w:rPr>
+        <w:t>up -d --no-deps --wait edge</w:t>
+      </w:r>
+      <w:r>
+        <w:rPr>
+          <w:rFonts w:ascii="Times New Roman" w:hAnsi="Times New Roman" w:eastAsia="Times New Roman" w:cs="Times New Roman"/>
+          <w:color w:val="000000"/>
+          <w:u w:val="none"/>
+        </w:rPr>
+        <w:t xml:space="preserve"> с первыми тремя файлами. При завершении оценки стенд закрывают и меняют пароль тестовых аккаунтов. Общие аккаунты позволяют изменять синтетические данные; это не изолированный личный кабинет каждого члена жюри. Новая внешняя приёмка — </w:t>
+      </w:r>
+      <w:r>
+        <w:rPr>
+          <w:rFonts w:ascii="Times New Roman" w:hAnsi="Times New Roman" w:eastAsia="Times New Roman" w:cs="Times New Roman"/>
+          <w:color w:val="000000"/>
+          <w:u w:val="none"/>
+        </w:rPr>
+        <w:t>docs/release/2026-10-11-jury-v2/public-demo-http.json</w:t>
+      </w:r>
+      <w:r>
+        <w:rPr>
+          <w:rFonts w:ascii="Times New Roman" w:hAnsi="Times New Roman" w:eastAsia="Times New Roman" w:cs="Times New Roman"/>
+          <w:color w:val="000000"/>
+          <w:u w:val="none"/>
+        </w:rPr>
+        <w:t>.</w:t>
+      </w:r>
+    </w:p>
+    <w:p>
+      <w:pPr>
+        <w:pStyle w:val="Heading2"/>
+      </w:pPr>
+      <w:r>
+        <w:rPr>
+          <w:rFonts w:ascii="Times New Roman" w:hAnsi="Times New Roman" w:eastAsia="Times New Roman" w:cs="Times New Roman"/>
+          <w:color w:val="000000"/>
+          <w:u w:val="none"/>
+        </w:rPr>
+        <w:t>2. Граница исходного закрытого стенда</w:t>
       </w:r>
     </w:p>
     <w:p>
@@ -11331,7 +11832,7 @@
           <w:color w:val="000000"/>
           <w:u w:val="none"/>
         </w:rPr>
-        <w:t>2. Подготовить закрытую конфигурацию</w:t>
+        <w:t>3. Подготовить закрытую конфигурацию</w:t>
       </w:r>
     </w:p>
     <w:p>
@@ -11459,7 +11960,7 @@
           <w:color w:val="000000"/>
           <w:u w:val="none"/>
         </w:rPr>
-        <w:t>, передаёт два пользовательских пароля проверяющим отдельным защищённым каналом и меняет их после окончания оценки.</w:t>
+        <w:t>. В исходном закрытом показе два пользовательских пароля передавались отдельно; текущий открытый показ описан выше. После окончания оценки пароль тестовых аккаунтов меняют.</w:t>
       </w:r>
     </w:p>
     <w:p>
@@ -11533,7 +12034,7 @@
           <w:color w:val="000000"/>
           <w:u w:val="none"/>
         </w:rPr>
-        <w:t xml:space="preserve"> и проверить на страницах политики. Пароли и hash в документацию не переносят.</w:t>
+        <w:t xml:space="preserve"> и проверить на страницах политики. Инфраструктурные пароли и hash в документацию не переносят; исключение по поручению владельца — пароль синтетических аккаунтов.</w:t>
       </w:r>
     </w:p>
     <w:p>
@@ -11612,7 +12113,7 @@
           <w:color w:val="000000"/>
           <w:u w:val="none"/>
         </w:rPr>
-        <w:t>3. Gate альтернативного прямого маршрута</w:t>
+        <w:t>4. Gate альтернативного прямого маршрута</w:t>
       </w:r>
     </w:p>
     <w:p>
@@ -12096,7 +12597,7 @@
           <w:color w:val="000000"/>
           <w:u w:val="none"/>
         </w:rPr>
-        <w:t>4. Выбранный relay через ru2</w:t>
+        <w:t>5. Выбранный relay через ru2</w:t>
       </w:r>
     </w:p>
     <w:p>
@@ -12702,7 +13203,7 @@
           <w:color w:val="000000"/>
           <w:u w:val="none"/>
         </w:rPr>
-        <w:t>4.1. Подготовка NAS без запуска</w:t>
+        <w:t>5.1. Подготовка NAS без запуска</w:t>
       </w:r>
     </w:p>
     <w:p>
@@ -12879,7 +13380,7 @@
           <w:color w:val="000000"/>
           <w:u w:val="none"/>
         </w:rPr>
-        <w:t>4.2. Точечная подготовка VPS</w:t>
+        <w:t>5.2. Точечная подготовка VPS</w:t>
       </w:r>
     </w:p>
     <w:p>
@@ -13036,7 +13537,7 @@
           <w:color w:val="000000"/>
           <w:u w:val="none"/>
         </w:rPr>
-        <w:t>4.3. Активация relay</w:t>
+        <w:t>5.3. Активация relay</w:t>
       </w:r>
     </w:p>
     <w:p>
@@ -13175,7 +13676,7 @@
           <w:color w:val="000000"/>
           <w:u w:val="none"/>
         </w:rPr>
-        <w:t>5. Приёмка с внешней сети</w:t>
+        <w:t>6. Приёмка исходного закрытого показа с внешней сети</w:t>
       </w:r>
     </w:p>
     <w:p>
@@ -13554,7 +14055,7 @@
           <w:sz w:val="28"/>
           <w:u w:val="none"/>
         </w:rPr>
-        <w:t>Сведения приведены в таблице 6.</w:t>
+        <w:t>Сведения приведены в таблице 7.</w:t>
       </w:r>
     </w:p>
     <w:p>
@@ -13568,7 +14069,7 @@
           <w:sz w:val="24"/>
           <w:u w:val="none"/>
         </w:rPr>
-        <w:t>Таблица 6 — Порядок просмотра</w:t>
+        <w:t>Таблица 7 — Порядок просмотра</w:t>
       </w:r>
     </w:p>
     <w:tbl>
@@ -14267,7 +14768,7 @@
           <w:color w:val="000000"/>
           <w:u w:val="none"/>
         </w:rPr>
-        <w:t xml:space="preserve"> требует отдельного пароля. В нём отключены регистрация, почта, PDF-импорт и ФСП mock; модель не подключена. Полный локальный режим запускается по </w:t>
+        <w:t xml:space="preserve"> открывается без Basic Auth; данные входа в тестовые аккаунты опубликованы в документе 60. В нём отключены регистрация, почта, PDF-импорт и ФСП mock; модель не подключена. Полный локальный режим запускается по </w:t>
       </w:r>
       <w:hyperlink r:id="rId17">
         <w:r>
@@ -14350,7 +14851,51 @@
           <w:color w:val="000000"/>
           <w:u w:val="none"/>
         </w:rPr>
-        <w:t xml:space="preserve"> и в публичный выпуск не входит. Пароль внешнего стенда передаётся владельцем отдельно.</w:t>
+        <w:t xml:space="preserve"> и в публичный выпуск не входит. По решению владельца внешний Basic Auth снят, а логины и пароль тестовых аккаунтов указаны в документе 60. Видео и локальная инструкция остаются резервом для проверки.</w:t>
+      </w:r>
+    </w:p>
+    <w:p>
+      <w:r>
+        <w:rPr>
+          <w:rFonts w:ascii="Times New Roman" w:hAnsi="Times New Roman" w:eastAsia="Times New Roman" w:cs="Times New Roman"/>
+          <w:color w:val="000000"/>
+          <w:u w:val="none"/>
+        </w:rPr>
+        <w:t xml:space="preserve">Финальная вставка записи описывает прежний порядок отдельной передачи пароля. Актуальный порядок проверки закреплён в </w:t>
+      </w:r>
+      <w:hyperlink w:anchor="doc_60" w:history="1">
+        <w:r>
+          <w:rPr>
+            <w:rFonts w:ascii="Times New Roman" w:hAnsi="Times New Roman" w:eastAsia="Times New Roman" w:cs="Times New Roman"/>
+            <w:color w:val="000000"/>
+            <w:u w:val="none"/>
+          </w:rPr>
+          <w:t xml:space="preserve">документе 60</w:t>
+        </w:r>
+      </w:hyperlink>
+      <w:r>
+        <w:rPr>
+          <w:rFonts w:ascii="Times New Roman" w:hAnsi="Times New Roman" w:eastAsia="Times New Roman" w:cs="Times New Roman"/>
+          <w:color w:val="000000"/>
+          <w:u w:val="none"/>
+        </w:rPr>
+        <w:t xml:space="preserve"> и в выпуске </w:t>
+      </w:r>
+      <w:r>
+        <w:rPr>
+          <w:rFonts w:ascii="Times New Roman" w:hAnsi="Times New Roman" w:eastAsia="Times New Roman" w:cs="Times New Roman"/>
+          <w:color w:val="000000"/>
+          <w:u w:val="none"/>
+        </w:rPr>
+        <w:t>lct-2026-jury-v2</w:t>
+      </w:r>
+      <w:r>
+        <w:rPr>
+          <w:rFonts w:ascii="Times New Roman" w:hAnsi="Times New Roman" w:eastAsia="Times New Roman" w:cs="Times New Roman"/>
+          <w:color w:val="000000"/>
+          <w:u w:val="none"/>
+        </w:rPr>
+        <w:t>. Эта поправка меняет способ доступа к материалам, а не содержание показанных действий или результаты проверок.</w:t>
       </w:r>
     </w:p>
     <w:p>
@@ -14683,7 +15228,7 @@
           <w:color w:val="000000"/>
           <w:u w:val="none"/>
         </w:rPr>
-        <w:t>lct-2026</w:t>
+        <w:t>lct-2026-jury-v2</w:t>
       </w:r>
       <w:r>
         <w:rPr>
@@ -14699,7 +15244,7 @@
           <w:color w:val="000000"/>
           <w:u w:val="none"/>
         </w:rPr>
-        <w:t>git checkout lct-2026</w:t>
+        <w:t>git checkout lct-2026-jury-v2</w:t>
       </w:r>
       <w:r>
         <w:rPr>
@@ -14913,7 +15458,7 @@
           <w:color w:val="000000"/>
           <w:u w:val="none"/>
         </w:rPr>
-        <w:t xml:space="preserve">Временный </w:t>
+        <w:t xml:space="preserve">Для проверки в браузере откройте </w:t>
       </w:r>
       <w:hyperlink r:id="rId54">
         <w:r>
@@ -14922,7 +15467,7 @@
             <w:color w:val="000000"/>
             <w:u w:val="none"/>
           </w:rPr>
-          <w:t xml:space="preserve">HTTPS-стенд</w:t>
+          <w:t xml:space="preserve">демо-стенд</w:t>
         </w:r>
       </w:hyperlink>
       <w:r>
@@ -14931,7 +15476,25 @@
           <w:color w:val="000000"/>
           <w:u w:val="none"/>
         </w:rPr>
-        <w:t xml:space="preserve"> сохраняет отдельный парольный доступ жюри. Владелец передаёт пароль защищённым каналом; GitHub, документы, видео и конкурсные слайды не содержат credentials.</w:t>
+        <w:t xml:space="preserve">. Внешний Basic Auth снят по решению владельца; логины и общий пароль синтетических аккаунтов указаны в </w:t>
+      </w:r>
+      <w:hyperlink w:anchor="doc_60" w:history="1">
+        <w:r>
+          <w:rPr>
+            <w:rFonts w:ascii="Times New Roman" w:hAnsi="Times New Roman" w:eastAsia="Times New Roman" w:cs="Times New Roman"/>
+            <w:color w:val="000000"/>
+            <w:u w:val="none"/>
+          </w:rPr>
+          <w:t xml:space="preserve">порядке сдачи</w:t>
+        </w:r>
+      </w:hyperlink>
+      <w:r>
+        <w:rPr>
+          <w:rFonts w:ascii="Times New Roman" w:hAnsi="Times New Roman" w:eastAsia="Times New Roman" w:cs="Times New Roman"/>
+          <w:color w:val="000000"/>
+          <w:u w:val="none"/>
+        </w:rPr>
+        <w:t>. Отдельная передача данных входа не нужна. Видео и самостоятельный локальный запуск остаются резервом; пароли NAS, VPS и базы данных для проверки не требуются.</w:t>
       </w:r>
     </w:p>
     <w:p>

--- a/docs/delivery/gost/documentation.docx
+++ b/docs/delivery/gost/documentation.docx
@@ -63,7 +63,7 @@
       <w:pPr>
         <w:sectPr>
           <w:footerReference w:type="default" r:id="rId9"/>
-          <w:headerReference w:type="default" r:id="rId71"/>
+          <w:headerReference w:type="default" r:id="rId77"/>
           <w:pgSz w:w="11906" w:h="16838"/>
           <w:pgMar w:top="1134" w:right="850" w:bottom="1134" w:left="1701" w:header="720" w:footer="567" w:gutter="0"/>
           <w:cols w:space="720"/>
@@ -176,7 +176,39 @@
           <w:color w:val="000000"/>
           <w:u w:val="none"/>
         </w:rPr>
-        <w:t>. Внешний Basic Auth снят по решению владельца; логины и пароль синтетических аккаунтов опубликованы в документе 60, отдельная передача пароля жюри не требуется.</w:t>
+        <w:t xml:space="preserve">. Для целевого выпуска </w:t>
+      </w:r>
+      <w:r>
+        <w:rPr>
+          <w:rFonts w:ascii="Times New Roman" w:hAnsi="Times New Roman" w:eastAsia="Times New Roman" w:cs="Times New Roman"/>
+          <w:color w:val="000000"/>
+          <w:u w:val="none"/>
+        </w:rPr>
+        <w:t>lct-2026-jury-v3</w:t>
+      </w:r>
+      <w:r>
+        <w:rPr>
+          <w:rFonts w:ascii="Times New Roman" w:hAnsi="Times New Roman" w:eastAsia="Times New Roman" w:cs="Times New Roman"/>
+          <w:color w:val="000000"/>
+          <w:u w:val="none"/>
+        </w:rPr>
+        <w:t xml:space="preserve"> предусмотрена отдельная индивидуальная регистрация жюри без реального email: роль, собственный пароль, согласие и выдаваемый синтетический логин. Это специальный публичный конкурсный flow; он не заменяет локальную email-регистрацию с подтверждением, требуемую ТЗ. Live-flow v3 активирован, TLS health подтверждает </w:t>
+      </w:r>
+      <w:r>
+        <w:rPr>
+          <w:rFonts w:ascii="Times New Roman" w:hAnsi="Times New Roman" w:eastAsia="Times New Roman" w:cs="Times New Roman"/>
+          <w:color w:val="000000"/>
+          <w:u w:val="none"/>
+        </w:rPr>
+        <w:t>auth_mode=individual</w:t>
+      </w:r>
+      <w:r>
+        <w:rPr>
+          <w:rFonts w:ascii="Times New Roman" w:hAnsi="Times New Roman" w:eastAsia="Times New Roman" w:cs="Times New Roman"/>
+          <w:color w:val="000000"/>
+          <w:u w:val="none"/>
+        </w:rPr>
+        <w:t>; SQLite, выбранные 76 PostgreSQL-проверок и адресные проверки входа/relay/gate пройдены. Полный PostgreSQL-набор проекта для этой редакции не выполнялся.</w:t>
       </w:r>
     </w:p>
     <w:p>
@@ -2399,7 +2431,7 @@
           <w:color w:val="000000"/>
           <w:u w:val="none"/>
         </w:rPr>
-        <w:t>Все 87 путей и 100 операций описаны в OpenAPI (</w:t>
+        <w:t>Все 88 путей и 101 операция описаны в OpenAPI (</w:t>
       </w:r>
       <w:r>
         <w:rPr>
@@ -2617,6 +2649,168 @@
       </w:r>
     </w:p>
     <w:p>
+      <w:r>
+        <w:rPr>
+          <w:rFonts w:ascii="Times New Roman" w:hAnsi="Times New Roman" w:eastAsia="Times New Roman" w:cs="Times New Roman"/>
+          <w:color w:val="000000"/>
+          <w:u w:val="none"/>
+        </w:rPr>
+        <w:t>Целевой внешний режим собирается только полным набором из пяти override-файлов:</w:t>
+      </w:r>
+    </w:p>
+    <w:p>
+      <w:pPr>
+        <w:pStyle w:val="GOSTCode"/>
+      </w:pPr>
+      <w:r>
+        <w:rPr>
+          <w:rFonts w:ascii="Times New Roman" w:hAnsi="Times New Roman" w:eastAsia="Times New Roman" w:cs="Times New Roman"/>
+          <w:color w:val="000000"/>
+          <w:sz w:val="24"/>
+          <w:u w:val="none"/>
+        </w:rPr>
+        <w:t>docker compose --project-name fspjury --env-file .env.jury \</w:t>
+        <w:br/>
+        <w:t xml:space="preserve">  -f compose.yaml -f compose.jury.yaml -f compose.jury-relay.yaml \</w:t>
+        <w:br/>
+        <w:t xml:space="preserve">  -f compose.jury-public-demo.yaml -f compose.jury-individual.yaml config --quiet</w:t>
+        <w:br/>
+        <w:t>docker compose --project-name fspjury --env-file .env.jury \</w:t>
+        <w:br/>
+        <w:t xml:space="preserve">  -f compose.yaml -f compose.jury.yaml -f compose.jury-relay.yaml \</w:t>
+        <w:br/>
+        <w:t xml:space="preserve">  -f compose.jury-public-demo.yaml -f compose.jury-individual.yaml \</w:t>
+        <w:br/>
+        <w:t xml:space="preserve">  up -d --no-deps --wait app edge</w:t>
+      </w:r>
+    </w:p>
+    <w:p>
+      <w:r>
+        <w:rPr>
+          <w:rFonts w:ascii="Times New Roman" w:hAnsi="Times New Roman" w:eastAsia="Times New Roman" w:cs="Times New Roman"/>
+          <w:color w:val="000000"/>
+          <w:u w:val="none"/>
+        </w:rPr>
+        <w:t xml:space="preserve">При </w:t>
+      </w:r>
+      <w:r>
+        <w:rPr>
+          <w:rFonts w:ascii="Times New Roman" w:hAnsi="Times New Roman" w:eastAsia="Times New Roman" w:cs="Times New Roman"/>
+          <w:color w:val="000000"/>
+          <w:u w:val="none"/>
+        </w:rPr>
+        <w:t>FSP_JURY_INDIVIDUAL_REGISTRATION=1</w:t>
+      </w:r>
+      <w:r>
+        <w:rPr>
+          <w:rFonts w:ascii="Times New Roman" w:hAnsi="Times New Roman" w:eastAsia="Times New Roman" w:cs="Times New Roman"/>
+          <w:color w:val="000000"/>
+          <w:u w:val="none"/>
+        </w:rPr>
+        <w:t xml:space="preserve"> обновлённый </w:t>
+      </w:r>
+      <w:r>
+        <w:rPr>
+          <w:rFonts w:ascii="Times New Roman" w:hAnsi="Times New Roman" w:eastAsia="Times New Roman" w:cs="Times New Roman"/>
+          <w:color w:val="000000"/>
+          <w:u w:val="none"/>
+        </w:rPr>
+        <w:t>scripts/jury-relay-nas.sh</w:t>
+      </w:r>
+      <w:r>
+        <w:rPr>
+          <w:rFonts w:ascii="Times New Roman" w:hAnsi="Times New Roman" w:eastAsia="Times New Roman" w:cs="Times New Roman"/>
+          <w:color w:val="000000"/>
+          <w:u w:val="none"/>
+        </w:rPr>
+        <w:t xml:space="preserve"> выбирает все пять файлов и требует пройденного gate. Без флага сохраняется прежняя цепочка с Basic Auth. На внешнем домене развёрнут app-образ </w:t>
+      </w:r>
+      <w:r>
+        <w:rPr>
+          <w:rFonts w:ascii="Times New Roman" w:hAnsi="Times New Roman" w:eastAsia="Times New Roman" w:cs="Times New Roman"/>
+          <w:color w:val="000000"/>
+          <w:u w:val="none"/>
+        </w:rPr>
+        <w:t>sha256:316b49cf…</w:t>
+      </w:r>
+      <w:r>
+        <w:rPr>
+          <w:rFonts w:ascii="Times New Roman" w:hAnsi="Times New Roman" w:eastAsia="Times New Roman" w:cs="Times New Roman"/>
+          <w:color w:val="000000"/>
+          <w:u w:val="none"/>
+        </w:rPr>
+        <w:t xml:space="preserve">, исходный app commit </w:t>
+      </w:r>
+      <w:r>
+        <w:rPr>
+          <w:rFonts w:ascii="Times New Roman" w:hAnsi="Times New Roman" w:eastAsia="Times New Roman" w:cs="Times New Roman"/>
+          <w:color w:val="000000"/>
+          <w:u w:val="none"/>
+        </w:rPr>
+        <w:t>da0281d95fccf9be579cb3de717da34394c1ef3e</w:t>
+      </w:r>
+      <w:r>
+        <w:rPr>
+          <w:rFonts w:ascii="Times New Roman" w:hAnsi="Times New Roman" w:eastAsia="Times New Roman" w:cs="Times New Roman"/>
+          <w:color w:val="000000"/>
+          <w:u w:val="none"/>
+        </w:rPr>
+        <w:t xml:space="preserve">; финальная операторская правка relay — commit </w:t>
+      </w:r>
+      <w:r>
+        <w:rPr>
+          <w:rFonts w:ascii="Times New Roman" w:hAnsi="Times New Roman" w:eastAsia="Times New Roman" w:cs="Times New Roman"/>
+          <w:color w:val="000000"/>
+          <w:u w:val="none"/>
+        </w:rPr>
+        <w:t>be2109594ae453ae60050217eaf88c3fe0f8b314</w:t>
+      </w:r>
+      <w:r>
+        <w:rPr>
+          <w:rFonts w:ascii="Times New Roman" w:hAnsi="Times New Roman" w:eastAsia="Times New Roman" w:cs="Times New Roman"/>
+          <w:color w:val="000000"/>
+          <w:u w:val="none"/>
+        </w:rPr>
+        <w:t xml:space="preserve">. На изолированном PostgreSQL 16.14 прошли 76 выбранных тестов без пропусков за 362,16 с: три новых PG-кейса и 73 адресные API/product/mail-проверки. Полный PG-набор не запускался; live browser-матрица прошла candidate/employer в Chromium, Firefox и WebKit, а негативная HTTPS-проверка — 10/10. Протоколы: </w:t>
+      </w:r>
+      <w:hyperlink r:id="rId18">
+        <w:r>
+          <w:rPr>
+            <w:rFonts w:ascii="Times New Roman" w:hAnsi="Times New Roman" w:eastAsia="Times New Roman" w:cs="Times New Roman"/>
+            <w:color w:val="000000"/>
+            <w:u w:val="none"/>
+          </w:rPr>
+          <w:t xml:space="preserve">browser</w:t>
+        </w:r>
+      </w:hyperlink>
+      <w:r>
+        <w:rPr>
+          <w:rFonts w:ascii="Times New Roman" w:hAnsi="Times New Roman" w:eastAsia="Times New Roman" w:cs="Times New Roman"/>
+          <w:color w:val="000000"/>
+          <w:u w:val="none"/>
+        </w:rPr>
+        <w:t xml:space="preserve"> и </w:t>
+      </w:r>
+      <w:hyperlink r:id="rId19">
+        <w:r>
+          <w:rPr>
+            <w:rFonts w:ascii="Times New Roman" w:hAnsi="Times New Roman" w:eastAsia="Times New Roman" w:cs="Times New Roman"/>
+            <w:color w:val="000000"/>
+            <w:u w:val="none"/>
+          </w:rPr>
+          <w:t xml:space="preserve">HTTPS</w:t>
+        </w:r>
+      </w:hyperlink>
+      <w:r>
+        <w:rPr>
+          <w:rFonts w:ascii="Times New Roman" w:hAnsi="Times New Roman" w:eastAsia="Times New Roman" w:cs="Times New Roman"/>
+          <w:color w:val="000000"/>
+          <w:u w:val="none"/>
+        </w:rPr>
+        <w:t>.</w:t>
+      </w:r>
+    </w:p>
+    <w:p>
       <w:pPr>
         <w:pStyle w:val="Heading2"/>
       </w:pPr>
@@ -2636,7 +2830,23 @@
           <w:color w:val="000000"/>
           <w:u w:val="none"/>
         </w:rPr>
-        <w:t>Пароли хранятся как PBKDF2-SHA256 (600 000 итераций); токены подтверждения хранятся хэшем, в размещённом режиме открытого вида нет; сессии HttpOnly, SameSite=Strict; CSRF-токен на изменяющие запросы; лимит попыток входа; роли и владение записями проверяются на сервере; ответы API сверяются с контрактом. Согласие на обработку и публикацию хранится с версией и записью аудита; публикация профиля и открытие контакта управляются кандидатом отдельно. Режим размещённого стенда отключает открытую demo-почту и вход без пароля. Для реальных персональных данных нужны правовое основание, размещение в РФ и отдельная приёмка; в прототипе используются только синтетические данные.</w:t>
+        <w:t xml:space="preserve">Пароли хранятся как PBKDF2-SHA256 (600 000 итераций); токены подтверждения хранятся хэшем, в размещённом режиме открытого вида нет; сессии HttpOnly, SameSite=Strict; CSRF-токен на изменяющие запросы; лимит попыток входа; роли и владение записями проверяются на сервере; ответы API сверяются с контрактом. Согласие на обработку и публикацию хранится с версией и записью аудита; публикация профиля и открытие контакта управляются кандидатом отдельно. Режим размещённого стенда отключает открытую demo-почту и вход без пароля. Для реальных персональных данных нужны правовое основание, размещение в РФ и отдельная приёмка; в прототипе используются только синтетические данные. Специальный jury-flow не проверяет владение email и не отправляет письмо: сервер сам назначает </w:t>
+      </w:r>
+      <w:r>
+        <w:rPr>
+          <w:rFonts w:ascii="Times New Roman" w:hAnsi="Times New Roman" w:eastAsia="Times New Roman" w:cs="Times New Roman"/>
+          <w:color w:val="000000"/>
+          <w:u w:val="none"/>
+        </w:rPr>
+        <w:t>jury-…@example.invalid</w:t>
+      </w:r>
+      <w:r>
+        <w:rPr>
+          <w:rFonts w:ascii="Times New Roman" w:hAnsi="Times New Roman" w:eastAsia="Times New Roman" w:cs="Times New Roman"/>
+          <w:color w:val="000000"/>
+          <w:u w:val="none"/>
+        </w:rPr>
+        <w:t>, а имя и контакт остаются синтетическими. Предупреждение запрещает реальные ФИО, фото и контакты, однако оно не может технически гарантировать, что посетитель никогда не введёт ПДн в свободное поле. Иностранные Google/Apple OAuth и иные внешние провайдеры входа для этого режима не используются. Создание ограничено пятью аккаунтами в час на фактический IP и общим пределом 200 аккаунтов; аутентификация — десятью попытками в минуту на IP.</w:t>
       </w:r>
     </w:p>
     <w:p>
@@ -2764,9 +2974,9 @@
           <w:color w:val="000000"/>
           <w:u w:val="none"/>
         </w:rPr>
-        <w:t xml:space="preserve">), проверка SHA-256 и ограничение JSON по схеме. Сервис загружает модель в NF4 с двойным квантованием на CUDA:0 и запускается в отдельном GPU-контейнере в закрытой Docker-сети без публикации порта. Ввод, время и параллельность ограничены. На закрытом авторском наборе структура прошла в 11/12 случаев, но независимый технический AI-просмотр признал пригодными без исправления лишь 2/12. Смысловой допуск не получен; провайдер по умолчанию выключен. Проверка структуры не заменяет проверку автора. Приватный запрос реальной модели через API проверен отдельно: банк не записывается и не публикуется, права владельца соблюдаются. В принятом приватном контуре NAS использовал Windows GPU-сервис: прошли четыре типа генерации, сохранение и публикация банка, выполнение кандидатом и явное решение автора; UI smoke проверен на ширинах 320, 768 и 1440. Это проверка конкретной зафиксированной среды, а не готовность произвольного внешнего провайдера. В парольном стенде жюри модель выключена. Протоколы — </w:t>
-      </w:r>
-      <w:hyperlink r:id="rId18">
+        <w:t xml:space="preserve">), проверка SHA-256 и ограничение JSON по схеме. Сервис загружает модель в NF4 с двойным квантованием на CUDA:0 и запускается в отдельном GPU-контейнере в закрытой Docker-сети без публикации порта. Ввод, время и параллельность ограничены. На закрытом авторском наборе структура прошла в 11/12 случаев, но независимый технический AI-просмотр признал пригодными без исправления лишь 2/12. Смысловой допуск не получен; провайдер по умолчанию выключен. Проверка структуры не заменяет проверку автора. Приватный запрос реальной модели через API проверен отдельно: банк не записывается и не публикуется, права владельца соблюдаются. В принятом приватном контуре NAS использовал Windows GPU-сервис: прошли четыре типа генерации, сохранение и публикация банка, выполнение кандидатом и явное решение автора; UI smoke проверен на ширинах 320, 768 и 1440. Это проверка конкретной зафиксированной среды, а не готовность произвольного внешнего провайдера. В ограниченном стенде жюри модель выключена. Протоколы — </w:t>
+      </w:r>
+      <w:hyperlink r:id="rId20">
         <w:r>
           <w:rPr>
             <w:rFonts w:ascii="Times New Roman" w:hAnsi="Times New Roman" w:eastAsia="Times New Roman" w:cs="Times New Roman"/>
@@ -2784,7 +2994,7 @@
         </w:rPr>
         <w:t xml:space="preserve">, </w:t>
       </w:r>
-      <w:hyperlink r:id="rId19">
+      <w:hyperlink r:id="rId21">
         <w:r>
           <w:rPr>
             <w:rFonts w:ascii="Times New Roman" w:hAnsi="Times New Roman" w:eastAsia="Times New Roman" w:cs="Times New Roman"/>
@@ -2802,7 +3012,7 @@
         </w:rPr>
         <w:t xml:space="preserve"> и </w:t>
       </w:r>
-      <w:hyperlink r:id="rId20">
+      <w:hyperlink r:id="rId22">
         <w:r>
           <w:rPr>
             <w:rFonts w:ascii="Times New Roman" w:hAnsi="Times New Roman" w:eastAsia="Times New Roman" w:cs="Times New Roman"/>
@@ -2887,7 +3097,7 @@
         </w:rPr>
         <w:t xml:space="preserve">. ATS и защита от недобросовестных работодателей остаются концепциями из </w:t>
       </w:r>
-      <w:hyperlink r:id="rId21">
+      <w:hyperlink r:id="rId23">
         <w:r>
           <w:rPr>
             <w:rFonts w:ascii="Times New Roman" w:hAnsi="Times New Roman" w:eastAsia="Times New Roman" w:cs="Times New Roman"/>
@@ -2903,7 +3113,7 @@
           <w:color w:val="000000"/>
           <w:u w:val="none"/>
         </w:rPr>
-        <w:t>. Код и материалы доступны жюри без приглашений GitHub; данные входа в тестовые аккаунты HTTPS-стенда указаны в документе 60.</w:t>
+        <w:t>. Код и материалы доступны жюри без приглашений GitHub; порядок создания индивидуального синтетического аккаунта HTTPS-стенда указан в документе 60.</w:t>
       </w:r>
     </w:p>
     <w:p>
@@ -2946,7 +3156,7 @@
         </w:rPr>
         <w:t xml:space="preserve"> и </w:t>
       </w:r>
-      <w:hyperlink r:id="rId22">
+      <w:hyperlink r:id="rId24">
         <w:r>
           <w:rPr>
             <w:rFonts w:ascii="Times New Roman" w:hAnsi="Times New Roman" w:eastAsia="Times New Roman" w:cs="Times New Roman"/>
@@ -2987,7 +3197,7 @@
         </w:rPr>
         <w:t xml:space="preserve">Результаты отдельных этапов относятся к своим датированным протоколам. Последние условия проверки описаны в </w:t>
       </w:r>
-      <w:hyperlink r:id="rId18">
+      <w:hyperlink r:id="rId20">
         <w:r>
           <w:rPr>
             <w:rFonts w:ascii="Times New Roman" w:hAnsi="Times New Roman" w:eastAsia="Times New Roman" w:cs="Times New Roman"/>
@@ -3061,7 +3271,7 @@
                     <pic:cNvPicPr/>
                   </pic:nvPicPr>
                   <pic:blipFill>
-                    <a:blip r:embed="rId23"/>
+                    <a:blip r:embed="rId25"/>
                     <a:stretch>
                       <a:fillRect/>
                     </a:stretch>
@@ -3136,7 +3346,7 @@
                     <pic:cNvPicPr/>
                   </pic:nvPicPr>
                   <pic:blipFill>
-                    <a:blip r:embed="rId24"/>
+                    <a:blip r:embed="rId26"/>
                     <a:stretch>
                       <a:fillRect/>
                     </a:stretch>
@@ -3225,7 +3435,7 @@
         </w:rPr>
         <w:t xml:space="preserve"> (9 страниц, обложка считается первой) и </w:t>
       </w:r>
-      <w:hyperlink r:id="rId25">
+      <w:hyperlink r:id="rId27">
         <w:r>
           <w:rPr>
             <w:rFonts w:ascii="Times New Roman" w:hAnsi="Times New Roman" w:eastAsia="Times New Roman" w:cs="Times New Roman"/>
@@ -3243,7 +3453,7 @@
         </w:rPr>
         <w:t xml:space="preserve">. Происхождение и SHA зафиксированы в </w:t>
       </w:r>
-      <w:hyperlink r:id="rId26">
+      <w:hyperlink r:id="rId28">
         <w:r>
           <w:rPr>
             <w:rFonts w:ascii="Times New Roman" w:hAnsi="Times New Roman" w:eastAsia="Times New Roman" w:cs="Times New Roman"/>
@@ -3271,7 +3481,7 @@
         </w:rPr>
         <w:t xml:space="preserve">Сверка оригинала и всех ответов повторена 11 октября: </w:t>
       </w:r>
-      <w:hyperlink r:id="rId27">
+      <w:hyperlink r:id="rId29">
         <w:r>
           <w:rPr>
             <w:rFonts w:ascii="Times New Roman" w:hAnsi="Times New Roman" w:eastAsia="Times New Roman" w:cs="Times New Roman"/>
@@ -3289,7 +3499,7 @@
         </w:rPr>
         <w:t xml:space="preserve">. Условия и версии проверенного кода — в </w:t>
       </w:r>
-      <w:hyperlink r:id="rId18">
+      <w:hyperlink r:id="rId20">
         <w:r>
           <w:rPr>
             <w:rFonts w:ascii="Times New Roman" w:hAnsi="Times New Roman" w:eastAsia="Times New Roman" w:cs="Times New Roman"/>
@@ -3527,7 +3737,7 @@
                 <w:sz w:val="24"/>
                 <w:u w:val="none"/>
               </w:rPr>
-              <w:t>Одноразовый код, пароль PBKDF2, лимит входа; локальная почта и SMTP-адаптер</w:t>
+              <w:t>Одноразовый код, пароль PBKDF2, лимит входа; локальная почта и SMTP-адаптер. Специальная jury-регистрация без email — отдельный безопасный конкурсный режим и не заменяет этот путь</w:t>
             </w:r>
           </w:p>
         </w:tc>
@@ -3549,7 +3759,7 @@
                 <w:sz w:val="24"/>
                 <w:u w:val="none"/>
               </w:rPr>
-              <w:t>Регистрация до подтверждения не даёт вход; токен одноразовый и истекает; SMTP проверяется синтетическим адресом</w:t>
+              <w:t>Регистрация до подтверждения не даёт вход; токен одноразовый и истекает; SMTP проверяется синтетическим адресом. Jury-flow проверяется отдельно и не используется как доказательство R01</w:t>
             </w:r>
           </w:p>
         </w:tc>
@@ -4902,7 +5112,7 @@
                 <w:sz w:val="24"/>
                 <w:u w:val="none"/>
               </w:rPr>
-              <w:t>Live contract 87/100, 71 offline-пример, 34 JSON-тела; API PDF 21 страница, воспроизводим; финальные SQLite/PostgreSQL наборы завершены с exit 0</w:t>
+              <w:t>Текущий контракт: 88 путей / 101 операция; 72 offline-примера, включая безопасный placeholder jury-регистрации. API PDF прежнего выпуска — 21 страница; канонический PDF v3 пересобирается после финальной live-приёмки</w:t>
             </w:r>
           </w:p>
         </w:tc>
@@ -4973,7 +5183,7 @@
                 <w:sz w:val="24"/>
                 <w:u w:val="none"/>
               </w:rPr>
-              <w:t>Исходники без обфускации; PPTX по полученному официальному конкурсному PPTX-шаблону (37 исходных слайдов); PDF-гайд, видео и локальный стенд</w:t>
+              <w:t>Исходники без обфускации; 16-слайдовый PPTX уточнён по предоставленному PDF и общим конкурсным материалам. Этот PPTX не объявляется подтверждённым официальным шаблоном ЛЦТ 2026; PDF-гайд, видео и локальный стенд подготовлены отдельно</w:t>
             </w:r>
           </w:p>
         </w:tc>
@@ -4995,7 +5205,7 @@
                 <w:sz w:val="24"/>
                 <w:u w:val="none"/>
               </w:rPr>
-              <w:t>Проверить чистое дерево сдачи, PPTX/PDF и ссылки. Открытый репозиторий скачивается без приглашения; пароль живого стенда передаётся отдельно; публичный стенд крайне желателен, но видео допустимо</w:t>
+              <w:t>Проверить чистое дерево сдачи, PPTX/PDF и ссылки. Открытый репозиторий скачивается без приглашения; целевой v3 создаёт отдельный аккаунт без общего пароля. Публичный стенд крайне желателен, но видео допустимо</w:t>
             </w:r>
           </w:p>
         </w:tc>
@@ -6391,7 +6601,7 @@
         </w:rPr>
         <w:t xml:space="preserve">Полные серверные наборы и дополнение relay выполнены отдельно; актуальный составной протокол — </w:t>
       </w:r>
-      <w:hyperlink r:id="rId28">
+      <w:hyperlink r:id="rId30">
         <w:r>
           <w:rPr>
             <w:rFonts w:ascii="Times New Roman" w:hAnsi="Times New Roman" w:eastAsia="Times New Roman" w:cs="Times New Roman"/>
@@ -6409,7 +6619,7 @@
         </w:rPr>
         <w:t xml:space="preserve">. Проверки формы, повторного теста, VM, реального вызова локальной модели, браузеров и внешнего стенда перечислены в </w:t>
       </w:r>
-      <w:hyperlink r:id="rId29">
+      <w:hyperlink r:id="rId31">
         <w:r>
           <w:rPr>
             <w:rFonts w:ascii="Times New Roman" w:hAnsi="Times New Roman" w:eastAsia="Times New Roman" w:cs="Times New Roman"/>
@@ -6435,7 +6645,65 @@
           <w:color w:val="000000"/>
           <w:u w:val="none"/>
         </w:rPr>
-        <w:t xml:space="preserve">Локальный полный контур и парольный HTTPS-показ жюри различаются. Внешний режим отключает регистрацию, почту, PDF-импорт, ФСП mock и модель; полный путь запускается по </w:t>
+        <w:t>Для индивидуального jury-v3 пройдены локальный полный SQLite-набор 565/5 с шестью подтестами, адресный auth-набор 141/3, шесть relay CLI-тестов и независимый gate из 23 auth-тестов с проверками script/Compose. На PostgreSQL 16.14 прошли 76 выбранных тестов без пропусков за 362,16 с: три новых PG-кейса и 73 адресные API/product/mail-проверки. Это не полный PostgreSQL-набор проекта. Внешний TLS health подтвердил 200/</w:t>
+      </w:r>
+      <w:r>
+        <w:rPr>
+          <w:rFonts w:ascii="Times New Roman" w:hAnsi="Times New Roman" w:eastAsia="Times New Roman" w:cs="Times New Roman"/>
+          <w:color w:val="000000"/>
+          <w:u w:val="none"/>
+        </w:rPr>
+        <w:t>ok</w:t>
+      </w:r>
+      <w:r>
+        <w:rPr>
+          <w:rFonts w:ascii="Times New Roman" w:hAnsi="Times New Roman" w:eastAsia="Times New Roman" w:cs="Times New Roman"/>
+          <w:color w:val="000000"/>
+          <w:u w:val="none"/>
+        </w:rPr>
+        <w:t xml:space="preserve">, </w:t>
+      </w:r>
+      <w:r>
+        <w:rPr>
+          <w:rFonts w:ascii="Times New Roman" w:hAnsi="Times New Roman" w:eastAsia="Times New Roman" w:cs="Times New Roman"/>
+          <w:color w:val="000000"/>
+          <w:u w:val="none"/>
+        </w:rPr>
+        <w:t>jury-demo</w:t>
+      </w:r>
+      <w:r>
+        <w:rPr>
+          <w:rFonts w:ascii="Times New Roman" w:hAnsi="Times New Roman" w:eastAsia="Times New Roman" w:cs="Times New Roman"/>
+          <w:color w:val="000000"/>
+          <w:u w:val="none"/>
+        </w:rPr>
+        <w:t xml:space="preserve"> и </w:t>
+      </w:r>
+      <w:r>
+        <w:rPr>
+          <w:rFonts w:ascii="Times New Roman" w:hAnsi="Times New Roman" w:eastAsia="Times New Roman" w:cs="Times New Roman"/>
+          <w:color w:val="000000"/>
+          <w:u w:val="none"/>
+        </w:rPr>
+        <w:t>auth_mode=individual</w:t>
+      </w:r>
+      <w:r>
+        <w:rPr>
+          <w:rFonts w:ascii="Times New Roman" w:hAnsi="Times New Roman" w:eastAsia="Times New Roman" w:cs="Times New Roman"/>
+          <w:color w:val="000000"/>
+          <w:u w:val="none"/>
+        </w:rPr>
+        <w:t>. Live browser-матрица прошла candidate/employer в Chromium, Firefox и WebKit; отдельные 10 негативных HTTPS-проверок также завершены успешно. Это не полный pentest и не полный PostgreSQL-набор проекта.</w:t>
+      </w:r>
+    </w:p>
+    <w:p>
+      <w:r>
+        <w:rPr>
+          <w:rFonts w:ascii="Times New Roman" w:hAnsi="Times New Roman" w:eastAsia="Times New Roman" w:cs="Times New Roman"/>
+          <w:color w:val="000000"/>
+          <w:u w:val="none"/>
+        </w:rPr>
+        <w:t xml:space="preserve">Локальный полный контур и ограниченный HTTPS-показ жюри различаются. Целевой v3 отключает обычную email-регистрацию, почту, PDF-импорт, ФСП mock и модель, но включает отдельный opt-in маршрут индивидуальной синтетической регистрации. Полный путь email-подтверждения запускается по </w:t>
       </w:r>
       <w:hyperlink r:id="rId17">
         <w:r>
@@ -6518,7 +6786,7 @@
           <w:color w:val="000000"/>
           <w:u w:val="none"/>
         </w:rPr>
-        <w:t>1. Текущий разрешённый режим</w:t>
+        <w:t>1. Разрешённая граница и целевой режим v3</w:t>
       </w:r>
     </w:p>
     <w:p>
@@ -6586,7 +6854,23 @@
           <w:color w:val="000000"/>
           <w:u w:val="none"/>
         </w:rPr>
-        <w:t>Публичный стенд предназначен только для ограниченного конкурсного показа на синтетических данных:</w:t>
+        <w:t xml:space="preserve">Публичный стенд предназначен только для ограниченного конкурсного показа на синтетических данных. Для целевого </w:t>
+      </w:r>
+      <w:r>
+        <w:rPr>
+          <w:rFonts w:ascii="Times New Roman" w:hAnsi="Times New Roman" w:eastAsia="Times New Roman" w:cs="Times New Roman"/>
+          <w:color w:val="000000"/>
+          <w:u w:val="none"/>
+        </w:rPr>
+        <w:t>lct-2026-jury-v3</w:t>
+      </w:r>
+      <w:r>
+        <w:rPr>
+          <w:rFonts w:ascii="Times New Roman" w:hAnsi="Times New Roman" w:eastAsia="Times New Roman" w:cs="Times New Roman"/>
+          <w:color w:val="000000"/>
+          <w:u w:val="none"/>
+        </w:rPr>
+        <w:t xml:space="preserve"> установлена следующая граница; её фактическая работа требует отдельной приёмки:</w:t>
       </w:r>
     </w:p>
     <w:p>
@@ -6609,7 +6893,95 @@
           <w:color w:val="000000"/>
           <w:u w:val="none"/>
         </w:rPr>
-        <w:t>доступ получают заранее созданные seed-аккаунты с собственными паролями приложения;</w:t>
+        <w:t>FSP_JURY_MODE=1</w:t>
+      </w:r>
+      <w:r>
+        <w:rPr>
+          <w:rFonts w:ascii="Times New Roman" w:hAnsi="Times New Roman" w:eastAsia="Times New Roman" w:cs="Times New Roman"/>
+          <w:color w:val="000000"/>
+          <w:u w:val="none"/>
+        </w:rPr>
+        <w:t xml:space="preserve">, </w:t>
+      </w:r>
+      <w:r>
+        <w:rPr>
+          <w:rFonts w:ascii="Times New Roman" w:hAnsi="Times New Roman" w:eastAsia="Times New Roman" w:cs="Times New Roman"/>
+          <w:color w:val="000000"/>
+          <w:u w:val="none"/>
+        </w:rPr>
+        <w:t>FSP_JURY_INDIVIDUAL_REGISTRATION=1</w:t>
+      </w:r>
+      <w:r>
+        <w:rPr>
+          <w:rFonts w:ascii="Times New Roman" w:hAnsi="Times New Roman" w:eastAsia="Times New Roman" w:cs="Times New Roman"/>
+          <w:color w:val="000000"/>
+          <w:u w:val="none"/>
+        </w:rPr>
+        <w:t xml:space="preserve">, </w:t>
+      </w:r>
+      <w:r>
+        <w:rPr>
+          <w:rFonts w:ascii="Times New Roman" w:hAnsi="Times New Roman" w:eastAsia="Times New Roman" w:cs="Times New Roman"/>
+          <w:color w:val="000000"/>
+          <w:u w:val="none"/>
+        </w:rPr>
+        <w:t>FSP_DEMO_LOGIN=0</w:t>
+      </w:r>
+      <w:r>
+        <w:rPr>
+          <w:rFonts w:ascii="Times New Roman" w:hAnsi="Times New Roman" w:eastAsia="Times New Roman" w:cs="Times New Roman"/>
+          <w:color w:val="000000"/>
+          <w:u w:val="none"/>
+        </w:rPr>
+        <w:t xml:space="preserve">, </w:t>
+      </w:r>
+      <w:r>
+        <w:rPr>
+          <w:rFonts w:ascii="Times New Roman" w:hAnsi="Times New Roman" w:eastAsia="Times New Roman" w:cs="Times New Roman"/>
+          <w:color w:val="000000"/>
+          <w:u w:val="none"/>
+        </w:rPr>
+        <w:t>FSP_MOCK_MAIL=0</w:t>
+      </w:r>
+      <w:r>
+        <w:rPr>
+          <w:rFonts w:ascii="Times New Roman" w:hAnsi="Times New Roman" w:eastAsia="Times New Roman" w:cs="Times New Roman"/>
+          <w:color w:val="000000"/>
+          <w:u w:val="none"/>
+        </w:rPr>
+        <w:t xml:space="preserve">, </w:t>
+      </w:r>
+      <w:r>
+        <w:rPr>
+          <w:rFonts w:ascii="Times New Roman" w:hAnsi="Times New Roman" w:eastAsia="Times New Roman" w:cs="Times New Roman"/>
+          <w:color w:val="000000"/>
+          <w:u w:val="none"/>
+        </w:rPr>
+        <w:t>FSP_SMTP_ENABLED=0</w:t>
+      </w:r>
+      <w:r>
+        <w:rPr>
+          <w:rFonts w:ascii="Times New Roman" w:hAnsi="Times New Roman" w:eastAsia="Times New Roman" w:cs="Times New Roman"/>
+          <w:color w:val="000000"/>
+          <w:u w:val="none"/>
+        </w:rPr>
+        <w:t xml:space="preserve">, </w:t>
+      </w:r>
+      <w:r>
+        <w:rPr>
+          <w:rFonts w:ascii="Times New Roman" w:hAnsi="Times New Roman" w:eastAsia="Times New Roman" w:cs="Times New Roman"/>
+          <w:color w:val="000000"/>
+          <w:u w:val="none"/>
+        </w:rPr>
+        <w:t>FSP_SMTP_HOST</w:t>
+      </w:r>
+      <w:r>
+        <w:rPr>
+          <w:rFonts w:ascii="Times New Roman" w:hAnsi="Times New Roman" w:eastAsia="Times New Roman" w:cs="Times New Roman"/>
+          <w:color w:val="000000"/>
+          <w:u w:val="none"/>
+        </w:rPr>
+        <w:t xml:space="preserve"> пуст;</w:t>
       </w:r>
     </w:p>
     <w:p>
@@ -6632,79 +7004,39 @@
           <w:color w:val="000000"/>
           <w:u w:val="none"/>
         </w:rPr>
-        <w:t>FSP_JURY_MODE=1</w:t>
-      </w:r>
-      <w:r>
-        <w:rPr>
-          <w:rFonts w:ascii="Times New Roman" w:hAnsi="Times New Roman" w:eastAsia="Times New Roman" w:cs="Times New Roman"/>
-          <w:color w:val="000000"/>
-          <w:u w:val="none"/>
-        </w:rPr>
-        <w:t xml:space="preserve">, </w:t>
-      </w:r>
-      <w:r>
-        <w:rPr>
-          <w:rFonts w:ascii="Times New Roman" w:hAnsi="Times New Roman" w:eastAsia="Times New Roman" w:cs="Times New Roman"/>
-          <w:color w:val="000000"/>
-          <w:u w:val="none"/>
-        </w:rPr>
-        <w:t>FSP_DEMO_LOGIN=0</w:t>
-      </w:r>
-      <w:r>
-        <w:rPr>
-          <w:rFonts w:ascii="Times New Roman" w:hAnsi="Times New Roman" w:eastAsia="Times New Roman" w:cs="Times New Roman"/>
-          <w:color w:val="000000"/>
-          <w:u w:val="none"/>
-        </w:rPr>
-        <w:t xml:space="preserve">, </w:t>
-      </w:r>
-      <w:r>
-        <w:rPr>
-          <w:rFonts w:ascii="Times New Roman" w:hAnsi="Times New Roman" w:eastAsia="Times New Roman" w:cs="Times New Roman"/>
-          <w:color w:val="000000"/>
-          <w:u w:val="none"/>
-        </w:rPr>
-        <w:t>FSP_MOCK_MAIL=0</w:t>
-      </w:r>
-      <w:r>
-        <w:rPr>
-          <w:rFonts w:ascii="Times New Roman" w:hAnsi="Times New Roman" w:eastAsia="Times New Roman" w:cs="Times New Roman"/>
-          <w:color w:val="000000"/>
-          <w:u w:val="none"/>
-        </w:rPr>
-        <w:t xml:space="preserve">, </w:t>
-      </w:r>
-      <w:r>
-        <w:rPr>
-          <w:rFonts w:ascii="Times New Roman" w:hAnsi="Times New Roman" w:eastAsia="Times New Roman" w:cs="Times New Roman"/>
-          <w:color w:val="000000"/>
-          <w:u w:val="none"/>
-        </w:rPr>
-        <w:t>FSP_SMTP_ENABLED=0</w:t>
-      </w:r>
-      <w:r>
-        <w:rPr>
-          <w:rFonts w:ascii="Times New Roman" w:hAnsi="Times New Roman" w:eastAsia="Times New Roman" w:cs="Times New Roman"/>
-          <w:color w:val="000000"/>
-          <w:u w:val="none"/>
-        </w:rPr>
-        <w:t xml:space="preserve">, </w:t>
-      </w:r>
-      <w:r>
-        <w:rPr>
-          <w:rFonts w:ascii="Times New Roman" w:hAnsi="Times New Roman" w:eastAsia="Times New Roman" w:cs="Times New Roman"/>
-          <w:color w:val="000000"/>
-          <w:u w:val="none"/>
-        </w:rPr>
-        <w:t>FSP_SMTP_HOST</w:t>
-      </w:r>
-      <w:r>
-        <w:rPr>
-          <w:rFonts w:ascii="Times New Roman" w:hAnsi="Times New Roman" w:eastAsia="Times New Roman" w:cs="Times New Roman"/>
-          <w:color w:val="000000"/>
-          <w:u w:val="none"/>
-        </w:rPr>
-        <w:t xml:space="preserve"> пуст;</w:t>
+        <w:t xml:space="preserve">посетитель выбирает только роль </w:t>
+      </w:r>
+      <w:r>
+        <w:rPr>
+          <w:rFonts w:ascii="Times New Roman" w:hAnsi="Times New Roman" w:eastAsia="Times New Roman" w:cs="Times New Roman"/>
+          <w:color w:val="000000"/>
+          <w:u w:val="none"/>
+        </w:rPr>
+        <w:t>candidate</w:t>
+      </w:r>
+      <w:r>
+        <w:rPr>
+          <w:rFonts w:ascii="Times New Roman" w:hAnsi="Times New Roman" w:eastAsia="Times New Roman" w:cs="Times New Roman"/>
+          <w:color w:val="000000"/>
+          <w:u w:val="none"/>
+        </w:rPr>
+        <w:t xml:space="preserve"> или </w:t>
+      </w:r>
+      <w:r>
+        <w:rPr>
+          <w:rFonts w:ascii="Times New Roman" w:hAnsi="Times New Roman" w:eastAsia="Times New Roman" w:cs="Times New Roman"/>
+          <w:color w:val="000000"/>
+          <w:u w:val="none"/>
+        </w:rPr>
+        <w:t>employer</w:t>
+      </w:r>
+      <w:r>
+        <w:rPr>
+          <w:rFonts w:ascii="Times New Roman" w:hAnsi="Times New Roman" w:eastAsia="Times New Roman" w:cs="Times New Roman"/>
+          <w:color w:val="000000"/>
+          <w:u w:val="none"/>
+        </w:rPr>
+        <w:t>, задаёт свой пароль длиной 12–128 символов, повторяет его и явно подтверждает согласие;</w:t>
       </w:r>
     </w:p>
     <w:p>
@@ -6727,15 +7059,23 @@
           <w:color w:val="000000"/>
           <w:u w:val="none"/>
         </w:rPr>
-        <w:t>FSP_JURY_PASSWORD</w:t>
-      </w:r>
-      <w:r>
-        <w:rPr>
-          <w:rFonts w:ascii="Times New Roman" w:hAnsi="Times New Roman" w:eastAsia="Times New Roman" w:cs="Times New Roman"/>
-          <w:color w:val="000000"/>
-          <w:u w:val="none"/>
-        </w:rPr>
-        <w:t xml:space="preserve"> длиной от 20 до 128 символов, с не менее чем 8 различными символами, хранится только в закрытом окружении и не попадает в Git; штатный скрипт создаёт независимые случайные пароли приложения и внешнего входа;</w:t>
+        <w:t xml:space="preserve">сервер назначает непрозрачный логин вида </w:t>
+      </w:r>
+      <w:r>
+        <w:rPr>
+          <w:rFonts w:ascii="Times New Roman" w:hAnsi="Times New Roman" w:eastAsia="Times New Roman" w:cs="Times New Roman"/>
+          <w:color w:val="000000"/>
+          <w:u w:val="none"/>
+        </w:rPr>
+        <w:t>jury-&lt;случайное&gt;@example.invalid</w:t>
+      </w:r>
+      <w:r>
+        <w:rPr>
+          <w:rFonts w:ascii="Times New Roman" w:hAnsi="Times New Roman" w:eastAsia="Times New Roman" w:cs="Times New Roman"/>
+          <w:color w:val="000000"/>
+          <w:u w:val="none"/>
+        </w:rPr>
+        <w:t>, синтетические имя и контакт и сразу создаёт Secure/HttpOnly сессию на 8 часов с CSRF-защитой. Логин показывается один раз для копирования и сохранения; после выхода повторный вход возможен только с этим логином и своим паролем;</w:t>
       </w:r>
     </w:p>
     <w:p>
@@ -6758,7 +7098,7 @@
           <w:color w:val="000000"/>
           <w:u w:val="none"/>
         </w:rPr>
-        <w:t>регистрация, запрос входа по email, подтверждение email, mock-почта, вход по идентификатору demo-аккаунта и загрузка/предпросмотр резюме недоступны до чтения тела запроса;</w:t>
+        <w:t>email не принимается и не подтверждается, письмо не отправляется. Это специальная синтетическая регистрация для публичной конкурсной проверки, отличная от полного локального пути ТЗ с подтверждением mock-почтой;</w:t>
       </w:r>
     </w:p>
     <w:p>
@@ -6781,7 +7121,23 @@
           <w:color w:val="000000"/>
           <w:u w:val="none"/>
         </w:rPr>
-        <w:t>существующая база не должна содержать аккаунты, кроме штатных seed-записей; при нарушении границы jury-режим не запускается;</w:t>
+        <w:t xml:space="preserve">опубликованные ранее seed-логины и общий пароль отключаются, а существующие сессии отзываются. Выпуск </w:t>
+      </w:r>
+      <w:r>
+        <w:rPr>
+          <w:rFonts w:ascii="Times New Roman" w:hAnsi="Times New Roman" w:eastAsia="Times New Roman" w:cs="Times New Roman"/>
+          <w:color w:val="000000"/>
+          <w:u w:val="none"/>
+        </w:rPr>
+        <w:t>lct-2026-jury-v2</w:t>
+      </w:r>
+      <w:r>
+        <w:rPr>
+          <w:rFonts w:ascii="Times New Roman" w:hAnsi="Times New Roman" w:eastAsia="Times New Roman" w:cs="Times New Roman"/>
+          <w:color w:val="000000"/>
+          <w:u w:val="none"/>
+        </w:rPr>
+        <w:t xml:space="preserve"> остаётся неизменяемой историей, но его данные входа недействительны для v3;</w:t>
       </w:r>
     </w:p>
     <w:p>
@@ -6804,7 +7160,7 @@
           <w:color w:val="000000"/>
           <w:u w:val="none"/>
         </w:rPr>
-        <w:t>реальные ФИО, email, телефоны, резюме, сообщения и другие данные людей вводить нельзя. Ограниченный доступ и предупреждение в интерфейсе снижают риск, но не доказывают, что свободный текст никогда не будет содержать персональные данные;</w:t>
+        <w:t>регистрация ограничивается 200 jury-аккаунтами и пятью попытками в час на фактический клиентский IP. Эти значения должны быть подтверждены тестами и внешней приёмкой до публикации v3;</w:t>
       </w:r>
     </w:p>
     <w:p>
@@ -6827,7 +7183,30 @@
           <w:color w:val="000000"/>
           <w:u w:val="none"/>
         </w:rPr>
-        <w:t>mock ФСП и публичная OIDC metadata не являются подключением к ФСП ID. Защищённые endpoints и чужой client не используются.</w:t>
+        <w:t>реальные ФИО, email, телефоны, фотографии, резюме, сообщения и другие данные людей вводить нельзя. Интерфейс требует только синтетические данные; предупреждение и defaults снижают риск, но не гарантируют, что посетитель никогда не введёт ПДн в свободное поле;</w:t>
+      </w:r>
+    </w:p>
+    <w:p>
+      <w:pPr>
+        <w:pStyle w:val="GOSTList"/>
+        <w:ind w:left="709"/>
+      </w:pPr>
+      <w:r>
+        <w:rPr>
+          <w:rFonts w:ascii="Times New Roman" w:hAnsi="Times New Roman" w:eastAsia="Times New Roman" w:cs="Times New Roman"/>
+          <w:color w:val="000000"/>
+          <w:sz w:val="28"/>
+          <w:u w:val="none"/>
+        </w:rPr>
+        <w:t xml:space="preserve">• </w:t>
+      </w:r>
+      <w:r>
+        <w:rPr>
+          <w:rFonts w:ascii="Times New Roman" w:hAnsi="Times New Roman" w:eastAsia="Times New Roman" w:cs="Times New Roman"/>
+          <w:color w:val="000000"/>
+          <w:u w:val="none"/>
+        </w:rPr>
+        <w:t>mock ФСП и публичная OIDC metadata не являются подключением к ФСП ID. Защищённые endpoints, чужой client, Google/Apple OAuth и другие иностранные провайдеры входа не используются.</w:t>
       </w:r>
     </w:p>
     <w:p>
@@ -7656,7 +8035,23 @@
           <w:color w:val="000000"/>
           <w:u w:val="none"/>
         </w:rPr>
-        <w:t xml:space="preserve">: реальные адреса российских и иностранных сервисов запрещены на сервере, независимо от формы интерфейса. Проверяются точный домен, ASCII local part, длина до 64 символов и отсутствие нескольких получателей, Unicode и управляющих символов. SMTP-адаптер повторяет проверку до соединения с сервером. В jury-режиме почтовые операции и регистрация отключены полностью. Это техническая граница демо; домен </w:t>
+        <w:t xml:space="preserve">: реальные адреса российских и иностранных сервисов запрещены на сервере, независимо от формы интерфейса. Проверяются точный домен, ASCII local part, длина до 64 символов и отсутствие нескольких получателей, Unicode и управляющих символов. SMTP-адаптер повторяет проверку до соединения с сервером. В индивидуальном jury-режиме почтовые операции отключены полностью, а серверная регистрация создаёт только собственный синтетический </w:t>
+      </w:r>
+      <w:r>
+        <w:rPr>
+          <w:rFonts w:ascii="Times New Roman" w:hAnsi="Times New Roman" w:eastAsia="Times New Roman" w:cs="Times New Roman"/>
+          <w:color w:val="000000"/>
+          <w:u w:val="none"/>
+        </w:rPr>
+        <w:t>example.invalid</w:t>
+      </w:r>
+      <w:r>
+        <w:rPr>
+          <w:rFonts w:ascii="Times New Roman" w:hAnsi="Times New Roman" w:eastAsia="Times New Roman" w:cs="Times New Roman"/>
+          <w:color w:val="000000"/>
+          <w:u w:val="none"/>
+        </w:rPr>
+        <w:t xml:space="preserve"> идентификатор. Это техническая граница демо; домен </w:t>
       </w:r>
       <w:r>
         <w:rPr>
@@ -7676,7 +8071,7 @@
       </w:r>
     </w:p>
     <w:p>
-      <w:hyperlink r:id="rId30">
+      <w:hyperlink r:id="rId32">
         <w:r>
           <w:rPr>
             <w:rFonts w:ascii="Times New Roman" w:hAnsi="Times New Roman" w:eastAsia="Times New Roman" w:cs="Times New Roman"/>
@@ -7728,7 +8123,7 @@
           <w:color w:val="000000"/>
           <w:u w:val="none"/>
         </w:rPr>
-        <w:t>Email как строка-идентификатор не запрещён. Правовой риск определяется системой, которая реально подтверждает доступ:</w:t>
+        <w:t>Email-подобная строка здесь служит непрозрачным логином и не подтверждает владение почтовым ящиком. Правовой риск определяется системой, которая реально подтверждает доступ:</w:t>
       </w:r>
     </w:p>
     <w:p>
@@ -7832,7 +8227,7 @@
         </w:rPr>
         <w:t xml:space="preserve">Часть 10 введена Законом № 406-ФЗ и действует с 1 декабря 2023 года. </w:t>
       </w:r>
-      <w:hyperlink r:id="rId31">
+      <w:hyperlink r:id="rId33">
         <w:r>
           <w:rPr>
             <w:rFonts w:ascii="Times New Roman" w:hAnsi="Times New Roman" w:eastAsia="Times New Roman" w:cs="Times New Roman"/>
@@ -7850,7 +8245,7 @@
         </w:rPr>
         <w:t xml:space="preserve"> приведена как первичный источник. С 7 июля 2026 года </w:t>
       </w:r>
-      <w:hyperlink r:id="rId32">
+      <w:hyperlink r:id="rId34">
         <w:r>
           <w:rPr>
             <w:rFonts w:ascii="Times New Roman" w:hAnsi="Times New Roman" w:eastAsia="Times New Roman" w:cs="Times New Roman"/>
@@ -7868,7 +8263,7 @@
         </w:rPr>
         <w:t xml:space="preserve"> устанавливает за неисполнение обязанности штраф: гражданину 10–20 тыс. рублей, должностному лицу 30–50 тыс. рублей, юридическому лицу 500–700 тыс. рублей. Ответственность введена Законом № 199-ФЗ; его </w:t>
       </w:r>
-      <w:hyperlink r:id="rId33">
+      <w:hyperlink r:id="rId35">
         <w:r>
           <w:rPr>
             <w:rFonts w:ascii="Times New Roman" w:hAnsi="Times New Roman" w:eastAsia="Times New Roman" w:cs="Times New Roman"/>
@@ -7909,7 +8304,7 @@
         </w:rPr>
         <w:t xml:space="preserve">Поиск кандидатов анализирует требования работодателя и ранжирует подходящие профили, поэтому для публичного стенда </w:t>
       </w:r>
-      <w:hyperlink r:id="rId34">
+      <w:hyperlink r:id="rId36">
         <w:r>
           <w:rPr>
             <w:rFonts w:ascii="Times New Roman" w:hAnsi="Times New Roman" w:eastAsia="Times New Roman" w:cs="Times New Roman"/>
@@ -8029,7 +8424,7 @@
         </w:rPr>
         <w:t xml:space="preserve">Правила должны описывать фактические процессы и источники. Публичная страница формируется динамически из того же серверного описания владельца и правил, которое использует jury-режим, чтобы она не расходилась с конфигурацией. Для текущего алгоритма единственный допустимый источник формулы — </w:t>
       </w:r>
-      <w:hyperlink r:id="rId35">
+      <w:hyperlink r:id="rId37">
         <w:r>
           <w:rPr>
             <w:rFonts w:ascii="Times New Roman" w:hAnsi="Times New Roman" w:eastAsia="Times New Roman" w:cs="Times New Roman"/>
@@ -8073,7 +8468,7 @@
         </w:rPr>
         <w:t xml:space="preserve">Нельзя допускать нарушение прав и законных интересов или выдачу незаконной информации. По запросу Роскомнадзора сведения и доступ к программно-техническим средствам предоставляются в срок статьи 10.2-2; требование о прекращении рекомендаций исполняется в течение суток. </w:t>
       </w:r>
-      <w:hyperlink r:id="rId36">
+      <w:hyperlink r:id="rId38">
         <w:r>
           <w:rPr>
             <w:rFonts w:ascii="Times New Roman" w:hAnsi="Times New Roman" w:eastAsia="Times New Roman" w:cs="Times New Roman"/>
@@ -8147,7 +8542,7 @@
         </w:rPr>
         <w:t xml:space="preserve">опубликовать политику оператора и назначить ответственных в соответствии со </w:t>
       </w:r>
-      <w:hyperlink r:id="rId37">
+      <w:hyperlink r:id="rId39">
         <w:r>
           <w:rPr>
             <w:rFonts w:ascii="Times New Roman" w:hAnsi="Times New Roman" w:eastAsia="Times New Roman" w:cs="Times New Roman"/>
@@ -8188,7 +8583,7 @@
         </w:rPr>
         <w:t xml:space="preserve">определить, требуется ли уведомление Роскомнадзора по </w:t>
       </w:r>
-      <w:hyperlink r:id="rId38">
+      <w:hyperlink r:id="rId40">
         <w:r>
           <w:rPr>
             <w:rFonts w:ascii="Times New Roman" w:hAnsi="Times New Roman" w:eastAsia="Times New Roman" w:cs="Times New Roman"/>
@@ -8229,7 +8624,7 @@
         </w:rPr>
         <w:t xml:space="preserve">обеспечить правовые, организационные и технические меры по </w:t>
       </w:r>
-      <w:hyperlink r:id="rId39">
+      <w:hyperlink r:id="rId41">
         <w:r>
           <w:rPr>
             <w:rFonts w:ascii="Times New Roman" w:hAnsi="Times New Roman" w:eastAsia="Times New Roman" w:cs="Times New Roman"/>
@@ -8293,7 +8688,7 @@
         </w:rPr>
         <w:t xml:space="preserve">иметь порядок обращений, исправления, прекращения и удаления, а также план инцидентов по </w:t>
       </w:r>
-      <w:hyperlink r:id="rId40">
+      <w:hyperlink r:id="rId42">
         <w:r>
           <w:rPr>
             <w:rFonts w:ascii="Times New Roman" w:hAnsi="Times New Roman" w:eastAsia="Times New Roman" w:cs="Times New Roman"/>
@@ -8367,7 +8762,7 @@
         </w:rPr>
         <w:t xml:space="preserve">согласие по </w:t>
       </w:r>
-      <w:hyperlink r:id="rId41">
+      <w:hyperlink r:id="rId43">
         <w:r>
           <w:rPr>
             <w:rFonts w:ascii="Times New Roman" w:hAnsi="Times New Roman" w:eastAsia="Times New Roman" w:cs="Times New Roman"/>
@@ -8408,7 +8803,7 @@
         </w:rPr>
         <w:t xml:space="preserve">для публичного профиля требуется отдельное согласие на распространение по </w:t>
       </w:r>
-      <w:hyperlink r:id="rId42">
+      <w:hyperlink r:id="rId44">
         <w:r>
           <w:rPr>
             <w:rFonts w:ascii="Times New Roman" w:hAnsi="Times New Roman" w:eastAsia="Times New Roman" w:cs="Times New Roman"/>
@@ -8449,7 +8844,7 @@
         </w:rPr>
         <w:t xml:space="preserve">первичная запись, систематизация, накопление, хранение, уточнение и извлечение данных граждан РФ выполняются с использованием баз в РФ по </w:t>
       </w:r>
-      <w:hyperlink r:id="rId43">
+      <w:hyperlink r:id="rId45">
         <w:r>
           <w:rPr>
             <w:rFonts w:ascii="Times New Roman" w:hAnsi="Times New Roman" w:eastAsia="Times New Roman" w:cs="Times New Roman"/>
@@ -8490,7 +8885,7 @@
         </w:rPr>
         <w:t xml:space="preserve">перед трансграничной передачей проводится оценка и подаётся отдельное уведомление по </w:t>
       </w:r>
-      <w:hyperlink r:id="rId44">
+      <w:hyperlink r:id="rId46">
         <w:r>
           <w:rPr>
             <w:rFonts w:ascii="Times New Roman" w:hAnsi="Times New Roman" w:eastAsia="Times New Roman" w:cs="Times New Roman"/>
@@ -8596,7 +8991,7 @@
         </w:rPr>
         <w:t xml:space="preserve">Если в отдельном production-контуре будет включена почта, сообщение с запрошенным сервисным кодом должно содержать только код, срок действия и сведения безопасности. Оно не должно включать вакансии, продвижение партнёров, новости или другие рекламные материалы. </w:t>
       </w:r>
-      <w:hyperlink r:id="rId45">
+      <w:hyperlink r:id="rId47">
         <w:r>
           <w:rPr>
             <w:rFonts w:ascii="Times New Roman" w:hAnsi="Times New Roman" w:eastAsia="Times New Roman" w:cs="Times New Roman"/>
@@ -8665,7 +9060,7 @@
         </w:rPr>
         <w:t xml:space="preserve"> и </w:t>
       </w:r>
-      <w:hyperlink r:id="rId46">
+      <w:hyperlink r:id="rId48">
         <w:r>
           <w:rPr>
             <w:rFonts w:ascii="Times New Roman" w:hAnsi="Times New Roman" w:eastAsia="Times New Roman" w:cs="Times New Roman"/>
@@ -8991,7 +9386,23 @@
           <w:color w:val="000000"/>
           <w:u w:val="none"/>
         </w:rPr>
-        <w:t xml:space="preserve">Проверено, что jury-режим блокирует регистрацию, email-flow, mock-mail, demo-ID login и resume preview, база содержит только seed-аккаунты, SMTP выключен, cookie имеет </w:t>
+        <w:t xml:space="preserve">Проверено, что jury-режим разрешает только </w:t>
+      </w:r>
+      <w:r>
+        <w:rPr>
+          <w:rFonts w:ascii="Times New Roman" w:hAnsi="Times New Roman" w:eastAsia="Times New Roman" w:cs="Times New Roman"/>
+          <w:color w:val="000000"/>
+          <w:u w:val="none"/>
+        </w:rPr>
+        <w:t>POST /api/v1/auth/jury-register</w:t>
+      </w:r>
+      <w:r>
+        <w:rPr>
+          <w:rFonts w:ascii="Times New Roman" w:hAnsi="Times New Roman" w:eastAsia="Times New Roman" w:cs="Times New Roman"/>
+          <w:color w:val="000000"/>
+          <w:u w:val="none"/>
+        </w:rPr>
+        <w:t xml:space="preserve"> с двумя ролями, паролем 12–128 и обязательным согласием; блокирует обычную email-регистрацию, email-flow, mock-mail, demo-ID login и resume preview; SMTP выключен, cookie имеет </w:t>
       </w:r>
       <w:r>
         <w:rPr>
@@ -9007,7 +9418,23 @@
           <w:color w:val="000000"/>
           <w:u w:val="none"/>
         </w:rPr>
-        <w:t>.</w:t>
+        <w:t>/</w:t>
+      </w:r>
+      <w:r>
+        <w:rPr>
+          <w:rFonts w:ascii="Times New Roman" w:hAnsi="Times New Roman" w:eastAsia="Times New Roman" w:cs="Times New Roman"/>
+          <w:color w:val="000000"/>
+          <w:u w:val="none"/>
+        </w:rPr>
+        <w:t>HttpOnly</w:t>
+      </w:r>
+      <w:r>
+        <w:rPr>
+          <w:rFonts w:ascii="Times New Roman" w:hAnsi="Times New Roman" w:eastAsia="Times New Roman" w:cs="Times New Roman"/>
+          <w:color w:val="000000"/>
+          <w:u w:val="none"/>
+        </w:rPr>
+        <w:t>, сессия истекает через 8 часов, действуют общий предел 200 аккаунтов и 5 регистраций в час на IP.</w:t>
       </w:r>
     </w:p>
     <w:p>
@@ -9097,6 +9524,29 @@
     </w:p>
     <w:p>
       <w:pPr>
+        <w:pStyle w:val="GOSTList"/>
+        <w:ind w:left="709"/>
+      </w:pPr>
+      <w:r>
+        <w:rPr>
+          <w:rFonts w:ascii="Times New Roman" w:hAnsi="Times New Roman" w:eastAsia="Times New Roman" w:cs="Times New Roman"/>
+          <w:color w:val="000000"/>
+          <w:sz w:val="28"/>
+          <w:u w:val="none"/>
+        </w:rPr>
+        <w:t xml:space="preserve">9. </w:t>
+      </w:r>
+      <w:r>
+        <w:rPr>
+          <w:rFonts w:ascii="Times New Roman" w:hAnsi="Times New Roman" w:eastAsia="Times New Roman" w:cs="Times New Roman"/>
+          <w:color w:val="000000"/>
+          <w:u w:val="none"/>
+        </w:rPr>
+        <w:t>Старые seed-пароли не принимаются, старые сессии отозваны; публичные правовые страницы доступны без входа, а продуктовые ресурсы требуют сессию.</w:t>
+      </w:r>
+    </w:p>
+    <w:p>
+      <w:pPr>
         <w:pStyle w:val="Heading2"/>
       </w:pPr>
       <w:r>
@@ -9133,7 +9583,7 @@
         </w:rPr>
         <w:t xml:space="preserve">; портал официального опубликования не во всех запросах возвращал содержимое через используемый инструмент, поэтому документ не утверждает, что каждая карточка была автоматически выгружена. </w:t>
       </w:r>
-      <w:hyperlink r:id="rId47">
+      <w:hyperlink r:id="rId49">
         <w:r>
           <w:rPr>
             <w:rFonts w:ascii="Times New Roman" w:hAnsi="Times New Roman" w:eastAsia="Times New Roman" w:cs="Times New Roman"/>
@@ -9187,7 +9637,7 @@
         </w:rPr>
         <w:t xml:space="preserve">Документ фиксирует происхождение файлов и доступные лицензионные метаданные для очищенного конкурсного выпуска и отдельно обозначенных локальных оригиналов. Это инвентаризация, а не правовое заключение и не подтверждение полной цепочки прав. Машинный перечень версий, заявленных SPDX выражений, исходных URL, хешей и копий текстов лицензий находится в </w:t>
       </w:r>
-      <w:hyperlink r:id="rId46">
+      <w:hyperlink r:id="rId48">
         <w:r>
           <w:rPr>
             <w:rFonts w:ascii="Times New Roman" w:hAnsi="Times New Roman" w:eastAsia="Times New Roman" w:cs="Times New Roman"/>
@@ -9460,7 +9910,7 @@
         </w:rPr>
         <w:t xml:space="preserve">. Проверялись </w:t>
       </w:r>
-      <w:hyperlink r:id="rId48">
+      <w:hyperlink r:id="rId50">
         <w:r>
           <w:rPr>
             <w:rFonts w:ascii="Times New Roman" w:hAnsi="Times New Roman" w:eastAsia="Times New Roman" w:cs="Times New Roman"/>
@@ -9478,7 +9928,7 @@
         </w:rPr>
         <w:t xml:space="preserve">, </w:t>
       </w:r>
-      <w:hyperlink r:id="rId49">
+      <w:hyperlink r:id="rId51">
         <w:r>
           <w:rPr>
             <w:rFonts w:ascii="Times New Roman" w:hAnsi="Times New Roman" w:eastAsia="Times New Roman" w:cs="Times New Roman"/>
@@ -9496,7 +9946,7 @@
         </w:rPr>
         <w:t xml:space="preserve"> и </w:t>
       </w:r>
-      <w:hyperlink r:id="rId50">
+      <w:hyperlink r:id="rId52">
         <w:r>
           <w:rPr>
             <w:rFonts w:ascii="Times New Roman" w:hAnsi="Times New Roman" w:eastAsia="Times New Roman" w:cs="Times New Roman"/>
@@ -9797,6 +10247,47 @@
     </w:p>
     <w:p>
       <w:pPr>
+        <w:pStyle w:val="Heading2"/>
+      </w:pPr>
+      <w:r>
+        <w:rPr>
+          <w:rFonts w:ascii="Times New Roman" w:hAnsi="Times New Roman" w:eastAsia="Times New Roman" w:cs="Times New Roman"/>
+          <w:color w:val="000000"/>
+          <w:u w:val="none"/>
+        </w:rPr>
+        <w:t>6. Материалы команды в презентации v3</w:t>
+      </w:r>
+    </w:p>
+    <w:p>
+      <w:r>
+        <w:rPr>
+          <w:rFonts w:ascii="Times New Roman" w:hAnsi="Times New Roman" w:eastAsia="Times New Roman" w:cs="Times New Roman"/>
+          <w:color w:val="000000"/>
+          <w:u w:val="none"/>
+        </w:rPr>
+        <w:t xml:space="preserve">Владелец предоставил PDF «fsp-lct-2026-IZMENENIA» и поручил перенести сведения о своей команде в конкурсную презентацию. Логотип «Студия 37» и четыре портрета взяты из этого файла; имена и роли не изменены. Телефоны и личные Telegram исключены из публичного PPTX, оригинальный PDF хранится вне Git. Происхождение и SHA-256 зафиксированы в </w:t>
+      </w:r>
+      <w:hyperlink r:id="rId53">
+        <w:r>
+          <w:rPr>
+            <w:rFonts w:ascii="Times New Roman" w:hAnsi="Times New Roman" w:eastAsia="Times New Roman" w:cs="Times New Roman"/>
+            <w:color w:val="000000"/>
+            <w:u w:val="none"/>
+          </w:rPr>
+          <w:t xml:space="preserve">документе 47</w:t>
+        </w:r>
+      </w:hyperlink>
+      <w:r>
+        <w:rPr>
+          <w:rFonts w:ascii="Times New Roman" w:hAnsi="Times New Roman" w:eastAsia="Times New Roman" w:cs="Times New Roman"/>
+          <w:color w:val="000000"/>
+          <w:u w:val="none"/>
+        </w:rPr>
+        <w:t>. Материалы включены для представления команды в конкурсном выпуске; общей лицензии на портреты, товарные знаки или их стороннее коммерческое использование эта публикация не создаёт.</w:t>
+      </w:r>
+    </w:p>
+    <w:p>
+      <w:pPr>
         <w:pStyle w:val="Heading1"/>
         <w:pageBreakBefore/>
       </w:pPr>
@@ -9818,7 +10309,7 @@
           <w:color w:val="000000"/>
           <w:u w:val="none"/>
         </w:rPr>
-        <w:t xml:space="preserve">Команда — «Студия 37». Очищенный конкурсный выпуск публикуется в открытом </w:t>
+        <w:t xml:space="preserve">Команда — «Студия 37». Целевой очищенный конкурсный выпуск публикуется в открытом </w:t>
       </w:r>
       <w:r>
         <w:rPr>
@@ -9858,15 +10349,15 @@
           <w:color w:val="000000"/>
           <w:u w:val="none"/>
         </w:rPr>
-        <w:t>lct-2026-jury-v2</w:t>
-      </w:r>
-      <w:r>
-        <w:rPr>
-          <w:rFonts w:ascii="Times New Roman" w:hAnsi="Times New Roman" w:eastAsia="Times New Roman" w:cs="Times New Roman"/>
-          <w:color w:val="000000"/>
-          <w:u w:val="none"/>
-        </w:rPr>
-        <w:t xml:space="preserve">. Код, документация, презентация и видео скачиваются без аккаунта GitHub и приглашения. Полная прежняя история сохраняется в закрытом </w:t>
+        <w:t>lct-2026-jury-v3</w:t>
+      </w:r>
+      <w:r>
+        <w:rPr>
+          <w:rFonts w:ascii="Times New Roman" w:hAnsi="Times New Roman" w:eastAsia="Times New Roman" w:cs="Times New Roman"/>
+          <w:color w:val="000000"/>
+          <w:u w:val="none"/>
+        </w:rPr>
+        <w:t xml:space="preserve">. Код, документация, презентация и видео доступны без аккаунта GitHub и приглашения. Полная прежняя история сохраняется в закрытом </w:t>
       </w:r>
       <w:r>
         <w:rPr>
@@ -9892,7 +10383,81 @@
           <w:color w:val="000000"/>
           <w:u w:val="none"/>
         </w:rPr>
-        <w:t>ТЗ не задаёт открытую или закрытую видимость: в § 5.2 требуется ссылка на код. Владелец разрешил публичный очищенный выпуск 11 октября 2026 года. Форма конкурса и письма поддержки автоматически не отправляются.</w:t>
+        <w:t xml:space="preserve">До публикации тега ссылки на release-артефакты v3 ниже являются целевыми. Индивидуальный режим уже активирован на внешнем домене, но его полная приёмка ограничена заявленным конкурсным контуром. Выбранный PostgreSQL-набор прошёл 76/76, live browser-матрица — шесть потоков двух ролей в трёх движках, негативный HTTPS-набор — 10/10. Это не полный PG-suite и не pentest. Неизменяемый </w:t>
+      </w:r>
+      <w:r>
+        <w:rPr>
+          <w:rFonts w:ascii="Times New Roman" w:hAnsi="Times New Roman" w:eastAsia="Times New Roman" w:cs="Times New Roman"/>
+          <w:color w:val="000000"/>
+          <w:u w:val="none"/>
+        </w:rPr>
+        <w:t>lct-2026-jury-v2</w:t>
+      </w:r>
+      <w:r>
+        <w:rPr>
+          <w:rFonts w:ascii="Times New Roman" w:hAnsi="Times New Roman" w:eastAsia="Times New Roman" w:cs="Times New Roman"/>
+          <w:color w:val="000000"/>
+          <w:u w:val="none"/>
+        </w:rPr>
+        <w:t xml:space="preserve"> сохраняет исторический способ входа; его общие данные входа не используются после активации v3.</w:t>
+      </w:r>
+    </w:p>
+    <w:p>
+      <w:r>
+        <w:rPr>
+          <w:rFonts w:ascii="Times New Roman" w:hAnsi="Times New Roman" w:eastAsia="Times New Roman" w:cs="Times New Roman"/>
+          <w:color w:val="000000"/>
+          <w:u w:val="none"/>
+        </w:rPr>
+        <w:t xml:space="preserve">Внешний TLS health v3 возвращает 200, статус </w:t>
+      </w:r>
+      <w:r>
+        <w:rPr>
+          <w:rFonts w:ascii="Times New Roman" w:hAnsi="Times New Roman" w:eastAsia="Times New Roman" w:cs="Times New Roman"/>
+          <w:color w:val="000000"/>
+          <w:u w:val="none"/>
+        </w:rPr>
+        <w:t>ok</w:t>
+      </w:r>
+      <w:r>
+        <w:rPr>
+          <w:rFonts w:ascii="Times New Roman" w:hAnsi="Times New Roman" w:eastAsia="Times New Roman" w:cs="Times New Roman"/>
+          <w:color w:val="000000"/>
+          <w:u w:val="none"/>
+        </w:rPr>
+        <w:t xml:space="preserve">, режим </w:t>
+      </w:r>
+      <w:r>
+        <w:rPr>
+          <w:rFonts w:ascii="Times New Roman" w:hAnsi="Times New Roman" w:eastAsia="Times New Roman" w:cs="Times New Roman"/>
+          <w:color w:val="000000"/>
+          <w:u w:val="none"/>
+        </w:rPr>
+        <w:t>jury-demo</w:t>
+      </w:r>
+      <w:r>
+        <w:rPr>
+          <w:rFonts w:ascii="Times New Roman" w:hAnsi="Times New Roman" w:eastAsia="Times New Roman" w:cs="Times New Roman"/>
+          <w:color w:val="000000"/>
+          <w:u w:val="none"/>
+        </w:rPr>
+        <w:t xml:space="preserve"> и </w:t>
+      </w:r>
+      <w:r>
+        <w:rPr>
+          <w:rFonts w:ascii="Times New Roman" w:hAnsi="Times New Roman" w:eastAsia="Times New Roman" w:cs="Times New Roman"/>
+          <w:color w:val="000000"/>
+          <w:u w:val="none"/>
+        </w:rPr>
+        <w:t>auth_mode=individual</w:t>
+      </w:r>
+      <w:r>
+        <w:rPr>
+          <w:rFonts w:ascii="Times New Roman" w:hAnsi="Times New Roman" w:eastAsia="Times New Roman" w:cs="Times New Roman"/>
+          <w:color w:val="000000"/>
+          <w:u w:val="none"/>
+        </w:rPr>
+        <w:t>. Это подтверждает активацию, но не заменяет итоговый протокол функциональной и security-приёмки.</w:t>
       </w:r>
     </w:p>
     <w:p>
@@ -10037,7 +10602,7 @@
               <w:ind w:firstLine="0"/>
               <w:jc w:val="left"/>
             </w:pPr>
-            <w:hyperlink r:id="rId51">
+            <w:hyperlink r:id="rId54">
               <w:r>
                 <w:rPr>
                   <w:rFonts w:ascii="Times New Roman" w:hAnsi="Times New Roman" w:eastAsia="Times New Roman" w:cs="Times New Roman"/>
@@ -10087,7 +10652,7 @@
               <w:ind w:firstLine="0"/>
               <w:jc w:val="left"/>
             </w:pPr>
-            <w:hyperlink r:id="rId52">
+            <w:hyperlink r:id="rId55">
               <w:r>
                 <w:rPr>
                   <w:rFonts w:ascii="Times New Roman" w:hAnsi="Times New Roman" w:eastAsia="Times New Roman" w:cs="Times New Roman"/>
@@ -10137,14 +10702,14 @@
               <w:ind w:firstLine="0"/>
               <w:jc w:val="left"/>
             </w:pPr>
-            <w:hyperlink r:id="rId53">
+            <w:hyperlink r:id="rId56">
               <w:r>
                 <w:rPr>
                   <w:rFonts w:ascii="Times New Roman" w:hAnsi="Times New Roman" w:eastAsia="Times New Roman" w:cs="Times New Roman"/>
                   <w:color w:val="000000"/>
                   <w:u w:val="none"/>
                 </w:rPr>
-                <w:t xml:space="preserve">PowerPoint по официальному шаблону</w:t>
+                <w:t xml:space="preserve">PowerPoint по предоставленным конкурсным материалам</w:t>
               </w:r>
             </w:hyperlink>
           </w:p>
@@ -10187,14 +10752,14 @@
               <w:ind w:firstLine="0"/>
               <w:jc w:val="left"/>
             </w:pPr>
-            <w:hyperlink r:id="rId54">
+            <w:hyperlink r:id="rId57">
               <w:r>
                 <w:rPr>
                   <w:rFonts w:ascii="Times New Roman" w:hAnsi="Times New Roman" w:eastAsia="Times New Roman" w:cs="Times New Roman"/>
                   <w:color w:val="000000"/>
                   <w:u w:val="none"/>
                 </w:rPr>
-                <w:t xml:space="preserve">Открытый демо-стенд; данные входа ниже</w:t>
+                <w:t xml:space="preserve">Временный демо-стенд</w:t>
               </w:r>
             </w:hyperlink>
           </w:p>
@@ -10237,14 +10802,14 @@
               <w:ind w:firstLine="0"/>
               <w:jc w:val="left"/>
             </w:pPr>
-            <w:hyperlink r:id="rId55">
+            <w:hyperlink r:id="rId58">
               <w:r>
                 <w:rPr>
                   <w:rFonts w:ascii="Times New Roman" w:hAnsi="Times New Roman" w:eastAsia="Times New Roman" w:cs="Times New Roman"/>
                   <w:color w:val="000000"/>
                   <w:u w:val="none"/>
                 </w:rPr>
-                <w:t xml:space="preserve">Выпуск: видео, полный комплект PDF/Word и исходный архив</w:t>
+                <w:t xml:space="preserve">Выпуск: видео, PDF/Word и исходный архив</w:t>
               </w:r>
             </w:hyperlink>
           </w:p>
@@ -10266,7 +10831,7 @@
         </w:rPr>
         <w:t xml:space="preserve">Инструкция локального запуска: </w:t>
       </w:r>
-      <w:hyperlink r:id="rId56">
+      <w:hyperlink r:id="rId59">
         <w:r>
           <w:rPr>
             <w:rFonts w:ascii="Times New Roman" w:hAnsi="Times New Roman" w:eastAsia="Times New Roman" w:cs="Times New Roman"/>
@@ -10284,7 +10849,7 @@
         </w:rPr>
         <w:t xml:space="preserve"> и </w:t>
       </w:r>
-      <w:hyperlink r:id="rId57">
+      <w:hyperlink r:id="rId60">
         <w:r>
           <w:rPr>
             <w:rFonts w:ascii="Times New Roman" w:hAnsi="Times New Roman" w:eastAsia="Times New Roman" w:cs="Times New Roman"/>
@@ -10300,16 +10865,16 @@
           <w:color w:val="000000"/>
           <w:u w:val="none"/>
         </w:rPr>
-        <w:t xml:space="preserve">. Ссылки выпуска ведут на скачивание файлов. На странице выпуска также доступны исходный архив и </w:t>
-      </w:r>
-      <w:hyperlink r:id="rId58">
+        <w:t xml:space="preserve">. Полный комплект документов: </w:t>
+      </w:r>
+      <w:hyperlink r:id="rId61">
         <w:r>
           <w:rPr>
             <w:rFonts w:ascii="Times New Roman" w:hAnsi="Times New Roman" w:eastAsia="Times New Roman" w:cs="Times New Roman"/>
             <w:color w:val="000000"/>
             <w:u w:val="none"/>
           </w:rPr>
-          <w:t xml:space="preserve">полный комплект документов</w:t>
+          <w:t xml:space="preserve">fsp-documents-gost.zip</w:t>
         </w:r>
       </w:hyperlink>
       <w:r>
@@ -10318,23 +10883,33 @@
           <w:color w:val="000000"/>
           <w:u w:val="none"/>
         </w:rPr>
-        <w:t xml:space="preserve">. Клонирование </w:t>
-      </w:r>
-      <w:r>
-        <w:rPr>
-          <w:rFonts w:ascii="Times New Roman" w:hAnsi="Times New Roman" w:eastAsia="Times New Roman" w:cs="Times New Roman"/>
-          <w:color w:val="000000"/>
-          <w:u w:val="none"/>
-        </w:rPr>
-        <w:t>git clone</w:t>
-      </w:r>
-      <w:r>
-        <w:rPr>
-          <w:rFonts w:ascii="Times New Roman" w:hAnsi="Times New Roman" w:eastAsia="Times New Roman" w:cs="Times New Roman"/>
-          <w:color w:val="000000"/>
-          <w:u w:val="none"/>
-        </w:rPr>
-        <w:t xml:space="preserve"> получает код и отслеживаемые материалы без авторизации.</w:t>
+        <w:t>.</w:t>
+      </w:r>
+    </w:p>
+    <w:p>
+      <w:r>
+        <w:rPr>
+          <w:rFonts w:ascii="Times New Roman" w:hAnsi="Times New Roman" w:eastAsia="Times New Roman" w:cs="Times New Roman"/>
+          <w:color w:val="000000"/>
+          <w:u w:val="none"/>
+        </w:rPr>
+        <w:t xml:space="preserve">PPTX уточнён по предоставленному 16-страничному PDF: в слайды 1–4 добавлены подтверждённые сведения о команде, имена, роли и фотографии без телефонов и Telegram; слайды 11 и 16 обновлены для v3. Остальные продуктовые слайды сохранены. Общий исходный PPTX не объявляется подтверждённым официальным шаблоном ЛЦТ 2026. SHA-256 файла — </w:t>
+      </w:r>
+      <w:r>
+        <w:rPr>
+          <w:rFonts w:ascii="Times New Roman" w:hAnsi="Times New Roman" w:eastAsia="Times New Roman" w:cs="Times New Roman"/>
+          <w:color w:val="000000"/>
+          <w:u w:val="none"/>
+        </w:rPr>
+        <w:t>736b021a6632fae1da4b6cf7aa1d6eab8412f486b6fd73d77fe036a35d09c9aa</w:t>
+      </w:r>
+      <w:r>
+        <w:rPr>
+          <w:rFonts w:ascii="Times New Roman" w:hAnsi="Times New Roman" w:eastAsia="Times New Roman" w:cs="Times New Roman"/>
+          <w:color w:val="000000"/>
+          <w:u w:val="none"/>
+        </w:rPr>
+        <w:t>.</w:t>
       </w:r>
     </w:p>
     <w:p>
@@ -10347,7 +10922,7 @@
           <w:color w:val="000000"/>
           <w:u w:val="none"/>
         </w:rPr>
-        <w:t>2. Доступ жюри к демо</w:t>
+        <w:t>2. Индивидуальный вход жюри</w:t>
       </w:r>
     </w:p>
     <w:p>
@@ -10357,9 +10932,32 @@
           <w:color w:val="000000"/>
           <w:u w:val="none"/>
         </w:rPr>
+        <w:t>Для активированного индивидуального режима:</w:t>
+      </w:r>
+    </w:p>
+    <w:p>
+      <w:pPr>
+        <w:pStyle w:val="GOSTList"/>
+        <w:ind w:left="709"/>
+      </w:pPr>
+      <w:r>
+        <w:rPr>
+          <w:rFonts w:ascii="Times New Roman" w:hAnsi="Times New Roman" w:eastAsia="Times New Roman" w:cs="Times New Roman"/>
+          <w:color w:val="000000"/>
+          <w:sz w:val="28"/>
+          <w:u w:val="none"/>
+        </w:rPr>
+        <w:t xml:space="preserve">1. </w:t>
+      </w:r>
+      <w:r>
+        <w:rPr>
+          <w:rFonts w:ascii="Times New Roman" w:hAnsi="Times New Roman" w:eastAsia="Times New Roman" w:cs="Times New Roman"/>
+          <w:color w:val="000000"/>
+          <w:u w:val="none"/>
+        </w:rPr>
         <w:t xml:space="preserve">Откройте </w:t>
       </w:r>
-      <w:hyperlink r:id="rId54">
+      <w:hyperlink r:id="rId57">
         <w:r>
           <w:rPr>
             <w:rFonts w:ascii="Times New Roman" w:hAnsi="Times New Roman" w:eastAsia="Times New Roman" w:cs="Times New Roman"/>
@@ -10375,12 +10973,13 @@
           <w:color w:val="000000"/>
           <w:u w:val="none"/>
         </w:rPr>
-        <w:t>. Отдельного окна Basic Auth и внешнего пароля больше нет. На странице входа введите демонстрационную почту и общий пароль тестовых аккаунтов:</w:t>
+        <w:t>. Отдельного окна Basic Auth нет.</w:t>
       </w:r>
     </w:p>
     <w:p>
       <w:pPr>
-        <w:pStyle w:val="GOSTTableReference"/>
+        <w:pStyle w:val="GOSTList"/>
+        <w:ind w:left="709"/>
       </w:pPr>
       <w:r>
         <w:rPr>
@@ -10389,296 +10988,162 @@
           <w:sz w:val="28"/>
           <w:u w:val="none"/>
         </w:rPr>
-        <w:t>Сведения приведены в таблице 6.</w:t>
+        <w:t xml:space="preserve">2. </w:t>
+      </w:r>
+      <w:r>
+        <w:rPr>
+          <w:rFonts w:ascii="Times New Roman" w:hAnsi="Times New Roman" w:eastAsia="Times New Roman" w:cs="Times New Roman"/>
+          <w:color w:val="000000"/>
+          <w:u w:val="none"/>
+        </w:rPr>
+        <w:t>Выберите «Создать доступ жюри» и роль: кандидат или работодатель.</w:t>
       </w:r>
     </w:p>
     <w:p>
       <w:pPr>
-        <w:pStyle w:val="GOSTTableCaption"/>
+        <w:pStyle w:val="GOSTList"/>
+        <w:ind w:left="709"/>
       </w:pPr>
       <w:r>
         <w:rPr>
           <w:rFonts w:ascii="Times New Roman" w:hAnsi="Times New Roman" w:eastAsia="Times New Roman" w:cs="Times New Roman"/>
           <w:color w:val="000000"/>
-          <w:sz w:val="24"/>
-          <w:u w:val="none"/>
-        </w:rPr>
-        <w:t>Таблица 6 — Доступ жюри к демо</w:t>
-      </w:r>
-    </w:p>
-    <w:tbl>
-      <w:tblPr>
-        <w:tblStyle w:val="TableGrid"/>
-        <w:tblW w:type="auto" w:w="0"/>
-        <w:jc w:val="center"/>
-        <w:tblLayout w:type="fixed"/>
-        <w:tblLook w:firstColumn="1" w:firstRow="1" w:lastColumn="0" w:lastRow="0" w:noHBand="0" w:noVBand="1" w:val="04A0"/>
-      </w:tblPr>
-      <w:tblGrid>
-        <w:gridCol w:w="4677"/>
-        <w:gridCol w:w="4677"/>
-      </w:tblGrid>
-      <w:tr>
-        <w:trPr>
-          <w:cantSplit/>
-          <w:tblHeader w:val="true"/>
-        </w:trPr>
-        <w:tc>
-          <w:tcPr>
-            <w:tcW w:type="dxa" w:w="2551"/>
-            <w:vAlign w:val="center"/>
-          </w:tcPr>
-          <w:p>
-            <w:pPr>
-              <w:spacing w:line="240" w:lineRule="auto" w:before="0" w:after="0"/>
-              <w:ind w:firstLine="0"/>
-              <w:jc w:val="left"/>
-            </w:pPr>
-            <w:r>
-              <w:rPr>
-                <w:rFonts w:ascii="Times New Roman" w:hAnsi="Times New Roman" w:eastAsia="Times New Roman" w:cs="Times New Roman"/>
-                <w:b/>
-                <w:color w:val="000000"/>
-                <w:sz w:val="24"/>
-                <w:u w:val="none"/>
-              </w:rPr>
-              <w:t>Роль</w:t>
-            </w:r>
-          </w:p>
-        </w:tc>
-        <w:tc>
-          <w:tcPr>
-            <w:tcW w:type="dxa" w:w="6803"/>
-            <w:vAlign w:val="center"/>
-          </w:tcPr>
-          <w:p>
-            <w:pPr>
-              <w:spacing w:line="240" w:lineRule="auto" w:before="0" w:after="0"/>
-              <w:ind w:firstLine="0"/>
-              <w:jc w:val="left"/>
-            </w:pPr>
-            <w:r>
-              <w:rPr>
-                <w:rFonts w:ascii="Times New Roman" w:hAnsi="Times New Roman" w:eastAsia="Times New Roman" w:cs="Times New Roman"/>
-                <w:b/>
-                <w:color w:val="000000"/>
-                <w:sz w:val="24"/>
-                <w:u w:val="none"/>
-              </w:rPr>
-              <w:t>Демонстрационная почта</w:t>
-            </w:r>
-          </w:p>
-        </w:tc>
-      </w:tr>
-      <w:tr>
-        <w:trPr>
-          <w:cantSplit/>
-        </w:trPr>
-        <w:tc>
-          <w:tcPr>
-            <w:tcW w:type="dxa" w:w="2551"/>
-            <w:vAlign w:val="center"/>
-          </w:tcPr>
-          <w:p>
-            <w:pPr>
-              <w:spacing w:line="240" w:lineRule="auto" w:before="0" w:after="0"/>
-              <w:ind w:firstLine="0"/>
-              <w:jc w:val="left"/>
-            </w:pPr>
-            <w:r>
-              <w:rPr>
-                <w:rFonts w:ascii="Times New Roman" w:hAnsi="Times New Roman" w:eastAsia="Times New Roman" w:cs="Times New Roman"/>
-                <w:color w:val="000000"/>
-                <w:sz w:val="24"/>
-                <w:u w:val="none"/>
-              </w:rPr>
-              <w:t>Кандидат</w:t>
-            </w:r>
-          </w:p>
-        </w:tc>
-        <w:tc>
-          <w:tcPr>
-            <w:tcW w:type="dxa" w:w="6803"/>
-            <w:vAlign w:val="center"/>
-          </w:tcPr>
-          <w:p>
-            <w:pPr>
-              <w:spacing w:line="240" w:lineRule="auto" w:before="0" w:after="0"/>
-              <w:ind w:firstLine="0"/>
-              <w:jc w:val="left"/>
-            </w:pPr>
-            <w:r>
-              <w:rPr>
-                <w:rFonts w:ascii="Times New Roman" w:hAnsi="Times New Roman" w:eastAsia="Times New Roman" w:cs="Times New Roman"/>
-                <w:color w:val="000000"/>
-                <w:sz w:val="24"/>
-                <w:u w:val="none"/>
-              </w:rPr>
-              <w:t>demo-candidate-a@example.invalid</w:t>
-            </w:r>
-          </w:p>
-        </w:tc>
-      </w:tr>
-      <w:tr>
-        <w:trPr>
-          <w:cantSplit/>
-        </w:trPr>
-        <w:tc>
-          <w:tcPr>
-            <w:tcW w:type="dxa" w:w="2551"/>
-            <w:vAlign w:val="center"/>
-          </w:tcPr>
-          <w:p>
-            <w:pPr>
-              <w:spacing w:line="240" w:lineRule="auto" w:before="0" w:after="0"/>
-              <w:ind w:firstLine="0"/>
-              <w:jc w:val="left"/>
-            </w:pPr>
-            <w:r>
-              <w:rPr>
-                <w:rFonts w:ascii="Times New Roman" w:hAnsi="Times New Roman" w:eastAsia="Times New Roman" w:cs="Times New Roman"/>
-                <w:color w:val="000000"/>
-                <w:sz w:val="24"/>
-                <w:u w:val="none"/>
-              </w:rPr>
-              <w:t>Работодатель</w:t>
-            </w:r>
-          </w:p>
-        </w:tc>
-        <w:tc>
-          <w:tcPr>
-            <w:tcW w:type="dxa" w:w="6803"/>
-            <w:vAlign w:val="center"/>
-          </w:tcPr>
-          <w:p>
-            <w:pPr>
-              <w:spacing w:line="240" w:lineRule="auto" w:before="0" w:after="0"/>
-              <w:ind w:firstLine="0"/>
-              <w:jc w:val="left"/>
-            </w:pPr>
-            <w:r>
-              <w:rPr>
-                <w:rFonts w:ascii="Times New Roman" w:hAnsi="Times New Roman" w:eastAsia="Times New Roman" w:cs="Times New Roman"/>
-                <w:color w:val="000000"/>
-                <w:sz w:val="24"/>
-                <w:u w:val="none"/>
-              </w:rPr>
-              <w:t>demo-employer-x@example.invalid</w:t>
-            </w:r>
-          </w:p>
-        </w:tc>
-      </w:tr>
-    </w:tbl>
-    <w:p>
-      <w:pPr>
-        <w:spacing w:after="0"/>
-        <w:ind w:firstLine="0"/>
-      </w:pPr>
-    </w:p>
-    <w:p>
-      <w:r>
-        <w:rPr>
-          <w:rFonts w:ascii="Times New Roman" w:hAnsi="Times New Roman" w:eastAsia="Times New Roman" w:cs="Times New Roman"/>
-          <w:color w:val="000000"/>
-          <w:u w:val="none"/>
-        </w:rPr>
-        <w:t>Пароль обоих тестовых аккаунтов:</w:t>
-      </w:r>
-    </w:p>
-    <w:p>
-      <w:r>
-        <w:rPr>
-          <w:rFonts w:ascii="Times New Roman" w:hAnsi="Times New Roman" w:eastAsia="Times New Roman" w:cs="Times New Roman"/>
-          <w:color w:val="000000"/>
-          <w:u w:val="none"/>
-        </w:rPr>
-        <w:t>LhqDLeyL_qtmcp5JlAzfZlotXmpXUUyT58ohEJewKDZx0poylO83YWn7tx2ejJIt</w:t>
-      </w:r>
-    </w:p>
-    <w:p>
-      <w:r>
-        <w:rPr>
-          <w:rFonts w:ascii="Times New Roman" w:hAnsi="Times New Roman" w:eastAsia="Times New Roman" w:cs="Times New Roman"/>
-          <w:color w:val="000000"/>
-          <w:u w:val="none"/>
-        </w:rPr>
-        <w:t>Нажмите «Войти с паролем». Для смены роли выйдите из аккаунта и войдите с другим адресом из таблицы. Адреса синтетические: получать письмо не требуется. Это общие демонстрационные аккаунты; введённые тестовые изменения могут видеть другие проверяющие. Используйте только вымышленные данные.</w:t>
-      </w:r>
-    </w:p>
-    <w:p>
-      <w:r>
-        <w:rPr>
-          <w:rFonts w:ascii="Times New Roman" w:hAnsi="Times New Roman" w:eastAsia="Times New Roman" w:cs="Times New Roman"/>
-          <w:color w:val="000000"/>
-          <w:u w:val="none"/>
-        </w:rPr>
-        <w:t>Владелец разрешил снять внешний пароль и опубликовать эти данные входа 11 октября 2026 года, поскольку отдельная передача жюри невозможна. Пароли NAS, VPS, базы данных, SSH-ключи и runner token сюда не относятся.</w:t>
+          <w:sz w:val="28"/>
+          <w:u w:val="none"/>
+        </w:rPr>
+        <w:t xml:space="preserve">3. </w:t>
+      </w:r>
+      <w:r>
+        <w:rPr>
+          <w:rFonts w:ascii="Times New Roman" w:hAnsi="Times New Roman" w:eastAsia="Times New Roman" w:cs="Times New Roman"/>
+          <w:color w:val="000000"/>
+          <w:u w:val="none"/>
+        </w:rPr>
+        <w:t>Придумайте пароль длиной 12–128 символов и повторите его.</w:t>
       </w:r>
     </w:p>
     <w:p>
       <w:pPr>
-        <w:pStyle w:val="Heading2"/>
+        <w:pStyle w:val="GOSTList"/>
+        <w:ind w:left="709"/>
       </w:pPr>
       <w:r>
         <w:rPr>
           <w:rFonts w:ascii="Times New Roman" w:hAnsi="Times New Roman" w:eastAsia="Times New Roman" w:cs="Times New Roman"/>
           <w:color w:val="000000"/>
-          <w:u w:val="none"/>
-        </w:rPr>
-        <w:t>3. Временный домен</w:t>
+          <w:sz w:val="28"/>
+          <w:u w:val="none"/>
+        </w:rPr>
+        <w:t xml:space="preserve">4. </w:t>
+      </w:r>
+      <w:r>
+        <w:rPr>
+          <w:rFonts w:ascii="Times New Roman" w:hAnsi="Times New Roman" w:eastAsia="Times New Roman" w:cs="Times New Roman"/>
+          <w:color w:val="000000"/>
+          <w:u w:val="none"/>
+        </w:rPr>
+        <w:t>Подтвердите согласие с правилами синтетического демо и отправьте форму.</w:t>
       </w:r>
     </w:p>
     <w:p>
-      <w:r>
-        <w:rPr>
-          <w:rFonts w:ascii="Times New Roman" w:hAnsi="Times New Roman" w:eastAsia="Times New Roman" w:cs="Times New Roman"/>
-          <w:color w:val="000000"/>
-          <w:u w:val="none"/>
-        </w:rPr>
-        <w:t xml:space="preserve">Временный стенд доступен по адресу </w:t>
-      </w:r>
-      <w:r>
-        <w:rPr>
-          <w:rFonts w:ascii="Times New Roman" w:hAnsi="Times New Roman" w:eastAsia="Times New Roman" w:cs="Times New Roman"/>
-          <w:color w:val="000000"/>
-          <w:u w:val="none"/>
-        </w:rPr>
-        <w:t>https://fsptest.kolesnikovny.ru</w:t>
-      </w:r>
-      <w:r>
-        <w:rPr>
-          <w:rFonts w:ascii="Times New Roman" w:hAnsi="Times New Roman" w:eastAsia="Times New Roman" w:cs="Times New Roman"/>
-          <w:color w:val="000000"/>
-          <w:u w:val="none"/>
-        </w:rPr>
-        <w:t xml:space="preserve"> через отдельный nginx vhost российского VPS ru2 и зашифрованный обратный SSH-туннель к NAS в России. Размещение в России подтверждено владельцем; это не вывод по GeoIP. На 11 октября 2026 года внешний клиент с компьютера владельца прошёл 22 HTTP-проверки с обычной проверкой доверия TLS: политика с фактическим оператором, прежний Basic Auth, парольный вход кандидата и работодателя, Secure/HttpOnly cookie, CSRF и выход, экспорт синтетического профиля, запрет регистрации, загрузки резюме и mock-входа ФСП. Протокол — </w:t>
-      </w:r>
-      <w:r>
-        <w:rPr>
-          <w:rFonts w:ascii="Times New Roman" w:hAnsi="Times New Roman" w:eastAsia="Times New Roman" w:cs="Times New Roman"/>
-          <w:color w:val="000000"/>
-          <w:u w:val="none"/>
-        </w:rPr>
-        <w:t>docs/release/2026-10-11-legal-submission/jury-public-http.json</w:t>
-      </w:r>
-      <w:r>
-        <w:rPr>
-          <w:rFonts w:ascii="Times New Roman" w:hAnsi="Times New Roman" w:eastAsia="Times New Roman" w:cs="Times New Roman"/>
-          <w:color w:val="000000"/>
-          <w:u w:val="none"/>
-        </w:rPr>
-        <w:t>.</w:t>
+      <w:pPr>
+        <w:pStyle w:val="GOSTList"/>
+        <w:ind w:left="709"/>
+      </w:pPr>
+      <w:r>
+        <w:rPr>
+          <w:rFonts w:ascii="Times New Roman" w:hAnsi="Times New Roman" w:eastAsia="Times New Roman" w:cs="Times New Roman"/>
+          <w:color w:val="000000"/>
+          <w:sz w:val="28"/>
+          <w:u w:val="none"/>
+        </w:rPr>
+        <w:t xml:space="preserve">5. </w:t>
+      </w:r>
+      <w:r>
+        <w:rPr>
+          <w:rFonts w:ascii="Times New Roman" w:hAnsi="Times New Roman" w:eastAsia="Times New Roman" w:cs="Times New Roman"/>
+          <w:color w:val="000000"/>
+          <w:u w:val="none"/>
+        </w:rPr>
+        <w:t xml:space="preserve">Сайт сразу войдёт в новый аккаунт и покажет сгенерированный логин вида </w:t>
+      </w:r>
+      <w:r>
+        <w:rPr>
+          <w:rFonts w:ascii="Times New Roman" w:hAnsi="Times New Roman" w:eastAsia="Times New Roman" w:cs="Times New Roman"/>
+          <w:color w:val="000000"/>
+          <w:u w:val="none"/>
+        </w:rPr>
+        <w:t>jury-…@example.invalid</w:t>
+      </w:r>
+      <w:r>
+        <w:rPr>
+          <w:rFonts w:ascii="Times New Roman" w:hAnsi="Times New Roman" w:eastAsia="Times New Roman" w:cs="Times New Roman"/>
+          <w:color w:val="000000"/>
+          <w:u w:val="none"/>
+        </w:rPr>
+        <w:t>. Скопируйте и сохраните его: письмо не отправляется, а восстановление через email отсутствует. Имя и контакт создаются автоматически как синтетические значения.</w:t>
       </w:r>
     </w:p>
     <w:p>
-      <w:hyperlink w:anchor="doc_61" w:history="1">
+      <w:pPr>
+        <w:pStyle w:val="GOSTList"/>
+        <w:ind w:left="709"/>
+      </w:pPr>
+      <w:r>
+        <w:rPr>
+          <w:rFonts w:ascii="Times New Roman" w:hAnsi="Times New Roman" w:eastAsia="Times New Roman" w:cs="Times New Roman"/>
+          <w:color w:val="000000"/>
+          <w:sz w:val="28"/>
+          <w:u w:val="none"/>
+        </w:rPr>
+        <w:t xml:space="preserve">6. </w:t>
+      </w:r>
+      <w:r>
+        <w:rPr>
+          <w:rFonts w:ascii="Times New Roman" w:hAnsi="Times New Roman" w:eastAsia="Times New Roman" w:cs="Times New Roman"/>
+          <w:color w:val="000000"/>
+          <w:u w:val="none"/>
+        </w:rPr>
+        <w:t>После выхода войдите с сохранённым логином и собственным паролем. Для проверки второй роли создайте отдельный аккаунт.</w:t>
+      </w:r>
+    </w:p>
+    <w:p>
+      <w:r>
+        <w:rPr>
+          <w:rFonts w:ascii="Times New Roman" w:hAnsi="Times New Roman" w:eastAsia="Times New Roman" w:cs="Times New Roman"/>
+          <w:color w:val="000000"/>
+          <w:u w:val="none"/>
+        </w:rPr>
+        <w:t>Логин является синтетическим идентификатором, а не реальным почтовым адресом. Не вводите настоящие ФИО, email, телефоны, фотографии, резюме, сообщения или другие сведения людей. Используйте вымышленные данные во всех свободных полях. Интерфейс и сервер уменьшают риск случайного ввода, но не могут гарантировать, что посетитель никогда не внесёт реальные сведения вручную.</w:t>
+      </w:r>
+    </w:p>
+    <w:p>
+      <w:r>
+        <w:rPr>
+          <w:rFonts w:ascii="Times New Roman" w:hAnsi="Times New Roman" w:eastAsia="Times New Roman" w:cs="Times New Roman"/>
+          <w:color w:val="000000"/>
+          <w:u w:val="none"/>
+        </w:rPr>
+        <w:t>Общих аккаунтов и общего пароля в v3 нет. Опубликованные в историческом v2 seed-логины отключаются, их сессии отзываются. Регистрация рассчитана максимум на 200 индивидуальных jury-аккаунтов и ограничена пятью созданиями в час на клиентский IP; вход ограничен десятью попытками в минуту на IP. Локальные и выбранные PostgreSQL-тесты этих пределов пройдены; внешняя негативная HTTPS-проверка прошла 10/10. Пороговые rate-limit кейсы проверены адресно, но отдельный внешний нагрузочный тест не проводился.</w:t>
+      </w:r>
+    </w:p>
+    <w:p>
+      <w:r>
+        <w:rPr>
+          <w:rFonts w:ascii="Times New Roman" w:hAnsi="Times New Roman" w:eastAsia="Times New Roman" w:cs="Times New Roman"/>
+          <w:color w:val="000000"/>
+          <w:u w:val="none"/>
+        </w:rPr>
+        <w:t xml:space="preserve">Live-протоколы: </w:t>
+      </w:r>
+      <w:hyperlink r:id="rId18">
         <w:r>
           <w:rPr>
             <w:rFonts w:ascii="Times New Roman" w:hAnsi="Times New Roman" w:eastAsia="Times New Roman" w:cs="Times New Roman"/>
             <w:color w:val="000000"/>
             <w:u w:val="none"/>
           </w:rPr>
-          <w:t xml:space="preserve">Конфигурация и запуск</w:t>
+          <w:t xml:space="preserve">browser</w:t>
         </w:r>
       </w:hyperlink>
       <w:r>
@@ -10687,34 +11152,16 @@
           <w:color w:val="000000"/>
           <w:u w:val="none"/>
         </w:rPr>
-        <w:t xml:space="preserve"> используют отдельный проект и базу с синтетическими аккаунтами. Вход в приложение сохраняется; внешний Basic Auth снят отдельным override </w:t>
-      </w:r>
-      <w:r>
-        <w:rPr>
-          <w:rFonts w:ascii="Times New Roman" w:hAnsi="Times New Roman" w:eastAsia="Times New Roman" w:cs="Times New Roman"/>
-          <w:color w:val="000000"/>
-          <w:u w:val="none"/>
-        </w:rPr>
-        <w:t>compose.jury-public-demo.yaml</w:t>
-      </w:r>
-      <w:r>
-        <w:rPr>
-          <w:rFonts w:ascii="Times New Roman" w:hAnsi="Times New Roman" w:eastAsia="Times New Roman" w:cs="Times New Roman"/>
-          <w:color w:val="000000"/>
-          <w:u w:val="none"/>
-        </w:rPr>
-        <w:t>. Почта, регистрация, вход по коду, mock-вход ФСП и загрузка PDF в показе жюри отключены. Полный путь регистрации и ФСП mock проверяется локально по инструкции; видео показывает регистрацию кандидата через mock-почту, но не внешний API ФСП. Временный синтетический стенд не предназначен для реальных соискателей. Базовые задания доступны без LLM; публичный jury-показ не подключает модель. Локальный полный стенд и универсальный коннектор Qwen описаны в инструкции развёртывания.</w:t>
-      </w:r>
-    </w:p>
-    <w:p>
-      <w:hyperlink r:id="rId59">
+        <w:t xml:space="preserve"> и </w:t>
+      </w:r>
+      <w:hyperlink r:id="rId19">
         <w:r>
           <w:rPr>
             <w:rFonts w:ascii="Times New Roman" w:hAnsi="Times New Roman" w:eastAsia="Times New Roman" w:cs="Times New Roman"/>
             <w:color w:val="000000"/>
             <w:u w:val="none"/>
           </w:rPr>
-          <w:t xml:space="preserve">Видео с пояснениями, главами и схемами</w:t>
+          <w:t xml:space="preserve">HTTPS</w:t>
         </w:r>
       </w:hyperlink>
       <w:r>
@@ -10723,42 +11170,93 @@
           <w:color w:val="000000"/>
           <w:u w:val="none"/>
         </w:rPr>
-        <w:t xml:space="preserve"> и инструкция самостоятельного запуска остаются резервом. Финальная вставка видео содержит прежнее указание передать пароль отдельно; актуальные данные входа приведены выше. Новая внешняя проверка без Basic Auth — </w:t>
-      </w:r>
-      <w:r>
-        <w:rPr>
-          <w:rFonts w:ascii="Times New Roman" w:hAnsi="Times New Roman" w:eastAsia="Times New Roman" w:cs="Times New Roman"/>
-          <w:color w:val="000000"/>
-          <w:u w:val="none"/>
-        </w:rPr>
-        <w:t>docs/release/2026-10-11-jury-v2/public-demo-http.json</w:t>
-      </w:r>
-      <w:r>
-        <w:rPr>
-          <w:rFonts w:ascii="Times New Roman" w:hAnsi="Times New Roman" w:eastAsia="Times New Roman" w:cs="Times New Roman"/>
-          <w:color w:val="000000"/>
-          <w:u w:val="none"/>
-        </w:rPr>
-        <w:t>. Текущая доступность не гарантирует её весь срок оценки: владелец контролирует питание NAS, VPS и домен до окончания проверки.</w:t>
+        <w:t>. Они не содержат credentials.</w:t>
       </w:r>
     </w:p>
     <w:p>
-      <w:r>
-        <w:rPr>
-          <w:rFonts w:ascii="Times New Roman" w:hAnsi="Times New Roman" w:eastAsia="Times New Roman" w:cs="Times New Roman"/>
-          <w:color w:val="000000"/>
-          <w:u w:val="none"/>
-        </w:rPr>
-        <w:t xml:space="preserve">Содержание ролика и таймкоды — </w:t>
-      </w:r>
-      <w:hyperlink w:anchor="doc_62" w:history="1">
+      <w:pPr>
+        <w:pStyle w:val="Heading2"/>
+      </w:pPr>
+      <w:r>
+        <w:rPr>
+          <w:rFonts w:ascii="Times New Roman" w:hAnsi="Times New Roman" w:eastAsia="Times New Roman" w:cs="Times New Roman"/>
+          <w:color w:val="000000"/>
+          <w:u w:val="none"/>
+        </w:rPr>
+        <w:t>3. Временный домен и функциональные границы</w:t>
+      </w:r>
+    </w:p>
+    <w:p>
+      <w:r>
+        <w:rPr>
+          <w:rFonts w:ascii="Times New Roman" w:hAnsi="Times New Roman" w:eastAsia="Times New Roman" w:cs="Times New Roman"/>
+          <w:color w:val="000000"/>
+          <w:u w:val="none"/>
+        </w:rPr>
+        <w:t xml:space="preserve">Стенд проходит через отдельный nginx vhost российского VPS </w:t>
+      </w:r>
+      <w:r>
+        <w:rPr>
+          <w:rFonts w:ascii="Times New Roman" w:hAnsi="Times New Roman" w:eastAsia="Times New Roman" w:cs="Times New Roman"/>
+          <w:color w:val="000000"/>
+          <w:u w:val="none"/>
+        </w:rPr>
+        <w:t>ru2</w:t>
+      </w:r>
+      <w:r>
+        <w:rPr>
+          <w:rFonts w:ascii="Times New Roman" w:hAnsi="Times New Roman" w:eastAsia="Times New Roman" w:cs="Times New Roman"/>
+          <w:color w:val="000000"/>
+          <w:u w:val="none"/>
+        </w:rPr>
+        <w:t xml:space="preserve"> и зашифрованный обратный SSH-туннель к NAS в России. Физическое размещение NAS подтверждено владельцем; это не независимый вывод GeoIP. Оператор стенда — Колесников Никита Юрьевич, контакт — </w:t>
+      </w:r>
+      <w:r>
+        <w:rPr>
+          <w:rFonts w:ascii="Times New Roman" w:hAnsi="Times New Roman" w:eastAsia="Times New Roman" w:cs="Times New Roman"/>
+          <w:color w:val="000000"/>
+          <w:u w:val="none"/>
+        </w:rPr>
+        <w:t>inbox@nkolesnikov.ru</w:t>
+      </w:r>
+      <w:r>
+        <w:rPr>
+          <w:rFonts w:ascii="Times New Roman" w:hAnsi="Times New Roman" w:eastAsia="Times New Roman" w:cs="Times New Roman"/>
+          <w:color w:val="000000"/>
+          <w:u w:val="none"/>
+        </w:rPr>
+        <w:t>.</w:t>
+      </w:r>
+    </w:p>
+    <w:p>
+      <w:r>
+        <w:rPr>
+          <w:rFonts w:ascii="Times New Roman" w:hAnsi="Times New Roman" w:eastAsia="Times New Roman" w:cs="Times New Roman"/>
+          <w:color w:val="000000"/>
+          <w:u w:val="none"/>
+        </w:rPr>
+        <w:t>Публичные страницы политики и правил рекомендаций доступны без входа. Остальные ресурсы приложения требуют индивидуальную сессию. Почта, подтверждение email, PDF-импорт, ФСП mock и внешняя LLM на стенде отключены. Google/Apple OAuth и другие иностранные провайдеры входа не используются. Базовые задания работают без модели; пользовательский код исполняется в одноразовой VM runner.</w:t>
+      </w:r>
+    </w:p>
+    <w:p>
+      <w:r>
+        <w:rPr>
+          <w:rFonts w:ascii="Times New Roman" w:hAnsi="Times New Roman" w:eastAsia="Times New Roman" w:cs="Times New Roman"/>
+          <w:color w:val="000000"/>
+          <w:u w:val="none"/>
+        </w:rPr>
+        <w:t>ТЗ §2.2 требует регистрацию по электронной почте с подтверждением адреса. Она сохраняется в полном локальном режиме с mock-почтой. Синтетический индивидуальный jury-flow создан только для безопасной публичной конкурсной проверки и не выдаётся за замену обязательного пути ТЗ.</w:t>
+      </w:r>
+    </w:p>
+    <w:p>
+      <w:hyperlink r:id="rId62">
         <w:r>
           <w:rPr>
             <w:rFonts w:ascii="Times New Roman" w:hAnsi="Times New Roman" w:eastAsia="Times New Roman" w:cs="Times New Roman"/>
             <w:color w:val="000000"/>
             <w:u w:val="none"/>
           </w:rPr>
-          <w:t xml:space="preserve">пояснения к видео</w:t>
+          <w:t xml:space="preserve">Видео с пояснениями</w:t>
         </w:r>
       </w:hyperlink>
       <w:r>
@@ -10767,18 +11265,16 @@
           <w:color w:val="000000"/>
           <w:u w:val="none"/>
         </w:rPr>
-        <w:t xml:space="preserve">. Получение открытого выпуска и порядок запуска — </w:t>
-      </w:r>
-      <w:hyperlink w:anchor="doc_63" w:history="1">
-        <w:r>
-          <w:rPr>
-            <w:rFonts w:ascii="Times New Roman" w:hAnsi="Times New Roman" w:eastAsia="Times New Roman" w:cs="Times New Roman"/>
-            <w:color w:val="000000"/>
-            <w:u w:val="none"/>
-          </w:rPr>
-          <w:t xml:space="preserve">инструкция GitHub</w:t>
-        </w:r>
-      </w:hyperlink>
+        <w:t xml:space="preserve"> и локальная инструкция остаются резервом. Экранная запись действий сделана 9 октября и не показывает новый экран регистрации. Последние ~36 секунд пересобраны 11 октября в Remotion и теперь объясняют индивидуальный вход v3. Итоговый файл имеет SHA-256 </w:t>
+      </w:r>
+      <w:r>
+        <w:rPr>
+          <w:rFonts w:ascii="Times New Roman" w:hAnsi="Times New Roman" w:eastAsia="Times New Roman" w:cs="Times New Roman"/>
+          <w:color w:val="000000"/>
+          <w:u w:val="none"/>
+        </w:rPr>
+        <w:t>4dcc478981d347f5440c8a43b1c95284d03eed2ed64b5cbe7cce9bcc0894f990</w:t>
+      </w:r>
       <w:r>
         <w:rPr>
           <w:rFonts w:ascii="Times New Roman" w:hAnsi="Times New Roman" w:eastAsia="Times New Roman" w:cs="Times New Roman"/>
@@ -10786,6 +11282,16 @@
           <w:u w:val="none"/>
         </w:rPr>
         <w:t>.</w:t>
+      </w:r>
+    </w:p>
+    <w:p>
+      <w:r>
+        <w:rPr>
+          <w:rFonts w:ascii="Times New Roman" w:hAnsi="Times New Roman" w:eastAsia="Times New Roman" w:cs="Times New Roman"/>
+          <w:color w:val="000000"/>
+          <w:u w:val="none"/>
+        </w:rPr>
+        <w:t>Текущая доступность домена не гарантирует работу весь срок оценки: владелец контролирует питание NAS, VPS и домен. Письменный ответ E10 допускает видео вместо живого стенда и рекомендует держать стенд весь период оценки; если это невозможно, срок согласуют с организаторами отдельно.</w:t>
       </w:r>
     </w:p>
     <w:p>
@@ -10798,7 +11304,7 @@
           <w:color w:val="000000"/>
           <w:u w:val="none"/>
         </w:rPr>
-        <w:t>4. Основание в требованиях</w:t>
+        <w:t>4. Основание и права</w:t>
       </w:r>
     </w:p>
     <w:p>
@@ -10808,40 +11314,7 @@
           <w:color w:val="000000"/>
           <w:u w:val="none"/>
         </w:rPr>
-        <w:t>ТЗ, раздел 5.2, страницы 7–8: доступны репозиторий, презентация, сопроводительная документация DOC/PDF; развёрнутый прототип крайне желателен. При невозможности размещения допускаются видео работы и инструкция запуска. Письменный ответ E10 допускает видео вместо живого стенда, отводит 10 минут на выступление и рекомендует держать стенд весь срок оценки. Если срок невозможно выдержать, его согласуют с организаторами отдельно.</w:t>
-      </w:r>
-    </w:p>
-    <w:p>
-      <w:r>
-        <w:rPr>
-          <w:rFonts w:ascii="Times New Roman" w:hAnsi="Times New Roman" w:eastAsia="Times New Roman" w:cs="Times New Roman"/>
-          <w:color w:val="000000"/>
-          <w:u w:val="none"/>
-        </w:rPr>
-        <w:t>Проверяющему достаточно Docker, Compose, Bash и доступа GitHub; установка Python/Node на хосте и загрузка модели для основного сценария не нужны. Локальная Qwen скачивается из официального репозитория Hugging Face на закреплённой ревизии с проверкой SHA-256; веса не входят в GitHub проекта.</w:t>
-      </w:r>
-    </w:p>
-    <w:p>
-      <w:pPr>
-        <w:pStyle w:val="Heading2"/>
-      </w:pPr>
-      <w:r>
-        <w:rPr>
-          <w:rFonts w:ascii="Times New Roman" w:hAnsi="Times New Roman" w:eastAsia="Times New Roman" w:cs="Times New Roman"/>
-          <w:color w:val="000000"/>
-          <w:u w:val="none"/>
-        </w:rPr>
-        <w:t>5. Права и данные</w:t>
-      </w:r>
-    </w:p>
-    <w:p>
-      <w:r>
-        <w:rPr>
-          <w:rFonts w:ascii="Times New Roman" w:hAnsi="Times New Roman" w:eastAsia="Times New Roman" w:cs="Times New Roman"/>
-          <w:color w:val="000000"/>
-          <w:u w:val="none"/>
-        </w:rPr>
-        <w:t xml:space="preserve">Конкурсный выпуск открытый; общая лицензия исходного кода не выбрана. Авторские права на шаблон, официальные знаки и сторонние компоненты не присваиваются команде. Оригиналы PPTX с контактами остаются вне Git; состав команды из прежней презентации перенесён в конкурсную производную по поручению владельца. Реестр лицензий — </w:t>
+        <w:t xml:space="preserve">ТЗ §5.2 требует ссылку на код, презентацию и сопроводительную документацию; развёрнутый прототип крайне желателен. При невозможности размещения допускаются видео и чёткая инструкция локального запуска. Репозиторий публичный, но общая лицензия собственного кода не выбрана. Авторские права на шаблон, официальные знаки и сторонние компоненты не присваиваются команде. Реестр лицензий — </w:t>
       </w:r>
       <w:hyperlink w:anchor="doc_59" w:history="1">
         <w:r>
@@ -10859,17 +11332,7 @@
           <w:color w:val="000000"/>
           <w:u w:val="none"/>
         </w:rPr>
-        <w:t>.</w:t>
-      </w:r>
-    </w:p>
-    <w:p>
-      <w:r>
-        <w:rPr>
-          <w:rFonts w:ascii="Times New Roman" w:hAnsi="Times New Roman" w:eastAsia="Times New Roman" w:cs="Times New Roman"/>
-          <w:color w:val="000000"/>
-          <w:u w:val="none"/>
-        </w:rPr>
-        <w:t xml:space="preserve">Тестовый статус не исключает требований к владельцу информационной системы и возможным сетевым данным посетителей. Политика тестового стенда и правила подбора должны содержать действительные сведения владельца и email, описание данных, хранения и обращений. Проверка — </w:t>
+        <w:t xml:space="preserve">, правовая и эксплуатационная граница — </w:t>
       </w:r>
       <w:hyperlink w:anchor="doc_58" w:history="1">
         <w:r>
@@ -10887,7 +11350,35 @@
           <w:color w:val="000000"/>
           <w:u w:val="none"/>
         </w:rPr>
-        <w:t>. Реальные ФИО, контакты, резюме и данные иных людей в демо вводить нельзя.</w:t>
+        <w:t xml:space="preserve">, запуск — </w:t>
+      </w:r>
+      <w:hyperlink w:anchor="doc_61" w:history="1">
+        <w:r>
+          <w:rPr>
+            <w:rFonts w:ascii="Times New Roman" w:hAnsi="Times New Roman" w:eastAsia="Times New Roman" w:cs="Times New Roman"/>
+            <w:color w:val="000000"/>
+            <w:u w:val="none"/>
+          </w:rPr>
+          <w:t xml:space="preserve">docs/61</w:t>
+        </w:r>
+      </w:hyperlink>
+      <w:r>
+        <w:rPr>
+          <w:rFonts w:ascii="Times New Roman" w:hAnsi="Times New Roman" w:eastAsia="Times New Roman" w:cs="Times New Roman"/>
+          <w:color w:val="000000"/>
+          <w:u w:val="none"/>
+        </w:rPr>
+        <w:t>.</w:t>
+      </w:r>
+    </w:p>
+    <w:p>
+      <w:r>
+        <w:rPr>
+          <w:rFonts w:ascii="Times New Roman" w:hAnsi="Times New Roman" w:eastAsia="Times New Roman" w:cs="Times New Roman"/>
+          <w:color w:val="000000"/>
+          <w:u w:val="none"/>
+        </w:rPr>
+        <w:t>Форма конкурса и письма поддержки автоматически не отправляются.</w:t>
       </w:r>
     </w:p>
     <w:p>
@@ -11025,7 +11516,55 @@
           <w:color w:val="000000"/>
           <w:u w:val="none"/>
         </w:rPr>
-        <w:t>.</w:t>
+        <w:t xml:space="preserve">. Эти результаты относятся к историческому v2. Индивидуальный v3 теперь активирован отдельно: внешний TLS health возвращает 200, статус </w:t>
+      </w:r>
+      <w:r>
+        <w:rPr>
+          <w:rFonts w:ascii="Times New Roman" w:hAnsi="Times New Roman" w:eastAsia="Times New Roman" w:cs="Times New Roman"/>
+          <w:color w:val="000000"/>
+          <w:u w:val="none"/>
+        </w:rPr>
+        <w:t>ok</w:t>
+      </w:r>
+      <w:r>
+        <w:rPr>
+          <w:rFonts w:ascii="Times New Roman" w:hAnsi="Times New Roman" w:eastAsia="Times New Roman" w:cs="Times New Roman"/>
+          <w:color w:val="000000"/>
+          <w:u w:val="none"/>
+        </w:rPr>
+        <w:t xml:space="preserve">, режим </w:t>
+      </w:r>
+      <w:r>
+        <w:rPr>
+          <w:rFonts w:ascii="Times New Roman" w:hAnsi="Times New Roman" w:eastAsia="Times New Roman" w:cs="Times New Roman"/>
+          <w:color w:val="000000"/>
+          <w:u w:val="none"/>
+        </w:rPr>
+        <w:t>jury-demo</w:t>
+      </w:r>
+      <w:r>
+        <w:rPr>
+          <w:rFonts w:ascii="Times New Roman" w:hAnsi="Times New Roman" w:eastAsia="Times New Roman" w:cs="Times New Roman"/>
+          <w:color w:val="000000"/>
+          <w:u w:val="none"/>
+        </w:rPr>
+        <w:t xml:space="preserve"> и </w:t>
+      </w:r>
+      <w:r>
+        <w:rPr>
+          <w:rFonts w:ascii="Times New Roman" w:hAnsi="Times New Roman" w:eastAsia="Times New Roman" w:cs="Times New Roman"/>
+          <w:color w:val="000000"/>
+          <w:u w:val="none"/>
+        </w:rPr>
+        <w:t>auth_mode=individual</w:t>
+      </w:r>
+      <w:r>
+        <w:rPr>
+          <w:rFonts w:ascii="Times New Roman" w:hAnsi="Times New Roman" w:eastAsia="Times New Roman" w:cs="Times New Roman"/>
+          <w:color w:val="000000"/>
+          <w:u w:val="none"/>
+        </w:rPr>
+        <w:t>. Полная PostgreSQL/browser/HTTP-приёмка заявленного конкурсного контура завершена: выбранный PostgreSQL-набор прошёл 76/76, browser — шесть потоков двух ролей в трёх движках, HTTPS — 10/10. Полный PG-suite и pentest не проводились.</w:t>
       </w:r>
     </w:p>
     <w:p>
@@ -11083,7 +11622,7 @@
           <w:color w:val="000000"/>
           <w:u w:val="none"/>
         </w:rPr>
-        <w:t>. Поэтому прямой проброс текущего роутера не использован. Владелец подтвердил размещение NAS в России и поручил выбрать российский VPS; это сведения владельца, а не независимое доказательство страны по IP. Административные порты NAS не опубликованы. Инфраструктурные пароли и выделенный private key остаются вне Git; публичный пароль синтетических аккаунтов указан в документе 60.</w:t>
+        <w:t>. Поэтому прямой проброс текущего роутера не использован. Владелец подтвердил размещение NAS в России и поручил выбрать российский VPS; это сведения владельца, а не независимое доказательство страны по IP. Административные порты NAS не опубликованы. Инфраструктурные пароли и выделенный private key остаются вне Git. Целевой v3 не публикует общий пользовательский пароль; каждый проверяющий задаёт собственный.</w:t>
       </w:r>
     </w:p>
     <w:p>
@@ -11148,7 +11687,7 @@
           <w:color w:val="000000"/>
           <w:u w:val="none"/>
         </w:rPr>
-        <w:t>1. Открытый показ после решения владельца 11 октября</w:t>
+        <w:t>1. Целевой индивидуальный показ v3</w:t>
       </w:r>
     </w:p>
     <w:p>
@@ -11158,16 +11697,505 @@
           <w:color w:val="000000"/>
           <w:u w:val="none"/>
         </w:rPr>
-        <w:t xml:space="preserve">Текущий показ жюри открывается без внешнего Basic Auth. Вход в приложение сохраняется; логины и общий пароль синтетических аккаунтов опубликованы в </w:t>
-      </w:r>
-      <w:hyperlink w:anchor="doc_60" w:history="1">
+        <w:t xml:space="preserve">Целевой </w:t>
+      </w:r>
+      <w:r>
+        <w:rPr>
+          <w:rFonts w:ascii="Times New Roman" w:hAnsi="Times New Roman" w:eastAsia="Times New Roman" w:cs="Times New Roman"/>
+          <w:color w:val="000000"/>
+          <w:u w:val="none"/>
+        </w:rPr>
+        <w:t>lct-2026-jury-v3</w:t>
+      </w:r>
+      <w:r>
+        <w:rPr>
+          <w:rFonts w:ascii="Times New Roman" w:hAnsi="Times New Roman" w:eastAsia="Times New Roman" w:cs="Times New Roman"/>
+          <w:color w:val="000000"/>
+          <w:u w:val="none"/>
+        </w:rPr>
+        <w:t xml:space="preserve"> открывается без внешнего Basic Auth и без общих аккаунтов. Каждый проверяющий создаёт отдельный синтетический аккаунт кандидата или работодателя, задаёт собственный пароль и получает непрозрачный логин </w:t>
+      </w:r>
+      <w:r>
+        <w:rPr>
+          <w:rFonts w:ascii="Times New Roman" w:hAnsi="Times New Roman" w:eastAsia="Times New Roman" w:cs="Times New Roman"/>
+          <w:color w:val="000000"/>
+          <w:u w:val="none"/>
+        </w:rPr>
+        <w:t>jury-…@example.invalid</w:t>
+      </w:r>
+      <w:r>
+        <w:rPr>
+          <w:rFonts w:ascii="Times New Roman" w:hAnsi="Times New Roman" w:eastAsia="Times New Roman" w:cs="Times New Roman"/>
+          <w:color w:val="000000"/>
+          <w:u w:val="none"/>
+        </w:rPr>
+        <w:t>. Старые seed-логины отключаются, их сессии отзываются. Пароли БД, NAS/VPS, SSH-ключи и runner token остаются закрытыми.</w:t>
+      </w:r>
+    </w:p>
+    <w:p>
+      <w:r>
+        <w:rPr>
+          <w:rFonts w:ascii="Times New Roman" w:hAnsi="Times New Roman" w:eastAsia="Times New Roman" w:cs="Times New Roman"/>
+          <w:color w:val="000000"/>
+          <w:u w:val="none"/>
+        </w:rPr>
+        <w:t xml:space="preserve">Пятый override </w:t>
+      </w:r>
+      <w:r>
+        <w:rPr>
+          <w:rFonts w:ascii="Times New Roman" w:hAnsi="Times New Roman" w:eastAsia="Times New Roman" w:cs="Times New Roman"/>
+          <w:color w:val="000000"/>
+          <w:u w:val="none"/>
+        </w:rPr>
+        <w:t>compose.jury-individual.yaml</w:t>
+      </w:r>
+      <w:r>
+        <w:rPr>
+          <w:rFonts w:ascii="Times New Roman" w:hAnsi="Times New Roman" w:eastAsia="Times New Roman" w:cs="Times New Roman"/>
+          <w:color w:val="000000"/>
+          <w:u w:val="none"/>
+        </w:rPr>
+        <w:t xml:space="preserve"> добавляется после публичного override и включает </w:t>
+      </w:r>
+      <w:r>
+        <w:rPr>
+          <w:rFonts w:ascii="Times New Roman" w:hAnsi="Times New Roman" w:eastAsia="Times New Roman" w:cs="Times New Roman"/>
+          <w:color w:val="000000"/>
+          <w:u w:val="none"/>
+        </w:rPr>
+        <w:t>FSP_JURY_INDIVIDUAL_REGISTRATION=1</w:t>
+      </w:r>
+      <w:r>
+        <w:rPr>
+          <w:rFonts w:ascii="Times New Roman" w:hAnsi="Times New Roman" w:eastAsia="Times New Roman" w:cs="Times New Roman"/>
+          <w:color w:val="000000"/>
+          <w:u w:val="none"/>
+        </w:rPr>
+        <w:t xml:space="preserve">. Запишите этот флаг в локальный </w:t>
+      </w:r>
+      <w:r>
+        <w:rPr>
+          <w:rFonts w:ascii="Times New Roman" w:hAnsi="Times New Roman" w:eastAsia="Times New Roman" w:cs="Times New Roman"/>
+          <w:color w:val="000000"/>
+          <w:u w:val="none"/>
+        </w:rPr>
+        <w:t>.env.jury</w:t>
+      </w:r>
+      <w:r>
+        <w:rPr>
+          <w:rFonts w:ascii="Times New Roman" w:hAnsi="Times New Roman" w:eastAsia="Times New Roman" w:cs="Times New Roman"/>
+          <w:color w:val="000000"/>
+          <w:u w:val="none"/>
+        </w:rPr>
+        <w:t xml:space="preserve">: обновлённый </w:t>
+      </w:r>
+      <w:r>
+        <w:rPr>
+          <w:rFonts w:ascii="Times New Roman" w:hAnsi="Times New Roman" w:eastAsia="Times New Roman" w:cs="Times New Roman"/>
+          <w:color w:val="000000"/>
+          <w:u w:val="none"/>
+        </w:rPr>
+        <w:t>scripts/jury-relay-nas.sh</w:t>
+      </w:r>
+      <w:r>
+        <w:rPr>
+          <w:rFonts w:ascii="Times New Roman" w:hAnsi="Times New Roman" w:eastAsia="Times New Roman" w:cs="Times New Roman"/>
+          <w:color w:val="000000"/>
+          <w:u w:val="none"/>
+        </w:rPr>
+        <w:t xml:space="preserve"> тогда использует все пять файлов для start/status/stop/validate. Без флага скрипт сохраняет исходный закрытый режим с тремя файлами и Basic Auth. Другие значения флага отклоняются. В индивидуальном режиме и </w:t>
+      </w:r>
+      <w:r>
+        <w:rPr>
+          <w:rFonts w:ascii="Times New Roman" w:hAnsi="Times New Roman" w:eastAsia="Times New Roman" w:cs="Times New Roman"/>
+          <w:color w:val="000000"/>
+          <w:u w:val="none"/>
+        </w:rPr>
+        <w:t>prepare</w:t>
+      </w:r>
+      <w:r>
+        <w:rPr>
+          <w:rFonts w:ascii="Times New Roman" w:hAnsi="Times New Roman" w:eastAsia="Times New Roman" w:cs="Times New Roman"/>
+          <w:color w:val="000000"/>
+          <w:u w:val="none"/>
+        </w:rPr>
+        <w:t xml:space="preserve">, и </w:t>
+      </w:r>
+      <w:r>
+        <w:rPr>
+          <w:rFonts w:ascii="Times New Roman" w:hAnsi="Times New Roman" w:eastAsia="Times New Roman" w:cs="Times New Roman"/>
+          <w:color w:val="000000"/>
+          <w:u w:val="none"/>
+        </w:rPr>
+        <w:t>start</w:t>
+      </w:r>
+      <w:r>
+        <w:rPr>
+          <w:rFonts w:ascii="Times New Roman" w:hAnsi="Times New Roman" w:eastAsia="Times New Roman" w:cs="Times New Roman"/>
+          <w:color w:val="000000"/>
+          <w:u w:val="none"/>
+        </w:rPr>
+        <w:t xml:space="preserve"> требуют пройденного gate; bootstrap-команда не обходит проверку внешнего доступа.</w:t>
+      </w:r>
+    </w:p>
+    <w:p>
+      <w:pPr>
+        <w:pStyle w:val="GOSTCode"/>
+      </w:pPr>
+      <w:r>
+        <w:rPr>
+          <w:rFonts w:ascii="Times New Roman" w:hAnsi="Times New Roman" w:eastAsia="Times New Roman" w:cs="Times New Roman"/>
+          <w:color w:val="000000"/>
+          <w:sz w:val="24"/>
+          <w:u w:val="none"/>
+        </w:rPr>
+        <w:t>docker compose --project-name fspjury --env-file .env.jury \</w:t>
+        <w:br/>
+        <w:t xml:space="preserve">  -f compose.yaml -f compose.jury.yaml -f compose.jury-relay.yaml \</w:t>
+        <w:br/>
+        <w:t xml:space="preserve">  -f compose.jury-public-demo.yaml -f compose.jury-individual.yaml config --quiet</w:t>
+        <w:br/>
+        <w:t>docker compose --project-name fspjury --env-file .env.jury \</w:t>
+        <w:br/>
+        <w:t xml:space="preserve">  -f compose.yaml -f compose.jury.yaml -f compose.jury-relay.yaml \</w:t>
+        <w:br/>
+        <w:t xml:space="preserve">  -f compose.jury-public-demo.yaml -f compose.jury-individual.yaml \</w:t>
+        <w:br/>
+        <w:t xml:space="preserve">  up -d --no-deps --wait app edge</w:t>
+      </w:r>
+    </w:p>
+    <w:p>
+      <w:r>
+        <w:rPr>
+          <w:rFonts w:ascii="Times New Roman" w:hAnsi="Times New Roman" w:eastAsia="Times New Roman" w:cs="Times New Roman"/>
+          <w:color w:val="000000"/>
+          <w:u w:val="none"/>
+        </w:rPr>
+        <w:t>config --quiet</w:t>
+      </w:r>
+      <w:r>
+        <w:rPr>
+          <w:rFonts w:ascii="Times New Roman" w:hAnsi="Times New Roman" w:eastAsia="Times New Roman" w:cs="Times New Roman"/>
+          <w:color w:val="000000"/>
+          <w:u w:val="none"/>
+        </w:rPr>
+        <w:t xml:space="preserve"> не печатает развёрнутую конфигурацию с секретами. Перед активацией проверяют, что compose-файл существует в целевом commit, миграции применены, а новая версия app готова. TLS завершается на ru2, Caddy на NAS слушает только loopback через relay и возвращает 404 для </w:t>
+      </w:r>
+      <w:r>
+        <w:rPr>
+          <w:rFonts w:ascii="Times New Roman" w:hAnsi="Times New Roman" w:eastAsia="Times New Roman" w:cs="Times New Roman"/>
+          <w:color w:val="000000"/>
+          <w:u w:val="none"/>
+        </w:rPr>
+        <w:t>/internal/*</w:t>
+      </w:r>
+      <w:r>
+        <w:rPr>
+          <w:rFonts w:ascii="Times New Roman" w:hAnsi="Times New Roman" w:eastAsia="Times New Roman" w:cs="Times New Roman"/>
+          <w:color w:val="000000"/>
+          <w:u w:val="none"/>
+        </w:rPr>
+        <w:t>.</w:t>
+      </w:r>
+    </w:p>
+    <w:p>
+      <w:r>
+        <w:rPr>
+          <w:rFonts w:ascii="Times New Roman" w:hAnsi="Times New Roman" w:eastAsia="Times New Roman" w:cs="Times New Roman"/>
+          <w:color w:val="000000"/>
+          <w:u w:val="none"/>
+        </w:rPr>
+        <w:t xml:space="preserve">Целевой предел — 200 jury-аккаунтов и пять регистраций в час на фактический клиентский IP; вход ограничен десятью попытками в минуту на IP. Для освобождения мест администратор использует только специально проверенную адресную процедуру удаления/деактивации конкретных синтетических аккаунтов и отзыва их сессий. Не применяют очистку volume, </w:t>
+      </w:r>
+      <w:r>
+        <w:rPr>
+          <w:rFonts w:ascii="Times New Roman" w:hAnsi="Times New Roman" w:eastAsia="Times New Roman" w:cs="Times New Roman"/>
+          <w:color w:val="000000"/>
+          <w:u w:val="none"/>
+        </w:rPr>
+        <w:t>down -v</w:t>
+      </w:r>
+      <w:r>
+        <w:rPr>
+          <w:rFonts w:ascii="Times New Roman" w:hAnsi="Times New Roman" w:eastAsia="Times New Roman" w:cs="Times New Roman"/>
+          <w:color w:val="000000"/>
+          <w:u w:val="none"/>
+        </w:rPr>
+        <w:t>, массовое удаление таблиц или автоматический reset базы. Если штатная адресная команда ещё не поставлена и не проверена, стенд закрывают для новых регистраций и эскалируют оркестратору; данные вручную не удаляют.</w:t>
+      </w:r>
+    </w:p>
+    <w:p>
+      <w:r>
+        <w:rPr>
+          <w:rFonts w:ascii="Times New Roman" w:hAnsi="Times New Roman" w:eastAsia="Times New Roman" w:cs="Times New Roman"/>
+          <w:color w:val="000000"/>
+          <w:u w:val="none"/>
+        </w:rPr>
+        <w:t xml:space="preserve">Публичные </w:t>
+      </w:r>
+      <w:r>
+        <w:rPr>
+          <w:rFonts w:ascii="Times New Roman" w:hAnsi="Times New Roman" w:eastAsia="Times New Roman" w:cs="Times New Roman"/>
+          <w:color w:val="000000"/>
+          <w:u w:val="none"/>
+        </w:rPr>
+        <w:t>/legal/privacy</w:t>
+      </w:r>
+      <w:r>
+        <w:rPr>
+          <w:rFonts w:ascii="Times New Roman" w:hAnsi="Times New Roman" w:eastAsia="Times New Roman" w:cs="Times New Roman"/>
+          <w:color w:val="000000"/>
+          <w:u w:val="none"/>
+        </w:rPr>
+        <w:t xml:space="preserve"> и </w:t>
+      </w:r>
+      <w:r>
+        <w:rPr>
+          <w:rFonts w:ascii="Times New Roman" w:hAnsi="Times New Roman" w:eastAsia="Times New Roman" w:cs="Times New Roman"/>
+          <w:color w:val="000000"/>
+          <w:u w:val="none"/>
+        </w:rPr>
+        <w:t>/legal/recommendations</w:t>
+      </w:r>
+      <w:r>
+        <w:rPr>
+          <w:rFonts w:ascii="Times New Roman" w:hAnsi="Times New Roman" w:eastAsia="Times New Roman" w:cs="Times New Roman"/>
+          <w:color w:val="000000"/>
+          <w:u w:val="none"/>
+        </w:rPr>
+        <w:t xml:space="preserve"> доступны без сессии; остальные ресурсы приложения требуют вход. Регистрация принимает только роль, пароль 12–128 символов с подтверждением и явное согласие. Сервер назначает синтетические имя/контакт, создаёт Secure/HttpOnly сессию на 8 часов и CSRF. Почта, реальные email, ФСП mock, PDF-импорт и внешняя LLM отключены.</w:t>
+      </w:r>
+    </w:p>
+    <w:p>
+      <w:r>
+        <w:rPr>
+          <w:rFonts w:ascii="Times New Roman" w:hAnsi="Times New Roman" w:eastAsia="Times New Roman" w:cs="Times New Roman"/>
+          <w:color w:val="000000"/>
+          <w:u w:val="none"/>
+        </w:rPr>
+        <w:t>Форма создания отдельного аккаунта показана на рисунке 6. Снимок получен на внешнем синтетическом стенде 11 октября 2026 года до ввода пароля.</w:t>
+      </w:r>
+    </w:p>
+    <w:p>
+      <w:pPr>
+        <w:keepNext/>
+        <w:ind w:firstLine="0"/>
+        <w:jc w:val="center"/>
+      </w:pPr>
+      <w:r>
+        <w:rPr>
+          <w:rFonts w:ascii="Times New Roman" w:hAnsi="Times New Roman" w:eastAsia="Times New Roman" w:cs="Times New Roman"/>
+          <w:color w:val="000000"/>
+          <w:u w:val="none"/>
+        </w:rPr>
+        <w:drawing>
+          <wp:inline xmlns:a="http://schemas.openxmlformats.org/drawingml/2006/main" xmlns:pic="http://schemas.openxmlformats.org/drawingml/2006/picture">
+            <wp:extent cx="5940000" cy="2436795"/>
+            <wp:docPr id="6" name="jury-registration" descr="Создание отдельного синтетического аккаунта на стенде жюри"/>
+            <wp:cNvGraphicFramePr>
+              <a:graphicFrameLocks noChangeAspect="1"/>
+            </wp:cNvGraphicFramePr>
+            <a:graphic>
+              <a:graphicData uri="http://schemas.openxmlformats.org/drawingml/2006/picture">
+                <pic:pic>
+                  <pic:nvPicPr>
+                    <pic:cNvPr id="0" name="jury-registration.png"/>
+                    <pic:cNvPicPr/>
+                  </pic:nvPicPr>
+                  <pic:blipFill>
+                    <a:blip r:embed="rId63"/>
+                    <a:stretch>
+                      <a:fillRect/>
+                    </a:stretch>
+                  </pic:blipFill>
+                  <pic:spPr>
+                    <a:xfrm>
+                      <a:off x="0" y="0"/>
+                      <a:ext cx="5940000" cy="2436795"/>
+                    </a:xfrm>
+                    <a:prstGeom prst="rect"/>
+                  </pic:spPr>
+                </pic:pic>
+              </a:graphicData>
+            </a:graphic>
+          </wp:inline>
+        </w:drawing>
+      </w:r>
+    </w:p>
+    <w:p>
+      <w:pPr>
+        <w:pStyle w:val="GOSTCaption"/>
+        <w:keepNext/>
+      </w:pPr>
+      <w:r>
+        <w:rPr>
+          <w:rFonts w:ascii="Times New Roman" w:hAnsi="Times New Roman" w:eastAsia="Times New Roman" w:cs="Times New Roman"/>
+          <w:color w:val="000000"/>
+          <w:sz w:val="24"/>
+          <w:u w:val="none"/>
+        </w:rPr>
+        <w:t>Рисунок 6 — Создание отдельного синтетического аккаунта на стенде жюри</w:t>
+      </w:r>
+    </w:p>
+    <w:p>
+      <w:pPr>
+        <w:pStyle w:val="GOSTFigureSource"/>
+      </w:pPr>
+      <w:r>
+        <w:rPr>
+          <w:rFonts w:ascii="Times New Roman" w:hAnsi="Times New Roman" w:eastAsia="Times New Roman" w:cs="Times New Roman"/>
+          <w:color w:val="000000"/>
+          <w:sz w:val="24"/>
+          <w:u w:val="none"/>
+        </w:rPr>
+        <w:t>Источник: Внешний синтетический стенд fsptest.kolesnikovny.ru, Chromium; 11 октября 2026 года, до ввода пароля.</w:t>
+      </w:r>
+    </w:p>
+    <w:p>
+      <w:r>
+        <w:rPr>
+          <w:rFonts w:ascii="Times New Roman" w:hAnsi="Times New Roman" w:eastAsia="Times New Roman" w:cs="Times New Roman"/>
+          <w:color w:val="000000"/>
+          <w:u w:val="none"/>
+        </w:rPr>
+        <w:t xml:space="preserve">Локально прошли полный SQLite-набор 565 passed, 5 skipped и шесть подтестов за 469,91 с, адресный auth-набор 141 passed, 3 skipped за 48,74 с, шесть relay CLI-тестов и независимый gate из 23 auth-тестов с script/Compose. На NAS развёрнут healthy app-образ </w:t>
+      </w:r>
+      <w:r>
+        <w:rPr>
+          <w:rFonts w:ascii="Times New Roman" w:hAnsi="Times New Roman" w:eastAsia="Times New Roman" w:cs="Times New Roman"/>
+          <w:color w:val="000000"/>
+          <w:u w:val="none"/>
+        </w:rPr>
+        <w:t>sha256:316b49cf…</w:t>
+      </w:r>
+      <w:r>
+        <w:rPr>
+          <w:rFonts w:ascii="Times New Roman" w:hAnsi="Times New Roman" w:eastAsia="Times New Roman" w:cs="Times New Roman"/>
+          <w:color w:val="000000"/>
+          <w:u w:val="none"/>
+        </w:rPr>
+        <w:t xml:space="preserve">: app commit </w:t>
+      </w:r>
+      <w:r>
+        <w:rPr>
+          <w:rFonts w:ascii="Times New Roman" w:hAnsi="Times New Roman" w:eastAsia="Times New Roman" w:cs="Times New Roman"/>
+          <w:color w:val="000000"/>
+          <w:u w:val="none"/>
+        </w:rPr>
+        <w:t>da0281d95fccf9be579cb3de717da34394c1ef3e</w:t>
+      </w:r>
+      <w:r>
+        <w:rPr>
+          <w:rFonts w:ascii="Times New Roman" w:hAnsi="Times New Roman" w:eastAsia="Times New Roman" w:cs="Times New Roman"/>
+          <w:color w:val="000000"/>
+          <w:u w:val="none"/>
+        </w:rPr>
+        <w:t xml:space="preserve">, relay fix commit </w:t>
+      </w:r>
+      <w:r>
+        <w:rPr>
+          <w:rFonts w:ascii="Times New Roman" w:hAnsi="Times New Roman" w:eastAsia="Times New Roman" w:cs="Times New Roman"/>
+          <w:color w:val="000000"/>
+          <w:u w:val="none"/>
+        </w:rPr>
+        <w:t>be2109594ae453ae60050217eaf88c3fe0f8b314</w:t>
+      </w:r>
+      <w:r>
+        <w:rPr>
+          <w:rFonts w:ascii="Times New Roman" w:hAnsi="Times New Roman" w:eastAsia="Times New Roman" w:cs="Times New Roman"/>
+          <w:color w:val="000000"/>
+          <w:u w:val="none"/>
+        </w:rPr>
+        <w:t xml:space="preserve">. Закреплённый Caddy прошёл на NAS </w:t>
+      </w:r>
+      <w:r>
+        <w:rPr>
+          <w:rFonts w:ascii="Times New Roman" w:hAnsi="Times New Roman" w:eastAsia="Times New Roman" w:cs="Times New Roman"/>
+          <w:color w:val="000000"/>
+          <w:u w:val="none"/>
+        </w:rPr>
+        <w:t>Valid configuration</w:t>
+      </w:r>
+      <w:r>
+        <w:rPr>
+          <w:rFonts w:ascii="Times New Roman" w:hAnsi="Times New Roman" w:eastAsia="Times New Roman" w:cs="Times New Roman"/>
+          <w:color w:val="000000"/>
+          <w:u w:val="none"/>
+        </w:rPr>
+        <w:t xml:space="preserve"> с </w:t>
+      </w:r>
+      <w:r>
+        <w:rPr>
+          <w:rFonts w:ascii="Times New Roman" w:hAnsi="Times New Roman" w:eastAsia="Times New Roman" w:cs="Times New Roman"/>
+          <w:color w:val="000000"/>
+          <w:u w:val="none"/>
+        </w:rPr>
+        <w:t>--network none</w:t>
+      </w:r>
+      <w:r>
+        <w:rPr>
+          <w:rFonts w:ascii="Times New Roman" w:hAnsi="Times New Roman" w:eastAsia="Times New Roman" w:cs="Times New Roman"/>
+          <w:color w:val="000000"/>
+          <w:u w:val="none"/>
+        </w:rPr>
+        <w:t xml:space="preserve">, </w:t>
+      </w:r>
+      <w:r>
+        <w:rPr>
+          <w:rFonts w:ascii="Times New Roman" w:hAnsi="Times New Roman" w:eastAsia="Times New Roman" w:cs="Times New Roman"/>
+          <w:color w:val="000000"/>
+          <w:u w:val="none"/>
+        </w:rPr>
+        <w:t>--cap-drop ALL</w:t>
+      </w:r>
+      <w:r>
+        <w:rPr>
+          <w:rFonts w:ascii="Times New Roman" w:hAnsi="Times New Roman" w:eastAsia="Times New Roman" w:cs="Times New Roman"/>
+          <w:color w:val="000000"/>
+          <w:u w:val="none"/>
+        </w:rPr>
+        <w:t xml:space="preserve">, единственной добавленной </w:t>
+      </w:r>
+      <w:r>
+        <w:rPr>
+          <w:rFonts w:ascii="Times New Roman" w:hAnsi="Times New Roman" w:eastAsia="Times New Roman" w:cs="Times New Roman"/>
+          <w:color w:val="000000"/>
+          <w:u w:val="none"/>
+        </w:rPr>
+        <w:t>NET_BIND_SERVICE</w:t>
+      </w:r>
+      <w:r>
+        <w:rPr>
+          <w:rFonts w:ascii="Times New Roman" w:hAnsi="Times New Roman" w:eastAsia="Times New Roman" w:cs="Times New Roman"/>
+          <w:color w:val="000000"/>
+          <w:u w:val="none"/>
+        </w:rPr>
+        <w:t xml:space="preserve"> и </w:t>
+      </w:r>
+      <w:r>
+        <w:rPr>
+          <w:rFonts w:ascii="Times New Roman" w:hAnsi="Times New Roman" w:eastAsia="Times New Roman" w:cs="Times New Roman"/>
+          <w:color w:val="000000"/>
+          <w:u w:val="none"/>
+        </w:rPr>
+        <w:t>no-new-privileges</w:t>
+      </w:r>
+      <w:r>
+        <w:rPr>
+          <w:rFonts w:ascii="Times New Roman" w:hAnsi="Times New Roman" w:eastAsia="Times New Roman" w:cs="Times New Roman"/>
+          <w:color w:val="000000"/>
+          <w:u w:val="none"/>
+        </w:rPr>
+        <w:t xml:space="preserve">. На изолированном PostgreSQL 16.14 прошли 76 выбранных тестов без пропусков за 362,16 с: три новых PG-кейса и 73 адресные API/product/mail-проверки. Это не полный PostgreSQL-набор. Заявленный live-набор завершён: 6 browser-потоков и 10 HTTPS-проверок, включая 401 для обоих старых shared credentials. Удаление seed-сессий и rate-limit пороги покрыты адресными локальными/PG-тестами; отдельной внешней нагрузки не было. Протокол v2 остаётся историческим. Receipts: </w:t>
+      </w:r>
+      <w:hyperlink r:id="rId18">
         <w:r>
           <w:rPr>
             <w:rFonts w:ascii="Times New Roman" w:hAnsi="Times New Roman" w:eastAsia="Times New Roman" w:cs="Times New Roman"/>
             <w:color w:val="000000"/>
             <w:u w:val="none"/>
           </w:rPr>
-          <w:t xml:space="preserve">документе 60</w:t>
+          <w:t xml:space="preserve">browser</w:t>
         </w:r>
       </w:hyperlink>
       <w:r>
@@ -11176,150 +12204,84 @@
           <w:color w:val="000000"/>
           <w:u w:val="none"/>
         </w:rPr>
-        <w:t xml:space="preserve"> по прямому поручению владельца. Пароли БД, NAS/VPS, SSH-ключи и runner token остаются закрытыми. Ниже описана также исходная закрытая конфигурация: её ожидание HTTP 401 для главной страницы относится к прежнему показу, а не к текущему открытому.</w:t>
-      </w:r>
-    </w:p>
-    <w:p>
-      <w:r>
-        <w:rPr>
-          <w:rFonts w:ascii="Times New Roman" w:hAnsi="Times New Roman" w:eastAsia="Times New Roman" w:cs="Times New Roman"/>
-          <w:color w:val="000000"/>
-          <w:u w:val="none"/>
-        </w:rPr>
-        <w:t xml:space="preserve">Для открытого relay добавляют последним </w:t>
-      </w:r>
-      <w:r>
-        <w:rPr>
-          <w:rFonts w:ascii="Times New Roman" w:hAnsi="Times New Roman" w:eastAsia="Times New Roman" w:cs="Times New Roman"/>
-          <w:color w:val="000000"/>
-          <w:u w:val="none"/>
-        </w:rPr>
-        <w:t>compose.jury-public-demo.yaml</w:t>
-      </w:r>
-      <w:r>
-        <w:rPr>
-          <w:rFonts w:ascii="Times New Roman" w:hAnsi="Times New Roman" w:eastAsia="Times New Roman" w:cs="Times New Roman"/>
-          <w:color w:val="000000"/>
-          <w:u w:val="none"/>
-        </w:rPr>
-        <w:t xml:space="preserve">. Override меняет только Caddy; API, PostgreSQL, runner и SSH-туннель сохраняют прежние границы, запреты регистрации/почты и ресурсные ограничения. Текущий Caddy всё ещё блокирует </w:t>
-      </w:r>
-      <w:r>
-        <w:rPr>
-          <w:rFonts w:ascii="Times New Roman" w:hAnsi="Times New Roman" w:eastAsia="Times New Roman" w:cs="Times New Roman"/>
-          <w:color w:val="000000"/>
-          <w:u w:val="none"/>
-        </w:rPr>
-        <w:t>/internal</w:t>
-      </w:r>
-      <w:r>
-        <w:rPr>
-          <w:rFonts w:ascii="Times New Roman" w:hAnsi="Times New Roman" w:eastAsia="Times New Roman" w:cs="Times New Roman"/>
-          <w:color w:val="000000"/>
-          <w:u w:val="none"/>
-        </w:rPr>
         <w:t xml:space="preserve"> и </w:t>
       </w:r>
-      <w:r>
-        <w:rPr>
-          <w:rFonts w:ascii="Times New Roman" w:hAnsi="Times New Roman" w:eastAsia="Times New Roman" w:cs="Times New Roman"/>
-          <w:color w:val="000000"/>
-          <w:u w:val="none"/>
-        </w:rPr>
-        <w:t>/internal/*</w:t>
-      </w:r>
-      <w:r>
-        <w:rPr>
-          <w:rFonts w:ascii="Times New Roman" w:hAnsi="Times New Roman" w:eastAsia="Times New Roman" w:cs="Times New Roman"/>
-          <w:color w:val="000000"/>
-          <w:u w:val="none"/>
-        </w:rPr>
-        <w:t xml:space="preserve"> ответом 404. TLS завершается на ru2, Caddy на NAS слушает только loopback через relay.</w:t>
-      </w:r>
-    </w:p>
-    <w:p>
-      <w:r>
-        <w:rPr>
-          <w:rFonts w:ascii="Times New Roman" w:hAnsi="Times New Roman" w:eastAsia="Times New Roman" w:cs="Times New Roman"/>
-          <w:color w:val="000000"/>
-          <w:u w:val="none"/>
-        </w:rPr>
-        <w:t>Команды администратора для уже подготовленного relay на NAS:</w:t>
-      </w:r>
-    </w:p>
-    <w:p>
-      <w:pPr>
-        <w:pStyle w:val="GOSTCode"/>
-      </w:pPr>
-      <w:r>
-        <w:rPr>
-          <w:rFonts w:ascii="Times New Roman" w:hAnsi="Times New Roman" w:eastAsia="Times New Roman" w:cs="Times New Roman"/>
-          <w:color w:val="000000"/>
-          <w:sz w:val="24"/>
-          <w:u w:val="none"/>
-        </w:rPr>
-        <w:t>docker compose --project-name fspjury --env-file .env.jury \</w:t>
-        <w:br/>
-        <w:t xml:space="preserve">  -f compose.yaml -f compose.jury.yaml -f compose.jury-relay.yaml \</w:t>
-        <w:br/>
-        <w:t xml:space="preserve">  -f compose.jury-public-demo.yaml config --quiet</w:t>
-        <w:br/>
-        <w:t>docker compose --project-name fspjury --env-file .env.jury \</w:t>
-        <w:br/>
-        <w:t xml:space="preserve">  -f compose.yaml -f compose.jury.yaml -f compose.jury-relay.yaml \</w:t>
-        <w:br/>
-        <w:t xml:space="preserve">  -f compose.jury-public-demo.yaml up -d --no-deps --wait edge</w:t>
-      </w:r>
-    </w:p>
-    <w:p>
-      <w:r>
-        <w:rPr>
-          <w:rFonts w:ascii="Times New Roman" w:hAnsi="Times New Roman" w:eastAsia="Times New Roman" w:cs="Times New Roman"/>
-          <w:color w:val="000000"/>
-          <w:u w:val="none"/>
-        </w:rPr>
-        <w:t xml:space="preserve">Используют именно этот набор файлов при обслуживании открытого показа; </w:t>
-      </w:r>
-      <w:r>
-        <w:rPr>
-          <w:rFonts w:ascii="Times New Roman" w:hAnsi="Times New Roman" w:eastAsia="Times New Roman" w:cs="Times New Roman"/>
-          <w:color w:val="000000"/>
-          <w:u w:val="none"/>
-        </w:rPr>
-        <w:t>jury-relay-nas.sh start</w:t>
-      </w:r>
-      <w:r>
-        <w:rPr>
-          <w:rFonts w:ascii="Times New Roman" w:hAnsi="Times New Roman" w:eastAsia="Times New Roman" w:cs="Times New Roman"/>
-          <w:color w:val="000000"/>
-          <w:u w:val="none"/>
-        </w:rPr>
-        <w:t xml:space="preserve"> без последнего override вернёт закрытый Basic Auth. Для обратного закрытия применяют </w:t>
-      </w:r>
-      <w:r>
-        <w:rPr>
-          <w:rFonts w:ascii="Times New Roman" w:hAnsi="Times New Roman" w:eastAsia="Times New Roman" w:cs="Times New Roman"/>
-          <w:color w:val="000000"/>
-          <w:u w:val="none"/>
-        </w:rPr>
-        <w:t>up -d --no-deps --wait edge</w:t>
-      </w:r>
-      <w:r>
-        <w:rPr>
-          <w:rFonts w:ascii="Times New Roman" w:hAnsi="Times New Roman" w:eastAsia="Times New Roman" w:cs="Times New Roman"/>
-          <w:color w:val="000000"/>
-          <w:u w:val="none"/>
-        </w:rPr>
-        <w:t xml:space="preserve"> с первыми тремя файлами. При завершении оценки стенд закрывают и меняют пароль тестовых аккаунтов. Общие аккаунты позволяют изменять синтетические данные; это не изолированный личный кабинет каждого члена жюри. Новая внешняя приёмка — </w:t>
-      </w:r>
-      <w:r>
-        <w:rPr>
-          <w:rFonts w:ascii="Times New Roman" w:hAnsi="Times New Roman" w:eastAsia="Times New Roman" w:cs="Times New Roman"/>
-          <w:color w:val="000000"/>
-          <w:u w:val="none"/>
-        </w:rPr>
-        <w:t>docs/release/2026-10-11-jury-v2/public-demo-http.json</w:t>
-      </w:r>
+      <w:hyperlink r:id="rId19">
+        <w:r>
+          <w:rPr>
+            <w:rFonts w:ascii="Times New Roman" w:hAnsi="Times New Roman" w:eastAsia="Times New Roman" w:cs="Times New Roman"/>
+            <w:color w:val="000000"/>
+            <w:u w:val="none"/>
+          </w:rPr>
+          <w:t xml:space="preserve">HTTPS</w:t>
+        </w:r>
+      </w:hyperlink>
+      <w:r>
+        <w:rPr>
+          <w:rFonts w:ascii="Times New Roman" w:hAnsi="Times New Roman" w:eastAsia="Times New Roman" w:cs="Times New Roman"/>
+          <w:color w:val="000000"/>
+          <w:u w:val="none"/>
+        </w:rPr>
+        <w:t xml:space="preserve">. Фактический restart сохранил существующую candidate-сессию и пароли обеих ролей; cookie подтвердила </w:t>
+      </w:r>
+      <w:r>
+        <w:rPr>
+          <w:rFonts w:ascii="Times New Roman" w:hAnsi="Times New Roman" w:eastAsia="Times New Roman" w:cs="Times New Roman"/>
+          <w:color w:val="000000"/>
+          <w:u w:val="none"/>
+        </w:rPr>
+        <w:t>Secure</w:t>
+      </w:r>
+      <w:r>
+        <w:rPr>
+          <w:rFonts w:ascii="Times New Roman" w:hAnsi="Times New Roman" w:eastAsia="Times New Roman" w:cs="Times New Roman"/>
+          <w:color w:val="000000"/>
+          <w:u w:val="none"/>
+        </w:rPr>
+        <w:t xml:space="preserve">, </w:t>
+      </w:r>
+      <w:r>
+        <w:rPr>
+          <w:rFonts w:ascii="Times New Roman" w:hAnsi="Times New Roman" w:eastAsia="Times New Roman" w:cs="Times New Roman"/>
+          <w:color w:val="000000"/>
+          <w:u w:val="none"/>
+        </w:rPr>
+        <w:t>HttpOnly</w:t>
+      </w:r>
+      <w:r>
+        <w:rPr>
+          <w:rFonts w:ascii="Times New Roman" w:hAnsi="Times New Roman" w:eastAsia="Times New Roman" w:cs="Times New Roman"/>
+          <w:color w:val="000000"/>
+          <w:u w:val="none"/>
+        </w:rPr>
+        <w:t xml:space="preserve">, </w:t>
+      </w:r>
+      <w:r>
+        <w:rPr>
+          <w:rFonts w:ascii="Times New Roman" w:hAnsi="Times New Roman" w:eastAsia="Times New Roman" w:cs="Times New Roman"/>
+          <w:color w:val="000000"/>
+          <w:u w:val="none"/>
+        </w:rPr>
+        <w:t>SameSite=Strict</w:t>
+      </w:r>
+      <w:r>
+        <w:rPr>
+          <w:rFonts w:ascii="Times New Roman" w:hAnsi="Times New Roman" w:eastAsia="Times New Roman" w:cs="Times New Roman"/>
+          <w:color w:val="000000"/>
+          <w:u w:val="none"/>
+        </w:rPr>
+        <w:t xml:space="preserve">: </w:t>
+      </w:r>
+      <w:hyperlink r:id="rId64">
+        <w:r>
+          <w:rPr>
+            <w:rFonts w:ascii="Times New Roman" w:hAnsi="Times New Roman" w:eastAsia="Times New Roman" w:cs="Times New Roman"/>
+            <w:color w:val="000000"/>
+            <w:u w:val="none"/>
+          </w:rPr>
+          <w:t xml:space="preserve">restart</w:t>
+        </w:r>
+      </w:hyperlink>
       <w:r>
         <w:rPr>
           <w:rFonts w:ascii="Times New Roman" w:hAnsi="Times New Roman" w:eastAsia="Times New Roman" w:cs="Times New Roman"/>
@@ -11740,6 +12702,14 @@
           <w:color w:val="000000"/>
           <w:u w:val="none"/>
         </w:rPr>
+        <w:t xml:space="preserve">В исходном закрытом режиме </w:t>
+      </w:r>
+      <w:r>
+        <w:rPr>
+          <w:rFonts w:ascii="Times New Roman" w:hAnsi="Times New Roman" w:eastAsia="Times New Roman" w:cs="Times New Roman"/>
+          <w:color w:val="000000"/>
+          <w:u w:val="none"/>
+        </w:rPr>
         <w:t>/internal/*</w:t>
       </w:r>
       <w:r>
@@ -11803,7 +12773,7 @@
           <w:color w:val="000000"/>
           <w:u w:val="none"/>
         </w:rPr>
-        <w:t xml:space="preserve">В jury-режиме регистрация, вход по ссылке/коду, mock-почта, ФСП ID mock, загрузка резюме и внешний SMTP выключены. Используются только синтетические seed-данные; реальные данные вводить нельзя. Приложение запускается с </w:t>
+        <w:t xml:space="preserve">В исходном закрытом jury-режиме регистрация, вход по ссылке/коду, mock-почта, ФСП ID mock, загрузка резюме и внешний SMTP выключены. Используются только синтетические seed-данные; реальные данные вводить нельзя. Приложение запускается с </w:t>
       </w:r>
       <w:r>
         <w:rPr>
@@ -11960,7 +12930,7 @@
           <w:color w:val="000000"/>
           <w:u w:val="none"/>
         </w:rPr>
-        <w:t>. В исходном закрытом показе два пользовательских пароля передавались отдельно; текущий открытый показ описан выше. После окончания оценки пароль тестовых аккаунтов меняют.</w:t>
+        <w:t>. В исходном закрытом показе два пользовательских пароля передавались отдельно; целевой индивидуальный v3 описан выше и не публикует общий пользовательский пароль. После окончания оценки созданные jury-аккаунты деактивируют адресной проверенной процедурой и отзывают сессии.</w:t>
       </w:r>
     </w:p>
     <w:p>
@@ -12034,7 +13004,7 @@
           <w:color w:val="000000"/>
           <w:u w:val="none"/>
         </w:rPr>
-        <w:t xml:space="preserve"> и проверить на страницах политики. Инфраструктурные пароли и hash в документацию не переносят; исключение по поручению владельца — пароль синтетических аккаунтов.</w:t>
+        <w:t xml:space="preserve"> и проверить на страницах политики. Инфраструктурные пароли и hash в документацию не переносят. Историческое разрешение публикации общего seed-пароля не распространяется на v3.</w:t>
       </w:r>
     </w:p>
     <w:p>
@@ -13663,7 +14633,23 @@
           <w:color w:val="000000"/>
           <w:u w:val="none"/>
         </w:rPr>
-        <w:t xml:space="preserve"> и fail-closed 502 при контролируемой остановке только tunnel. Публичный запуск до этих проверок не заявляется. Если relay не будет готов к сроку, резерв остаётся прежним: видео и воспроизводимая локальная инструкция.</w:t>
+        <w:t xml:space="preserve"> и fail-closed 502 при контролируемой остановке только tunnel. Флаг </w:t>
+      </w:r>
+      <w:r>
+        <w:rPr>
+          <w:rFonts w:ascii="Times New Roman" w:hAnsi="Times New Roman" w:eastAsia="Times New Roman" w:cs="Times New Roman"/>
+          <w:color w:val="000000"/>
+          <w:u w:val="none"/>
+        </w:rPr>
+        <w:t>FSP_JURY_INDIVIDUAL_REGISTRATION=1</w:t>
+      </w:r>
+      <w:r>
+        <w:rPr>
+          <w:rFonts w:ascii="Times New Roman" w:hAnsi="Times New Roman" w:eastAsia="Times New Roman" w:cs="Times New Roman"/>
+          <w:color w:val="000000"/>
+          <w:u w:val="none"/>
+        </w:rPr>
+        <w:t xml:space="preserve"> должен быть установлен до запуска; при его отсутствии будет выбран закрытый режим. Публичный запуск до этих проверок не заявляется. Если relay не будет готов к сроку, резерв остаётся прежним: видео и воспроизводимая локальная инструкция.</w:t>
       </w:r>
     </w:p>
     <w:p>
@@ -13676,7 +14662,312 @@
           <w:color w:val="000000"/>
           <w:u w:val="none"/>
         </w:rPr>
-        <w:t>6. Приёмка исходного закрытого показа с внешней сети</w:t>
+        <w:t>6. Приёмка индивидуального v3</w:t>
+      </w:r>
+    </w:p>
+    <w:p>
+      <w:r>
+        <w:rPr>
+          <w:rFonts w:ascii="Times New Roman" w:hAnsi="Times New Roman" w:eastAsia="Times New Roman" w:cs="Times New Roman"/>
+          <w:color w:val="000000"/>
+          <w:u w:val="none"/>
+        </w:rPr>
+        <w:t>До публикации тега проверяют из внешней сети и фиксируют commit, время и результаты в новом протоколе:</w:t>
+      </w:r>
+    </w:p>
+    <w:p>
+      <w:pPr>
+        <w:pStyle w:val="GOSTList"/>
+        <w:ind w:left="709"/>
+      </w:pPr>
+      <w:r>
+        <w:rPr>
+          <w:rFonts w:ascii="Times New Roman" w:hAnsi="Times New Roman" w:eastAsia="Times New Roman" w:cs="Times New Roman"/>
+          <w:color w:val="000000"/>
+          <w:sz w:val="28"/>
+          <w:u w:val="none"/>
+        </w:rPr>
+        <w:t xml:space="preserve">1. </w:t>
+      </w:r>
+      <w:r>
+        <w:rPr>
+          <w:rFonts w:ascii="Times New Roman" w:hAnsi="Times New Roman" w:eastAsia="Times New Roman" w:cs="Times New Roman"/>
+          <w:color w:val="000000"/>
+          <w:u w:val="none"/>
+        </w:rPr>
+        <w:t>GET /legal/privacy</w:t>
+      </w:r>
+      <w:r>
+        <w:rPr>
+          <w:rFonts w:ascii="Times New Roman" w:hAnsi="Times New Roman" w:eastAsia="Times New Roman" w:cs="Times New Roman"/>
+          <w:color w:val="000000"/>
+          <w:u w:val="none"/>
+        </w:rPr>
+        <w:t xml:space="preserve"> и </w:t>
+      </w:r>
+      <w:r>
+        <w:rPr>
+          <w:rFonts w:ascii="Times New Roman" w:hAnsi="Times New Roman" w:eastAsia="Times New Roman" w:cs="Times New Roman"/>
+          <w:color w:val="000000"/>
+          <w:u w:val="none"/>
+        </w:rPr>
+        <w:t>/legal/recommendations</w:t>
+      </w:r>
+      <w:r>
+        <w:rPr>
+          <w:rFonts w:ascii="Times New Roman" w:hAnsi="Times New Roman" w:eastAsia="Times New Roman" w:cs="Times New Roman"/>
+          <w:color w:val="000000"/>
+          <w:u w:val="none"/>
+        </w:rPr>
+        <w:t xml:space="preserve"> возвращают 200 без входа; продуктовые ресурсы требуют сессию, Basic Auth не появляется.</w:t>
+      </w:r>
+    </w:p>
+    <w:p>
+      <w:pPr>
+        <w:pStyle w:val="GOSTList"/>
+        <w:ind w:left="709"/>
+      </w:pPr>
+      <w:r>
+        <w:rPr>
+          <w:rFonts w:ascii="Times New Roman" w:hAnsi="Times New Roman" w:eastAsia="Times New Roman" w:cs="Times New Roman"/>
+          <w:color w:val="000000"/>
+          <w:sz w:val="28"/>
+          <w:u w:val="none"/>
+        </w:rPr>
+        <w:t xml:space="preserve">2. </w:t>
+      </w:r>
+      <w:r>
+        <w:rPr>
+          <w:rFonts w:ascii="Times New Roman" w:hAnsi="Times New Roman" w:eastAsia="Times New Roman" w:cs="Times New Roman"/>
+          <w:color w:val="000000"/>
+          <w:u w:val="none"/>
+        </w:rPr>
+        <w:t xml:space="preserve">Регистрация кандидата и работодателя принимает пароль 12–128 символов, совпадающее подтверждение и </w:t>
+      </w:r>
+      <w:r>
+        <w:rPr>
+          <w:rFonts w:ascii="Times New Roman" w:hAnsi="Times New Roman" w:eastAsia="Times New Roman" w:cs="Times New Roman"/>
+          <w:color w:val="000000"/>
+          <w:u w:val="none"/>
+        </w:rPr>
+        <w:t>consent=true</w:t>
+      </w:r>
+      <w:r>
+        <w:rPr>
+          <w:rFonts w:ascii="Times New Roman" w:hAnsi="Times New Roman" w:eastAsia="Times New Roman" w:cs="Times New Roman"/>
+          <w:color w:val="000000"/>
+          <w:u w:val="none"/>
+        </w:rPr>
+        <w:t>; иные роли, отсутствие согласия, короткий/длинный пароль отклоняются.</w:t>
+      </w:r>
+    </w:p>
+    <w:p>
+      <w:pPr>
+        <w:pStyle w:val="GOSTList"/>
+        <w:ind w:left="709"/>
+      </w:pPr>
+      <w:r>
+        <w:rPr>
+          <w:rFonts w:ascii="Times New Roman" w:hAnsi="Times New Roman" w:eastAsia="Times New Roman" w:cs="Times New Roman"/>
+          <w:color w:val="000000"/>
+          <w:sz w:val="28"/>
+          <w:u w:val="none"/>
+        </w:rPr>
+        <w:t xml:space="preserve">3. </w:t>
+      </w:r>
+      <w:r>
+        <w:rPr>
+          <w:rFonts w:ascii="Times New Roman" w:hAnsi="Times New Roman" w:eastAsia="Times New Roman" w:cs="Times New Roman"/>
+          <w:color w:val="000000"/>
+          <w:u w:val="none"/>
+        </w:rPr>
+        <w:t xml:space="preserve">Ответ выдаёт только серверный </w:t>
+      </w:r>
+      <w:r>
+        <w:rPr>
+          <w:rFonts w:ascii="Times New Roman" w:hAnsi="Times New Roman" w:eastAsia="Times New Roman" w:cs="Times New Roman"/>
+          <w:color w:val="000000"/>
+          <w:u w:val="none"/>
+        </w:rPr>
+        <w:t>jury-…@example.invalid</w:t>
+      </w:r>
+      <w:r>
+        <w:rPr>
+          <w:rFonts w:ascii="Times New Roman" w:hAnsi="Times New Roman" w:eastAsia="Times New Roman" w:cs="Times New Roman"/>
+          <w:color w:val="000000"/>
+          <w:u w:val="none"/>
+        </w:rPr>
+        <w:t>, синтетические defaults, Secure/HttpOnly cookie на 8 часов и CSRF. Реальный email отправить нельзя.</w:t>
+      </w:r>
+    </w:p>
+    <w:p>
+      <w:pPr>
+        <w:pStyle w:val="GOSTList"/>
+        <w:ind w:left="709"/>
+      </w:pPr>
+      <w:r>
+        <w:rPr>
+          <w:rFonts w:ascii="Times New Roman" w:hAnsi="Times New Roman" w:eastAsia="Times New Roman" w:cs="Times New Roman"/>
+          <w:color w:val="000000"/>
+          <w:sz w:val="28"/>
+          <w:u w:val="none"/>
+        </w:rPr>
+        <w:t xml:space="preserve">4. </w:t>
+      </w:r>
+      <w:r>
+        <w:rPr>
+          <w:rFonts w:ascii="Times New Roman" w:hAnsi="Times New Roman" w:eastAsia="Times New Roman" w:cs="Times New Roman"/>
+          <w:color w:val="000000"/>
+          <w:u w:val="none"/>
+        </w:rPr>
+        <w:t>После logout сохранённый логин и пароль снова входят, а неверный пароль нет. Старые seed-пароли и сессии v2 не работают.</w:t>
+      </w:r>
+    </w:p>
+    <w:p>
+      <w:pPr>
+        <w:pStyle w:val="GOSTList"/>
+        <w:ind w:left="709"/>
+      </w:pPr>
+      <w:r>
+        <w:rPr>
+          <w:rFonts w:ascii="Times New Roman" w:hAnsi="Times New Roman" w:eastAsia="Times New Roman" w:cs="Times New Roman"/>
+          <w:color w:val="000000"/>
+          <w:sz w:val="28"/>
+          <w:u w:val="none"/>
+        </w:rPr>
+        <w:t xml:space="preserve">5. </w:t>
+      </w:r>
+      <w:r>
+        <w:rPr>
+          <w:rFonts w:ascii="Times New Roman" w:hAnsi="Times New Roman" w:eastAsia="Times New Roman" w:cs="Times New Roman"/>
+          <w:color w:val="000000"/>
+          <w:u w:val="none"/>
+        </w:rPr>
+        <w:t xml:space="preserve">Срабатывают 5 регистраций в час на реальный IP и общий предел 200 аккаунтов; поддельный </w:t>
+      </w:r>
+      <w:r>
+        <w:rPr>
+          <w:rFonts w:ascii="Times New Roman" w:hAnsi="Times New Roman" w:eastAsia="Times New Roman" w:cs="Times New Roman"/>
+          <w:color w:val="000000"/>
+          <w:u w:val="none"/>
+        </w:rPr>
+        <w:t>X-Forwarded-For</w:t>
+      </w:r>
+      <w:r>
+        <w:rPr>
+          <w:rFonts w:ascii="Times New Roman" w:hAnsi="Times New Roman" w:eastAsia="Times New Roman" w:cs="Times New Roman"/>
+          <w:color w:val="000000"/>
+          <w:u w:val="none"/>
+        </w:rPr>
+        <w:t xml:space="preserve"> не обходит лимит.</w:t>
+      </w:r>
+    </w:p>
+    <w:p>
+      <w:pPr>
+        <w:pStyle w:val="GOSTList"/>
+        <w:ind w:left="709"/>
+      </w:pPr>
+      <w:r>
+        <w:rPr>
+          <w:rFonts w:ascii="Times New Roman" w:hAnsi="Times New Roman" w:eastAsia="Times New Roman" w:cs="Times New Roman"/>
+          <w:color w:val="000000"/>
+          <w:sz w:val="28"/>
+          <w:u w:val="none"/>
+        </w:rPr>
+        <w:t xml:space="preserve">6. </w:t>
+      </w:r>
+      <w:r>
+        <w:rPr>
+          <w:rFonts w:ascii="Times New Roman" w:hAnsi="Times New Roman" w:eastAsia="Times New Roman" w:cs="Times New Roman"/>
+          <w:color w:val="000000"/>
+          <w:u w:val="none"/>
+        </w:rPr>
+        <w:t xml:space="preserve">Email-flow, mock-mail, resume import, ФСП mock, Google/Apple OAuth, </w:t>
+      </w:r>
+      <w:r>
+        <w:rPr>
+          <w:rFonts w:ascii="Times New Roman" w:hAnsi="Times New Roman" w:eastAsia="Times New Roman" w:cs="Times New Roman"/>
+          <w:color w:val="000000"/>
+          <w:u w:val="none"/>
+        </w:rPr>
+        <w:t>/internal/*</w:t>
+      </w:r>
+      <w:r>
+        <w:rPr>
+          <w:rFonts w:ascii="Times New Roman" w:hAnsi="Times New Roman" w:eastAsia="Times New Roman" w:cs="Times New Roman"/>
+          <w:color w:val="000000"/>
+          <w:u w:val="none"/>
+        </w:rPr>
+        <w:t>, БД, Docker API, NAS admin и runner недоступны снаружи.</w:t>
+      </w:r>
+    </w:p>
+    <w:p>
+      <w:pPr>
+        <w:pStyle w:val="GOSTList"/>
+        <w:ind w:left="709"/>
+      </w:pPr>
+      <w:r>
+        <w:rPr>
+          <w:rFonts w:ascii="Times New Roman" w:hAnsi="Times New Roman" w:eastAsia="Times New Roman" w:cs="Times New Roman"/>
+          <w:color w:val="000000"/>
+          <w:sz w:val="28"/>
+          <w:u w:val="none"/>
+        </w:rPr>
+        <w:t xml:space="preserve">7. </w:t>
+      </w:r>
+      <w:r>
+        <w:rPr>
+          <w:rFonts w:ascii="Times New Roman" w:hAnsi="Times New Roman" w:eastAsia="Times New Roman" w:cs="Times New Roman"/>
+          <w:color w:val="000000"/>
+          <w:u w:val="none"/>
+        </w:rPr>
+        <w:t>VM-задача проходит через фактический runner; LLM остаётся выключенной.</w:t>
+      </w:r>
+    </w:p>
+    <w:p>
+      <w:pPr>
+        <w:pStyle w:val="GOSTList"/>
+        <w:ind w:left="709"/>
+      </w:pPr>
+      <w:r>
+        <w:rPr>
+          <w:rFonts w:ascii="Times New Roman" w:hAnsi="Times New Roman" w:eastAsia="Times New Roman" w:cs="Times New Roman"/>
+          <w:color w:val="000000"/>
+          <w:sz w:val="28"/>
+          <w:u w:val="none"/>
+        </w:rPr>
+        <w:t xml:space="preserve">8. </w:t>
+      </w:r>
+      <w:r>
+        <w:rPr>
+          <w:rFonts w:ascii="Times New Roman" w:hAnsi="Times New Roman" w:eastAsia="Times New Roman" w:cs="Times New Roman"/>
+          <w:color w:val="000000"/>
+          <w:u w:val="none"/>
+        </w:rPr>
+        <w:t>Адресная деактивация одного тестового jury-аккаунта отзывает только его сессии и освобождает ровно одно место, не затрагивая остальных.</w:t>
+      </w:r>
+    </w:p>
+    <w:p>
+      <w:r>
+        <w:rPr>
+          <w:rFonts w:ascii="Times New Roman" w:hAnsi="Times New Roman" w:eastAsia="Times New Roman" w:cs="Times New Roman"/>
+          <w:color w:val="000000"/>
+          <w:u w:val="none"/>
+        </w:rPr>
+        <w:t>V3 активирован; перечисленные browser/HTTPS-пункты пройдены. Проверка ограничена указанными сценариями и не является полным pentest или нагрузочным испытанием.</w:t>
+      </w:r>
+    </w:p>
+    <w:p>
+      <w:pPr>
+        <w:pStyle w:val="Heading2"/>
+      </w:pPr>
+      <w:r>
+        <w:rPr>
+          <w:rFonts w:ascii="Times New Roman" w:hAnsi="Times New Roman" w:eastAsia="Times New Roman" w:cs="Times New Roman"/>
+          <w:color w:val="000000"/>
+          <w:u w:val="none"/>
+        </w:rPr>
+        <w:t>7. Приёмка исходного закрытого показа с внешней сети</w:t>
       </w:r>
     </w:p>
     <w:p>
@@ -13884,7 +15175,7 @@
           <w:color w:val="000000"/>
           <w:u w:val="none"/>
         </w:rPr>
-        <w:t xml:space="preserve"> удаляется вручную после проверки, что он больше не нужен. Прежние NAS-проекты команда не затрагивает.</w:t>
+        <w:t xml:space="preserve"> удаляется вручную после проверки, что он больше не нужен. Это действие только для окончательного вывода стенда из эксплуатации, а не для освобождения лимита аккаунтов; автоматически его не запускают. Прежние NAS-проекты команда не затрагивает.</w:t>
       </w:r>
     </w:p>
     <w:p>
@@ -13896,7 +15187,7 @@
         </w:rPr>
         <w:t xml:space="preserve">Источники настройки Caddy: </w:t>
       </w:r>
-      <w:hyperlink r:id="rId60">
+      <w:hyperlink r:id="rId65">
         <w:r>
           <w:rPr>
             <w:rFonts w:ascii="Times New Roman" w:hAnsi="Times New Roman" w:eastAsia="Times New Roman" w:cs="Times New Roman"/>
@@ -13914,7 +15205,7 @@
         </w:rPr>
         <w:t xml:space="preserve">, </w:t>
       </w:r>
-      <w:hyperlink r:id="rId61">
+      <w:hyperlink r:id="rId66">
         <w:r>
           <w:rPr>
             <w:rFonts w:ascii="Times New Roman" w:hAnsi="Times New Roman" w:eastAsia="Times New Roman" w:cs="Times New Roman"/>
@@ -13932,7 +15223,7 @@
         </w:rPr>
         <w:t xml:space="preserve"> и </w:t>
       </w:r>
-      <w:hyperlink r:id="rId62">
+      <w:hyperlink r:id="rId67">
         <w:r>
           <w:rPr>
             <w:rFonts w:ascii="Times New Roman" w:hAnsi="Times New Roman" w:eastAsia="Times New Roman" w:cs="Times New Roman"/>
@@ -13976,7 +15267,7 @@
         </w:rPr>
         <w:t xml:space="preserve">Редакция монтажа: 11 октября 2026 года. Команда «Студия 37». Готовое видео: </w:t>
       </w:r>
-      <w:hyperlink r:id="rId63">
+      <w:hyperlink r:id="rId68">
         <w:r>
           <w:rPr>
             <w:rFonts w:ascii="Times New Roman" w:hAnsi="Times New Roman" w:eastAsia="Times New Roman" w:cs="Times New Roman"/>
@@ -13994,7 +15285,7 @@
         </w:rPr>
         <w:t xml:space="preserve">, Full HD, 25 кадров/с, 5 минут 24,72 секунды. Ролик без звука: пояснения к действиям встроены в кадр. Отдельные </w:t>
       </w:r>
-      <w:hyperlink r:id="rId64">
+      <w:hyperlink r:id="rId69">
         <w:r>
           <w:rPr>
             <w:rFonts w:ascii="Times New Roman" w:hAnsi="Times New Roman" w:eastAsia="Times New Roman" w:cs="Times New Roman"/>
@@ -14012,7 +15303,7 @@
         </w:rPr>
         <w:t xml:space="preserve"> и </w:t>
       </w:r>
-      <w:hyperlink r:id="rId65">
+      <w:hyperlink r:id="rId70">
         <w:r>
           <w:rPr>
             <w:rFonts w:ascii="Times New Roman" w:hAnsi="Times New Roman" w:eastAsia="Times New Roman" w:cs="Times New Roman"/>
@@ -14028,7 +15319,23 @@
           <w:color w:val="000000"/>
           <w:u w:val="none"/>
         </w:rPr>
-        <w:t xml:space="preserve"> нужны для загрузки субтитров в видеоплеер; при просмотре встроенных подписей второй слой субтитров можно отключить.</w:t>
+        <w:t xml:space="preserve"> нужны для загрузки субтитров в видеоплеер; при просмотре встроенных подписей второй слой субтитров можно отключить. Итоговый файл содержит 8118 кадров, занимает 17 997 441 байт и имеет SHA-256 </w:t>
+      </w:r>
+      <w:r>
+        <w:rPr>
+          <w:rFonts w:ascii="Times New Roman" w:hAnsi="Times New Roman" w:eastAsia="Times New Roman" w:cs="Times New Roman"/>
+          <w:color w:val="000000"/>
+          <w:u w:val="none"/>
+        </w:rPr>
+        <w:t>4dcc478981d347f5440c8a43b1c95284d03eed2ed64b5cbe7cce9bcc0894f990</w:t>
+      </w:r>
+      <w:r>
+        <w:rPr>
+          <w:rFonts w:ascii="Times New Roman" w:hAnsi="Times New Roman" w:eastAsia="Times New Roman" w:cs="Times New Roman"/>
+          <w:color w:val="000000"/>
+          <w:u w:val="none"/>
+        </w:rPr>
+        <w:t>. SRT, WebVTT и JSON содержат одинаковые 50 обновлённых подписей.</w:t>
       </w:r>
     </w:p>
     <w:p>
@@ -14055,7 +15362,7 @@
           <w:sz w:val="28"/>
           <w:u w:val="none"/>
         </w:rPr>
-        <w:t>Сведения приведены в таблице 7.</w:t>
+        <w:t>Сведения приведены в таблице 6.</w:t>
       </w:r>
     </w:p>
     <w:p>
@@ -14069,7 +15376,7 @@
           <w:sz w:val="24"/>
           <w:u w:val="none"/>
         </w:rPr>
-        <w:t>Таблица 7 — Порядок просмотра</w:t>
+        <w:t>Таблица 6 — Порядок просмотра</w:t>
       </w:r>
     </w:p>
     <w:tbl>
@@ -14691,7 +15998,7 @@
         </w:rPr>
         <w:t xml:space="preserve">Точные таймкоды с долями секунды — </w:t>
       </w:r>
-      <w:hyperlink r:id="rId66">
+      <w:hyperlink r:id="rId71">
         <w:r>
           <w:rPr>
             <w:rFonts w:ascii="Times New Roman" w:hAnsi="Times New Roman" w:eastAsia="Times New Roman" w:cs="Times New Roman"/>
@@ -14750,9 +16057,9 @@
           <w:color w:val="000000"/>
           <w:u w:val="none"/>
         </w:rPr>
-        <w:t xml:space="preserve">Внешний </w:t>
-      </w:r>
-      <w:hyperlink r:id="rId54">
+        <w:t xml:space="preserve">Целевой внешний </w:t>
+      </w:r>
+      <w:hyperlink r:id="rId57">
         <w:r>
           <w:rPr>
             <w:rFonts w:ascii="Times New Roman" w:hAnsi="Times New Roman" w:eastAsia="Times New Roman" w:cs="Times New Roman"/>
@@ -14768,7 +16075,23 @@
           <w:color w:val="000000"/>
           <w:u w:val="none"/>
         </w:rPr>
-        <w:t xml:space="preserve"> открывается без Basic Auth; данные входа в тестовые аккаунты опубликованы в документе 60. В нём отключены регистрация, почта, PDF-импорт и ФСП mock; модель не подключена. Полный локальный режим запускается по </w:t>
+        <w:t xml:space="preserve"> открывается без Basic Auth и создаёт отдельный синтетический аккаунт для каждого проверяющего: роль, собственный пароль, согласие и выдаваемый логин </w:t>
+      </w:r>
+      <w:r>
+        <w:rPr>
+          <w:rFonts w:ascii="Times New Roman" w:hAnsi="Times New Roman" w:eastAsia="Times New Roman" w:cs="Times New Roman"/>
+          <w:color w:val="000000"/>
+          <w:u w:val="none"/>
+        </w:rPr>
+        <w:t>jury-…@example.invalid</w:t>
+      </w:r>
+      <w:r>
+        <w:rPr>
+          <w:rFonts w:ascii="Times New Roman" w:hAnsi="Times New Roman" w:eastAsia="Times New Roman" w:cs="Times New Roman"/>
+          <w:color w:val="000000"/>
+          <w:u w:val="none"/>
+        </w:rPr>
+        <w:t xml:space="preserve">. Почта, реальные email, PDF-импорт и ФСП mock отключены; модель не подключена. Экранная запись от 9 октября не показывает новый интерфейс регистрации. Последние ~36 секунд ролика пересобраны 11 октября в Remotion и содержат актуальную текстовую инструкцию v3; это поясняющая вставка, а не запись live-UI. Режим активирован; выбранный PostgreSQL-набор прошёл 76/76, live browser — шесть потоков двух ролей в трёх движках, негативный HTTPS-набор — 10/10. Полный локальный режим запускается по </w:t>
       </w:r>
       <w:hyperlink r:id="rId17">
         <w:r>
@@ -14803,7 +16126,7 @@
       </w:r>
     </w:p>
     <w:p>
-      <w:hyperlink r:id="rId51">
+      <w:hyperlink r:id="rId54">
         <w:r>
           <w:rPr>
             <w:rFonts w:ascii="Times New Roman" w:hAnsi="Times New Roman" w:eastAsia="Times New Roman" w:cs="Times New Roman"/>
@@ -14851,7 +16174,7 @@
           <w:color w:val="000000"/>
           <w:u w:val="none"/>
         </w:rPr>
-        <w:t xml:space="preserve"> и в публичный выпуск не входит. По решению владельца внешний Basic Auth снят, а логины и пароль тестовых аккаунтов указаны в документе 60. Видео и локальная инструкция остаются резервом для проверки.</w:t>
+        <w:t xml:space="preserve"> и в публичный выпуск не входит. По решению владельца внешний Basic Auth снят; целевой v3 не публикует общие логины или пароль. Видео и локальная инструкция остаются резервом для проверки.</w:t>
       </w:r>
     </w:p>
     <w:p>
@@ -14861,7 +16184,7 @@
           <w:color w:val="000000"/>
           <w:u w:val="none"/>
         </w:rPr>
-        <w:t xml:space="preserve">Финальная вставка записи описывает прежний порядок отдельной передачи пароля. Актуальный порядок проверки закреплён в </w:t>
+        <w:t xml:space="preserve">Финальная Remotion-вставка описывает выбор роли, создание отдельного аккаунта, сохранение выданного логина и собственный пароль. Актуальный порядок закреплён в </w:t>
       </w:r>
       <w:hyperlink w:anchor="doc_60" w:history="1">
         <w:r>
@@ -14879,23 +16202,23 @@
           <w:color w:val="000000"/>
           <w:u w:val="none"/>
         </w:rPr>
-        <w:t xml:space="preserve"> и в выпуске </w:t>
-      </w:r>
-      <w:r>
-        <w:rPr>
-          <w:rFonts w:ascii="Times New Roman" w:hAnsi="Times New Roman" w:eastAsia="Times New Roman" w:cs="Times New Roman"/>
-          <w:color w:val="000000"/>
-          <w:u w:val="none"/>
-        </w:rPr>
-        <w:t>lct-2026-jury-v2</w:t>
-      </w:r>
-      <w:r>
-        <w:rPr>
-          <w:rFonts w:ascii="Times New Roman" w:hAnsi="Times New Roman" w:eastAsia="Times New Roman" w:cs="Times New Roman"/>
-          <w:color w:val="000000"/>
-          <w:u w:val="none"/>
-        </w:rPr>
-        <w:t>. Эта поправка меняет способ доступа к материалам, а не содержание показанных действий или результаты проверок.</w:t>
+        <w:t xml:space="preserve"> и целевом выпуске </w:t>
+      </w:r>
+      <w:r>
+        <w:rPr>
+          <w:rFonts w:ascii="Times New Roman" w:hAnsi="Times New Roman" w:eastAsia="Times New Roman" w:cs="Times New Roman"/>
+          <w:color w:val="000000"/>
+          <w:u w:val="none"/>
+        </w:rPr>
+        <w:t>lct-2026-jury-v3</w:t>
+      </w:r>
+      <w:r>
+        <w:rPr>
+          <w:rFonts w:ascii="Times New Roman" w:hAnsi="Times New Roman" w:eastAsia="Times New Roman" w:cs="Times New Roman"/>
+          <w:color w:val="000000"/>
+          <w:u w:val="none"/>
+        </w:rPr>
+        <w:t>. Перемонтаж концовки не меняет историческую экранную запись действий и сам по себе не подтверждает новый внешний flow.</w:t>
       </w:r>
     </w:p>
     <w:p>
@@ -14907,7 +16230,7 @@
         </w:rPr>
         <w:t xml:space="preserve">Редактируемый монтаж, закреплённые зависимости, исходные интервалы, продуктовые ограничения и повторный рендер Docker описаны в </w:t>
       </w:r>
-      <w:hyperlink r:id="rId67">
+      <w:hyperlink r:id="rId72">
         <w:r>
           <w:rPr>
             <w:rFonts w:ascii="Times New Roman" w:hAnsi="Times New Roman" w:eastAsia="Times New Roman" w:cs="Times New Roman"/>
@@ -14939,7 +16262,25 @@
           <w:color w:val="000000"/>
           <w:u w:val="none"/>
         </w:rPr>
-        <w:t xml:space="preserve"> сохранена без перезаписи для воспроизводимости.</w:t>
+        <w:t xml:space="preserve"> сохранена без перезаписи для воспроизводимости. Проверка текущего MP4 — </w:t>
+      </w:r>
+      <w:hyperlink r:id="rId73">
+        <w:r>
+          <w:rPr>
+            <w:rFonts w:ascii="Times New Roman" w:hAnsi="Times New Roman" w:eastAsia="Times New Roman" w:cs="Times New Roman"/>
+            <w:color w:val="000000"/>
+            <w:u w:val="none"/>
+          </w:rPr>
+          <w:t xml:space="preserve">video-verification.json</w:t>
+        </w:r>
+      </w:hyperlink>
+      <w:r>
+        <w:rPr>
+          <w:rFonts w:ascii="Times New Roman" w:hAnsi="Times New Roman" w:eastAsia="Times New Roman" w:cs="Times New Roman"/>
+          <w:color w:val="000000"/>
+          <w:u w:val="none"/>
+        </w:rPr>
+        <w:t>.</w:t>
       </w:r>
     </w:p>
     <w:p>
@@ -14967,7 +16308,7 @@
         </w:rPr>
         <w:t xml:space="preserve">Конкурсный выпуск </w:t>
       </w:r>
-      <w:hyperlink r:id="rId51">
+      <w:hyperlink r:id="rId54">
         <w:r>
           <w:rPr>
             <w:rFonts w:ascii="Times New Roman" w:hAnsi="Times New Roman" w:eastAsia="Times New Roman" w:cs="Times New Roman"/>
@@ -15054,7 +16395,7 @@
         </w:rPr>
         <w:t xml:space="preserve">Открыть </w:t>
       </w:r>
-      <w:hyperlink r:id="rId51">
+      <w:hyperlink r:id="rId54">
         <w:r>
           <w:rPr>
             <w:rFonts w:ascii="Times New Roman" w:hAnsi="Times New Roman" w:eastAsia="Times New Roman" w:cs="Times New Roman"/>
@@ -15220,41 +16561,41 @@
           <w:color w:val="000000"/>
           <w:u w:val="none"/>
         </w:rPr>
-        <w:t xml:space="preserve">Датированный комплект закреплён тегом </w:t>
-      </w:r>
-      <w:r>
-        <w:rPr>
-          <w:rFonts w:ascii="Times New Roman" w:hAnsi="Times New Roman" w:eastAsia="Times New Roman" w:cs="Times New Roman"/>
-          <w:color w:val="000000"/>
-          <w:u w:val="none"/>
-        </w:rPr>
-        <w:t>lct-2026-jury-v2</w:t>
-      </w:r>
-      <w:r>
-        <w:rPr>
-          <w:rFonts w:ascii="Times New Roman" w:hAnsi="Times New Roman" w:eastAsia="Times New Roman" w:cs="Times New Roman"/>
-          <w:color w:val="000000"/>
-          <w:u w:val="none"/>
-        </w:rPr>
-        <w:t xml:space="preserve">. Для точного воспроизведения после клонирования выполните </w:t>
-      </w:r>
-      <w:r>
-        <w:rPr>
-          <w:rFonts w:ascii="Times New Roman" w:hAnsi="Times New Roman" w:eastAsia="Times New Roman" w:cs="Times New Roman"/>
-          <w:color w:val="000000"/>
-          <w:u w:val="none"/>
-        </w:rPr>
-        <w:t>git checkout lct-2026-jury-v2</w:t>
-      </w:r>
-      <w:r>
-        <w:rPr>
-          <w:rFonts w:ascii="Times New Roman" w:hAnsi="Times New Roman" w:eastAsia="Times New Roman" w:cs="Times New Roman"/>
-          <w:color w:val="000000"/>
-          <w:u w:val="none"/>
-        </w:rPr>
-        <w:t xml:space="preserve">. Исходный ZIP того же тега доступен на </w:t>
-      </w:r>
-      <w:hyperlink r:id="rId55">
+        <w:t xml:space="preserve">Целевой датированный комплект закрепляется тегом </w:t>
+      </w:r>
+      <w:r>
+        <w:rPr>
+          <w:rFonts w:ascii="Times New Roman" w:hAnsi="Times New Roman" w:eastAsia="Times New Roman" w:cs="Times New Roman"/>
+          <w:color w:val="000000"/>
+          <w:u w:val="none"/>
+        </w:rPr>
+        <w:t>lct-2026-jury-v3</w:t>
+      </w:r>
+      <w:r>
+        <w:rPr>
+          <w:rFonts w:ascii="Times New Roman" w:hAnsi="Times New Roman" w:eastAsia="Times New Roman" w:cs="Times New Roman"/>
+          <w:color w:val="000000"/>
+          <w:u w:val="none"/>
+        </w:rPr>
+        <w:t xml:space="preserve">. После его публикации для точного воспроизведения выполните </w:t>
+      </w:r>
+      <w:r>
+        <w:rPr>
+          <w:rFonts w:ascii="Times New Roman" w:hAnsi="Times New Roman" w:eastAsia="Times New Roman" w:cs="Times New Roman"/>
+          <w:color w:val="000000"/>
+          <w:u w:val="none"/>
+        </w:rPr>
+        <w:t>git checkout lct-2026-jury-v3</w:t>
+      </w:r>
+      <w:r>
+        <w:rPr>
+          <w:rFonts w:ascii="Times New Roman" w:hAnsi="Times New Roman" w:eastAsia="Times New Roman" w:cs="Times New Roman"/>
+          <w:color w:val="000000"/>
+          <w:u w:val="none"/>
+        </w:rPr>
+        <w:t xml:space="preserve">. Исходный ZIP доступен на </w:t>
+      </w:r>
+      <w:hyperlink r:id="rId58">
         <w:r>
           <w:rPr>
             <w:rFonts w:ascii="Times New Roman" w:hAnsi="Times New Roman" w:eastAsia="Times New Roman" w:cs="Times New Roman"/>
@@ -15270,7 +16611,23 @@
           <w:color w:val="000000"/>
           <w:u w:val="none"/>
         </w:rPr>
-        <w:t>.</w:t>
+        <w:t xml:space="preserve">. До появления тега и протокола v3 эти ссылки являются целевыми. Тег </w:t>
+      </w:r>
+      <w:r>
+        <w:rPr>
+          <w:rFonts w:ascii="Times New Roman" w:hAnsi="Times New Roman" w:eastAsia="Times New Roman" w:cs="Times New Roman"/>
+          <w:color w:val="000000"/>
+          <w:u w:val="none"/>
+        </w:rPr>
+        <w:t>lct-2026-jury-v2</w:t>
+      </w:r>
+      <w:r>
+        <w:rPr>
+          <w:rFonts w:ascii="Times New Roman" w:hAnsi="Times New Roman" w:eastAsia="Times New Roman" w:cs="Times New Roman"/>
+          <w:color w:val="000000"/>
+          <w:u w:val="none"/>
+        </w:rPr>
+        <w:t xml:space="preserve"> остаётся неизменяемым историческим срезом.</w:t>
       </w:r>
     </w:p>
     <w:p>
@@ -15333,7 +16690,7 @@
         </w:rPr>
         <w:t xml:space="preserve">• </w:t>
       </w:r>
-      <w:hyperlink r:id="rId52">
+      <w:hyperlink r:id="rId55">
         <w:r>
           <w:rPr>
             <w:rFonts w:ascii="Times New Roman" w:hAnsi="Times New Roman" w:eastAsia="Times New Roman" w:cs="Times New Roman"/>
@@ -15366,7 +16723,7 @@
         </w:rPr>
         <w:t xml:space="preserve">• </w:t>
       </w:r>
-      <w:hyperlink r:id="rId53">
+      <w:hyperlink r:id="rId56">
         <w:r>
           <w:rPr>
             <w:rFonts w:ascii="Times New Roman" w:hAnsi="Times New Roman" w:eastAsia="Times New Roman" w:cs="Times New Roman"/>
@@ -15399,7 +16756,7 @@
         </w:rPr>
         <w:t xml:space="preserve">• </w:t>
       </w:r>
-      <w:hyperlink r:id="rId59">
+      <w:hyperlink r:id="rId62">
         <w:r>
           <w:rPr>
             <w:rFonts w:ascii="Times New Roman" w:hAnsi="Times New Roman" w:eastAsia="Times New Roman" w:cs="Times New Roman"/>
@@ -15432,7 +16789,7 @@
         </w:rPr>
         <w:t xml:space="preserve">• </w:t>
       </w:r>
-      <w:hyperlink r:id="rId58">
+      <w:hyperlink r:id="rId61">
         <w:r>
           <w:rPr>
             <w:rFonts w:ascii="Times New Roman" w:hAnsi="Times New Roman" w:eastAsia="Times New Roman" w:cs="Times New Roman"/>
@@ -15460,7 +16817,7 @@
         </w:rPr>
         <w:t xml:space="preserve">Для проверки в браузере откройте </w:t>
       </w:r>
-      <w:hyperlink r:id="rId54">
+      <w:hyperlink r:id="rId57">
         <w:r>
           <w:rPr>
             <w:rFonts w:ascii="Times New Roman" w:hAnsi="Times New Roman" w:eastAsia="Times New Roman" w:cs="Times New Roman"/>
@@ -15476,7 +16833,23 @@
           <w:color w:val="000000"/>
           <w:u w:val="none"/>
         </w:rPr>
-        <w:t xml:space="preserve">. Внешний Basic Auth снят по решению владельца; логины и общий пароль синтетических аккаунтов указаны в </w:t>
+        <w:t xml:space="preserve">. Внешний Basic Auth снят по решению владельца. В целевом v3 выберите роль, задайте собственный пароль 12–128 символов, подтвердите его и согласие. Сайт сразу выдаст синтетический логин </w:t>
+      </w:r>
+      <w:r>
+        <w:rPr>
+          <w:rFonts w:ascii="Times New Roman" w:hAnsi="Times New Roman" w:eastAsia="Times New Roman" w:cs="Times New Roman"/>
+          <w:color w:val="000000"/>
+          <w:u w:val="none"/>
+        </w:rPr>
+        <w:t>jury-…@example.invalid</w:t>
+      </w:r>
+      <w:r>
+        <w:rPr>
+          <w:rFonts w:ascii="Times New Roman" w:hAnsi="Times New Roman" w:eastAsia="Times New Roman" w:cs="Times New Roman"/>
+          <w:color w:val="000000"/>
+          <w:u w:val="none"/>
+        </w:rPr>
+        <w:t xml:space="preserve">: скопируйте и сохраните его для входа после выхода. Общих логинов и пароля нет, письмо не отправляется. Полный порядок — в </w:t>
       </w:r>
       <w:hyperlink w:anchor="doc_60" w:history="1">
         <w:r>
@@ -15485,7 +16858,7 @@
             <w:color w:val="000000"/>
             <w:u w:val="none"/>
           </w:rPr>
-          <w:t xml:space="preserve">порядке сдачи</w:t>
+          <w:t xml:space="preserve">документе 60</w:t>
         </w:r>
       </w:hyperlink>
       <w:r>
@@ -15494,7 +16867,65 @@
           <w:color w:val="000000"/>
           <w:u w:val="none"/>
         </w:rPr>
-        <w:t>. Отдельная передача данных входа не нужна. Видео и самостоятельный локальный запуск остаются резервом; пароли NAS, VPS и базы данных для проверки не требуются.</w:t>
+        <w:t>. Видео и самостоятельный локальный запуск остаются резервом; пароли NAS, VPS и базы данных для проверки не требуются.</w:t>
+      </w:r>
+    </w:p>
+    <w:p>
+      <w:r>
+        <w:rPr>
+          <w:rFonts w:ascii="Times New Roman" w:hAnsi="Times New Roman" w:eastAsia="Times New Roman" w:cs="Times New Roman"/>
+          <w:color w:val="000000"/>
+          <w:u w:val="none"/>
+        </w:rPr>
+        <w:t>Индивидуальный v3 уже активирован: внешний TLS health подтверждает 200/</w:t>
+      </w:r>
+      <w:r>
+        <w:rPr>
+          <w:rFonts w:ascii="Times New Roman" w:hAnsi="Times New Roman" w:eastAsia="Times New Roman" w:cs="Times New Roman"/>
+          <w:color w:val="000000"/>
+          <w:u w:val="none"/>
+        </w:rPr>
+        <w:t>ok</w:t>
+      </w:r>
+      <w:r>
+        <w:rPr>
+          <w:rFonts w:ascii="Times New Roman" w:hAnsi="Times New Roman" w:eastAsia="Times New Roman" w:cs="Times New Roman"/>
+          <w:color w:val="000000"/>
+          <w:u w:val="none"/>
+        </w:rPr>
+        <w:t xml:space="preserve">, </w:t>
+      </w:r>
+      <w:r>
+        <w:rPr>
+          <w:rFonts w:ascii="Times New Roman" w:hAnsi="Times New Roman" w:eastAsia="Times New Roman" w:cs="Times New Roman"/>
+          <w:color w:val="000000"/>
+          <w:u w:val="none"/>
+        </w:rPr>
+        <w:t>jury-demo</w:t>
+      </w:r>
+      <w:r>
+        <w:rPr>
+          <w:rFonts w:ascii="Times New Roman" w:hAnsi="Times New Roman" w:eastAsia="Times New Roman" w:cs="Times New Roman"/>
+          <w:color w:val="000000"/>
+          <w:u w:val="none"/>
+        </w:rPr>
+        <w:t xml:space="preserve"> и </w:t>
+      </w:r>
+      <w:r>
+        <w:rPr>
+          <w:rFonts w:ascii="Times New Roman" w:hAnsi="Times New Roman" w:eastAsia="Times New Roman" w:cs="Times New Roman"/>
+          <w:color w:val="000000"/>
+          <w:u w:val="none"/>
+        </w:rPr>
+        <w:t>auth_mode=individual</w:t>
+      </w:r>
+      <w:r>
+        <w:rPr>
+          <w:rFonts w:ascii="Times New Roman" w:hAnsi="Times New Roman" w:eastAsia="Times New Roman" w:cs="Times New Roman"/>
+          <w:color w:val="000000"/>
+          <w:u w:val="none"/>
+        </w:rPr>
+        <w:t>. Публикация тега и итоговый протокол ещё готовятся; выбранный PostgreSQL-набор прошёл 76/76, live browser — шесть потоков двух ролей в трёх движках, негативный HTTPS-набор — 10/10.</w:t>
       </w:r>
     </w:p>
     <w:p>
@@ -15591,7 +17022,7 @@
         </w:rPr>
         <w:t xml:space="preserve">• </w:t>
       </w:r>
-      <w:hyperlink r:id="rId68">
+      <w:hyperlink r:id="rId74">
         <w:r>
           <w:rPr>
             <w:rFonts w:ascii="Times New Roman" w:hAnsi="Times New Roman" w:eastAsia="Times New Roman" w:cs="Times New Roman"/>
@@ -15624,7 +17055,7 @@
         </w:rPr>
         <w:t xml:space="preserve">• </w:t>
       </w:r>
-      <w:hyperlink r:id="rId69">
+      <w:hyperlink r:id="rId75">
         <w:r>
           <w:rPr>
             <w:rFonts w:ascii="Times New Roman" w:hAnsi="Times New Roman" w:eastAsia="Times New Roman" w:cs="Times New Roman"/>
@@ -15657,7 +17088,7 @@
         </w:rPr>
         <w:t xml:space="preserve">• </w:t>
       </w:r>
-      <w:hyperlink r:id="rId70">
+      <w:hyperlink r:id="rId76">
         <w:r>
           <w:rPr>
             <w:rFonts w:ascii="Times New Roman" w:hAnsi="Times New Roman" w:eastAsia="Times New Roman" w:cs="Times New Roman"/>

--- a/docs/delivery/gost/documentation.docx
+++ b/docs/delivery/gost/documentation.docx
@@ -10265,7 +10265,7 @@
           <w:color w:val="000000"/>
           <w:u w:val="none"/>
         </w:rPr>
-        <w:t xml:space="preserve">Владелец предоставил PDF «fsp-lct-2026-IZMENENIA» и поручил перенести сведения о своей команде в конкурсную презентацию. Логотип «Студия 37» и четыре портрета взяты из этого файла; имена и роли не изменены. Телефоны и личные Telegram исключены из публичного PPTX, оригинальный PDF хранится вне Git. Происхождение и SHA-256 зафиксированы в </w:t>
+        <w:t xml:space="preserve">Владелец предоставил PDF «fsp-lct-2026-IZMENENIA» и поручил перенести сведения о своей команде в конкурсную презентацию. Логотип «Студия 37» и четыре портрета взяты из этого файла; имена и роли не изменены. Телефоны и Telegram перенесены в публичный PPTX. 11 октября 2026 года владелец подтвердил, что участники согласны на публикацию всех предоставленных сведений и контактов. Оригинальный PDF хранится вне Git. Происхождение и SHA-256 зафиксированы в </w:t>
       </w:r>
       <w:hyperlink r:id="rId53">
         <w:r>
@@ -10893,15 +10893,15 @@
           <w:color w:val="000000"/>
           <w:u w:val="none"/>
         </w:rPr>
-        <w:t xml:space="preserve">PPTX уточнён по предоставленному 16-страничному PDF: в слайды 1–4 добавлены подтверждённые сведения о команде, имена, роли и фотографии без телефонов и Telegram; слайды 11 и 16 обновлены для v3. Остальные продуктовые слайды сохранены. Общий исходный PPTX не объявляется подтверждённым официальным шаблоном ЛЦТ 2026. SHA-256 файла — </w:t>
-      </w:r>
-      <w:r>
-        <w:rPr>
-          <w:rFonts w:ascii="Times New Roman" w:hAnsi="Times New Roman" w:eastAsia="Times New Roman" w:cs="Times New Roman"/>
-          <w:color w:val="000000"/>
-          <w:u w:val="none"/>
-        </w:rPr>
-        <w:t>736b021a6632fae1da4b6cf7aa1d6eab8412f486b6fd73d77fe036a35d09c9aa</w:t>
+        <w:t xml:space="preserve">PPTX уточнён по предоставленному 16-страничному PDF: в слайды 1–4 добавлены подтверждённые сведения о команде, имена, роли, фотографии, телефоны и Telegram с подтверждённого владельцем согласия участников; слайды 11 и 16 обновлены для v3. Остальные продуктовые слайды сохранены. Общий исходный PPTX не объявляется подтверждённым официальным шаблоном ЛЦТ 2026. SHA-256 файла — </w:t>
+      </w:r>
+      <w:r>
+        <w:rPr>
+          <w:rFonts w:ascii="Times New Roman" w:hAnsi="Times New Roman" w:eastAsia="Times New Roman" w:cs="Times New Roman"/>
+          <w:color w:val="000000"/>
+          <w:u w:val="none"/>
+        </w:rPr>
+        <w:t>d7ac4047bf7911eca25ca1cc31669f189f3ea981f320e31b4464c1c7bbf33982</w:t>
       </w:r>
       <w:r>
         <w:rPr>
